--- a/arb/docx/33.content.docx
+++ b/arb/docx/33.content.docx
@@ -32,23 +32,6 @@
     </w:p>
     <w:p>
       <w:pPr>
-        <w:pStyle w:val="Heading2"/>
-        <w:bidi/>
-      </w:pPr>
-      <w:r>
-        <w:rPr>
-          <w:lang w:val="ar_AE" w:bidi="ar_AE"/>
-        </w:rPr>
-        <w:t>License Information</w:t>
-      </w:r>
-      <w:r>
-        <w:rPr>
-          <w:lang w:val="ar_AE" w:bidi="ar_AE"/>
-        </w:rPr>
-      </w:r>
-    </w:p>
-    <w:p>
-      <w:pPr>
         <w:bidi/>
       </w:pPr>
       <w:r>
@@ -67,13 +50,7 @@
         <w:rPr>
           <w:lang w:val="ar_AE" w:bidi="ar_AE"/>
         </w:rPr>
-        <w:t xml:space="preserve"> (Arabic) is based on</w:t>
-      </w:r>
-      <w:r>
-        <w:rPr>
-          <w:lang w:val="ar_AE" w:bidi="ar_AE"/>
-        </w:rPr>
-        <w:t xml:space="preserve">: </w:t>
+        <w:t xml:space="preserve"> (Arabic) is based on: </w:t>
       </w:r>
       <w:r>
         <w:rPr>
@@ -200,21 +177,6 @@
         <w:pStyle w:val="Heading2"/>
         <w:bidi/>
       </w:pPr>
-      <w:r>
-        <w:rPr>
-          <w:lang w:val="ar_AE" w:bidi="ar_AE"/>
-        </w:rPr>
-      </w:r>
-    </w:p>
-    <w:p>
-      <w:pPr>
-        <w:bidi/>
-      </w:pPr>
-      <w:r>
-        <w:rPr>
-          <w:lang w:val="ar_AE" w:bidi="ar_AE"/>
-        </w:rPr>
-      </w:r>
       <w:r>
         <w:rPr>
           <w:lang w:val="ar_AE" w:bidi="ar_AE"/>

--- a/arb/docx/33.content.docx
+++ b/arb/docx/33.content.docx
@@ -9,6 +9,8 @@
       </w:pPr>
       <w:r>
         <w:rPr>
+          <w:rtl/>
+          <w:cs/>
           <w:lang w:val="ar_AE" w:bidi="ar_AE"/>
         </w:rPr>
       </w:r>
@@ -20,53 +22,53 @@
       </w:pPr>
       <w:r>
         <w:rPr>
+          <w:rtl/>
+          <w:cs/>
           <w:lang w:val="ar_AE" w:bidi="ar_AE"/>
         </w:rPr>
         <w:t>Resource: Arabic Van Dyck Bible</w:t>
       </w:r>
       <w:r>
         <w:rPr>
-          <w:lang w:val="ar_AE" w:bidi="ar_AE"/>
-        </w:rPr>
-      </w:r>
-    </w:p>
-    <w:p>
-      <w:pPr>
-        <w:bidi/>
-      </w:pPr>
-      <w:r>
-        <w:rPr>
+          <w:rtl/>
+          <w:cs/>
+          <w:lang w:val="ar_AE" w:bidi="ar_AE"/>
+        </w:rPr>
+      </w:r>
+    </w:p>
+    <w:p>
+      <w:pPr>
+        <w:bidi/>
+      </w:pPr>
+      <w:r>
+        <w:rPr>
+          <w:rtl/>
+          <w:cs/>
           <w:lang w:val="ar_AE" w:bidi="ar_AE"/>
         </w:rPr>
       </w:r>
       <w:r>
         <w:rPr>
           <w:b/>
+          <w:rtl/>
+          <w:cs/>
           <w:lang w:val="ar_AE" w:bidi="ar_AE"/>
         </w:rPr>
         <w:t>Arabic Van Dyck Bible</w:t>
       </w:r>
       <w:r>
         <w:rPr>
-          <w:lang w:val="ar_AE" w:bidi="ar_AE"/>
-        </w:rPr>
-        <w:t xml:space="preserve"> (Arabic) is based on: </w:t>
-      </w:r>
-      <w:r>
-        <w:rPr>
-          <w:lang w:val="ar_AE" w:bidi="ar_AE"/>
-        </w:rPr>
-        <w:t>Van Dyck Bible</w:t>
-      </w:r>
-      <w:r>
-        <w:rPr>
-          <w:lang w:val="ar_AE" w:bidi="ar_AE"/>
-        </w:rPr>
-        <w:t xml:space="preserve">, </w:t>
+          <w:rtl/>
+          <w:cs/>
+          <w:lang w:val="ar_AE" w:bidi="ar_AE"/>
+        </w:rPr>
+        <w:t xml:space="preserve"> © </w:t>
       </w:r>
       <w:hyperlink r:id="rId13">
         <w:r>
           <w:rPr>
+            <w:rtl/>
+            <w:cs/>
             <w:lang w:val="ar_AE" w:bidi="ar_AE"/>
           </w:rPr>
           <w:rPr>
@@ -78,13 +80,17 @@
       </w:hyperlink>
       <w:r>
         <w:rPr>
-          <w:lang w:val="ar_AE" w:bidi="ar_AE"/>
-        </w:rPr>
-        <w:t xml:space="preserve">, None, which is licensed under a </w:t>
+          <w:rtl/>
+          <w:cs/>
+          <w:lang w:val="ar_AE" w:bidi="ar_AE"/>
+        </w:rPr>
+        <w:t xml:space="preserve">, licensed under a </w:t>
       </w:r>
       <w:hyperlink r:id="rId14">
         <w:r>
           <w:rPr>
+            <w:rtl/>
+            <w:cs/>
             <w:lang w:val="ar_AE" w:bidi="ar_AE"/>
           </w:rPr>
           <w:rPr>
@@ -96,38 +102,23 @@
       </w:hyperlink>
       <w:r>
         <w:rPr>
+          <w:rtl/>
+          <w:cs/>
           <w:lang w:val="ar_AE" w:bidi="ar_AE"/>
         </w:rPr>
         <w:t>.</w:t>
       </w:r>
       <w:r>
         <w:rPr>
-          <w:lang w:val="ar_AE" w:bidi="ar_AE"/>
-        </w:rPr>
-      </w:r>
-    </w:p>
-    <w:p>
-      <w:pPr>
-        <w:bidi/>
-      </w:pPr>
-      <w:r>
-        <w:rPr>
-          <w:lang w:val="ar_AE" w:bidi="ar_AE"/>
-        </w:rPr>
-      </w:r>
-      <w:r>
-        <w:rPr>
-          <w:lang w:val="ar_AE" w:bidi="ar_AE"/>
-        </w:rPr>
-        <w:t>This PDF version is provided under the same license.</w:t>
-      </w:r>
-      <w:r>
-        <w:rPr>
-          <w:lang w:val="ar_AE" w:bidi="ar_AE"/>
-        </w:rPr>
-      </w:r>
-      <w:r>
-        <w:rPr>
+          <w:rtl/>
+          <w:cs/>
+          <w:lang w:val="ar_AE" w:bidi="ar_AE"/>
+        </w:rPr>
+      </w:r>
+      <w:r>
+        <w:rPr>
+          <w:rtl/>
+          <w:cs/>
           <w:lang w:val="ar_AE" w:bidi="ar_AE"/>
         </w:rPr>
       </w:r>
@@ -139,6 +130,8 @@
       </w:pPr>
       <w:r>
         <w:rPr>
+          <w:rtl/>
+          <w:cs/>
           <w:lang w:val="ar_AE" w:bidi="ar_AE"/>
         </w:rPr>
         <w:t>Arabic Van Dyck Bible</w:t>
@@ -168,6 +161,8 @@
       </w:pPr>
       <w:r>
         <w:rPr>
+          <w:rtl/>
+          <w:cs/>
           <w:lang w:val="ar_AE" w:bidi="ar_AE"/>
         </w:rPr>
       </w:r>
@@ -179,32 +174,42 @@
       </w:pPr>
       <w:r>
         <w:rPr>
-          <w:lang w:val="ar_AE" w:bidi="ar_AE"/>
-        </w:rPr>
-      </w:r>
-    </w:p>
-    <w:p>
-      <w:pPr>
-        <w:bidi/>
-      </w:pPr>
-      <w:r>
-        <w:rPr>
-          <w:lang w:val="ar_AE" w:bidi="ar_AE"/>
-        </w:rPr>
-      </w:r>
-      <w:r>
-        <w:rPr>
+          <w:rtl/>
+          <w:cs/>
+          <w:lang w:val="ar_AE" w:bidi="ar_AE"/>
+        </w:rPr>
+      </w:r>
+    </w:p>
+    <w:p>
+      <w:pPr>
+        <w:bidi/>
+      </w:pPr>
+      <w:r>
+        <w:rPr>
+          <w:rtl/>
+          <w:cs/>
+          <w:lang w:val="ar_AE" w:bidi="ar_AE"/>
+        </w:rPr>
+      </w:r>
+      <w:r>
+        <w:rPr>
+          <w:rtl/>
+          <w:cs/>
           <w:lang w:val="ar_AE" w:bidi="ar_AE"/>
         </w:rPr>
         <w:t xml:space="preserve"> </w:t>
       </w:r>
       <w:r>
         <w:rPr>
-          <w:lang w:val="ar_AE" w:bidi="ar_AE"/>
-        </w:rPr>
-      </w:r>
-      <w:r>
-        <w:rPr>
+          <w:rtl/>
+          <w:cs/>
+          <w:lang w:val="ar_AE" w:bidi="ar_AE"/>
+        </w:rPr>
+      </w:r>
+      <w:r>
+        <w:rPr>
+          <w:rtl/>
+          <w:cs/>
           <w:lang w:val="ar_AE" w:bidi="ar_AE"/>
         </w:rPr>
       </w:r>
@@ -226,718 +231,488 @@
     </w:p>
     <w:p>
       <w:pPr>
-        <w:bidi/>
-      </w:pPr>
-      <w:r>
-        <w:rPr>
-          <w:lang w:val="ar_AE" w:bidi="ar_AE"/>
-        </w:rPr>
-      </w:r>
-    </w:p>
-    <w:p>
-      <w:pPr>
         <w:pStyle w:val="Heading2"/>
         <w:bidi/>
       </w:pPr>
       <w:r>
         <w:rPr>
+          <w:rtl/>
+          <w:cs/>
           <w:lang w:val="ar_AE" w:bidi="ar_AE"/>
         </w:rPr>
         <w:t>Micah 1:1</w:t>
       </w:r>
       <w:r>
         <w:rPr>
-          <w:lang w:val="ar_AE" w:bidi="ar_AE"/>
-        </w:rPr>
-      </w:r>
-    </w:p>
-    <w:p>
-      <w:pPr>
-        <w:bidi/>
-      </w:pPr>
-      <w:r>
-        <w:rPr>
-          <w:lang w:val="ar_AE" w:bidi="ar_AE"/>
-        </w:rPr>
-      </w:r>
-      <w:r>
-        <w:rPr>
-          <w:vertAlign w:val="superscript"/>
+          <w:rtl/>
+          <w:cs/>
+          <w:lang w:val="ar_AE" w:bidi="ar_AE"/>
+        </w:rPr>
+      </w:r>
+    </w:p>
+    <w:p>
+      <w:pPr>
+        <w:bidi/>
+      </w:pPr>
+      <w:r>
+        <w:rPr>
+          <w:rtl/>
+          <w:cs/>
+          <w:lang w:val="ar_AE" w:bidi="ar_AE"/>
+        </w:rPr>
+      </w:r>
+      <w:r>
+        <w:rPr>
+          <w:vertAlign w:val="superscript"/>
+          <w:rtl/>
+          <w:cs/>
           <w:lang w:val="ar_AE" w:bidi="ar_AE"/>
         </w:rPr>
         <w:t>1</w:t>
       </w:r>
       <w:r>
         <w:rPr>
+          <w:rtl/>
+          <w:cs/>
           <w:lang w:val="ar_AE" w:bidi="ar_AE"/>
         </w:rPr>
         <w:t xml:space="preserve"> قَوْلُ ٱلرَّبِّ ٱلَّذِي صَارَ إِلَى مِيخَا ٱلْمُورَشْتِيِّ فِي أَيَّامِ يُوثَامَ وَآحَازَ وَحَزَقِيَّا مُلُوكِ يَهُوذَا، ٱلَّذِي رَآهُ عَلَى ٱلسَّامِرَةِ وَأُورُشَلِيمَ:</w:t>
       </w:r>
-      <w:r>
-        <w:rPr>
-          <w:lang w:val="ar_AE" w:bidi="ar_AE"/>
-        </w:rPr>
-      </w:r>
-      <w:r>
-        <w:rPr>
-          <w:lang w:val="ar_AE" w:bidi="ar_AE"/>
-        </w:rPr>
-      </w:r>
-    </w:p>
-    <w:p>
-      <w:pPr>
-        <w:bidi/>
-      </w:pPr>
-      <w:r>
-        <w:rPr>
-          <w:lang w:val="ar_AE" w:bidi="ar_AE"/>
-        </w:rPr>
-      </w:r>
-    </w:p>
-    <w:p>
-      <w:pPr>
-        <w:bidi/>
-      </w:pPr>
-      <w:r>
-        <w:rPr>
-          <w:lang w:val="ar_AE" w:bidi="ar_AE"/>
-        </w:rPr>
-      </w:r>
-      <w:r>
-        <w:rPr>
-          <w:vertAlign w:val="superscript"/>
+    </w:p>
+    <w:p>
+      <w:pPr>
+        <w:bidi/>
+      </w:pPr>
+      <w:r>
+        <w:rPr>
+          <w:rtl/>
+          <w:cs/>
+          <w:lang w:val="ar_AE" w:bidi="ar_AE"/>
+        </w:rPr>
+      </w:r>
+      <w:r>
+        <w:rPr>
+          <w:vertAlign w:val="superscript"/>
+          <w:rtl/>
+          <w:cs/>
           <w:lang w:val="ar_AE" w:bidi="ar_AE"/>
         </w:rPr>
         <w:t>2</w:t>
       </w:r>
       <w:r>
         <w:rPr>
+          <w:rtl/>
+          <w:cs/>
           <w:lang w:val="ar_AE" w:bidi="ar_AE"/>
         </w:rPr>
         <w:t xml:space="preserve"> اِسْمَعُوا أَيُّهَا ٱلشُّعُوبُ جَمِيعُكُمْ. أَصْغِي أَيَّتُهَا ٱلْأَرْضُ وَمِلْؤُهَا. وَلْيَكُنِ ٱلسَّيِّدُ ٱلرَّبُّ شَاهِدًا عَلَيْكُمُ، ٱلسَّيِّدُ مِنْ هَيْكَلِ قُدْسِهِ.</w:t>
       </w:r>
-      <w:r>
-        <w:rPr>
-          <w:lang w:val="ar_AE" w:bidi="ar_AE"/>
-        </w:rPr>
-      </w:r>
-      <w:r>
-        <w:rPr>
-          <w:lang w:val="ar_AE" w:bidi="ar_AE"/>
-        </w:rPr>
-      </w:r>
-    </w:p>
-    <w:p>
-      <w:pPr>
-        <w:bidi/>
-      </w:pPr>
-      <w:r>
-        <w:rPr>
-          <w:lang w:val="ar_AE" w:bidi="ar_AE"/>
-        </w:rPr>
-      </w:r>
-    </w:p>
-    <w:p>
-      <w:pPr>
-        <w:bidi/>
-      </w:pPr>
-      <w:r>
-        <w:rPr>
-          <w:lang w:val="ar_AE" w:bidi="ar_AE"/>
-        </w:rPr>
-      </w:r>
-      <w:r>
-        <w:rPr>
-          <w:vertAlign w:val="superscript"/>
+    </w:p>
+    <w:p>
+      <w:pPr>
+        <w:bidi/>
+      </w:pPr>
+      <w:r>
+        <w:rPr>
+          <w:rtl/>
+          <w:cs/>
+          <w:lang w:val="ar_AE" w:bidi="ar_AE"/>
+        </w:rPr>
+      </w:r>
+      <w:r>
+        <w:rPr>
+          <w:vertAlign w:val="superscript"/>
+          <w:rtl/>
+          <w:cs/>
           <w:lang w:val="ar_AE" w:bidi="ar_AE"/>
         </w:rPr>
         <w:t>3</w:t>
       </w:r>
       <w:r>
         <w:rPr>
+          <w:rtl/>
+          <w:cs/>
           <w:lang w:val="ar_AE" w:bidi="ar_AE"/>
         </w:rPr>
         <w:t xml:space="preserve"> فَإِنَّهُ هُوَذَا ٱلرَّبُّ يَخْرُجُ مِنْ مَكَانِهِ وَيَنْزِلُ وَيَمْشِي عَلَى شَوَامِخِ ٱلْأَرْضِ،</w:t>
       </w:r>
-      <w:r>
-        <w:rPr>
-          <w:lang w:val="ar_AE" w:bidi="ar_AE"/>
-        </w:rPr>
-      </w:r>
-      <w:r>
-        <w:rPr>
-          <w:lang w:val="ar_AE" w:bidi="ar_AE"/>
-        </w:rPr>
-      </w:r>
-    </w:p>
-    <w:p>
-      <w:pPr>
-        <w:bidi/>
-      </w:pPr>
-      <w:r>
-        <w:rPr>
-          <w:lang w:val="ar_AE" w:bidi="ar_AE"/>
-        </w:rPr>
-      </w:r>
-    </w:p>
-    <w:p>
-      <w:pPr>
-        <w:bidi/>
-      </w:pPr>
-      <w:r>
-        <w:rPr>
-          <w:lang w:val="ar_AE" w:bidi="ar_AE"/>
-        </w:rPr>
-      </w:r>
-      <w:r>
-        <w:rPr>
-          <w:vertAlign w:val="superscript"/>
+    </w:p>
+    <w:p>
+      <w:pPr>
+        <w:bidi/>
+      </w:pPr>
+      <w:r>
+        <w:rPr>
+          <w:rtl/>
+          <w:cs/>
+          <w:lang w:val="ar_AE" w:bidi="ar_AE"/>
+        </w:rPr>
+      </w:r>
+      <w:r>
+        <w:rPr>
+          <w:vertAlign w:val="superscript"/>
+          <w:rtl/>
+          <w:cs/>
           <w:lang w:val="ar_AE" w:bidi="ar_AE"/>
         </w:rPr>
         <w:t>4</w:t>
       </w:r>
       <w:r>
         <w:rPr>
+          <w:rtl/>
+          <w:cs/>
           <w:lang w:val="ar_AE" w:bidi="ar_AE"/>
         </w:rPr>
         <w:t xml:space="preserve"> فَتَذُوبُ ٱلْجِبَالُ تَحْتَهُ، وَتَنْشَقُّ ٱلْوِدْيَانُ كَٱلشَّمْعِ قُدَّامَ ٱلنَّارِ. كَٱلْمَاءِ ٱلْمُنْصَبِّ فِي مُنْحَدَرٍ.</w:t>
       </w:r>
-      <w:r>
-        <w:rPr>
-          <w:lang w:val="ar_AE" w:bidi="ar_AE"/>
-        </w:rPr>
-      </w:r>
-      <w:r>
-        <w:rPr>
-          <w:lang w:val="ar_AE" w:bidi="ar_AE"/>
-        </w:rPr>
-      </w:r>
-    </w:p>
-    <w:p>
-      <w:pPr>
-        <w:bidi/>
-      </w:pPr>
-      <w:r>
-        <w:rPr>
-          <w:lang w:val="ar_AE" w:bidi="ar_AE"/>
-        </w:rPr>
-      </w:r>
-    </w:p>
-    <w:p>
-      <w:pPr>
-        <w:bidi/>
-      </w:pPr>
-      <w:r>
-        <w:rPr>
-          <w:lang w:val="ar_AE" w:bidi="ar_AE"/>
-        </w:rPr>
-      </w:r>
-      <w:r>
-        <w:rPr>
-          <w:vertAlign w:val="superscript"/>
+    </w:p>
+    <w:p>
+      <w:pPr>
+        <w:bidi/>
+      </w:pPr>
+      <w:r>
+        <w:rPr>
+          <w:rtl/>
+          <w:cs/>
+          <w:lang w:val="ar_AE" w:bidi="ar_AE"/>
+        </w:rPr>
+      </w:r>
+      <w:r>
+        <w:rPr>
+          <w:vertAlign w:val="superscript"/>
+          <w:rtl/>
+          <w:cs/>
           <w:lang w:val="ar_AE" w:bidi="ar_AE"/>
         </w:rPr>
         <w:t>5</w:t>
       </w:r>
       <w:r>
         <w:rPr>
+          <w:rtl/>
+          <w:cs/>
           <w:lang w:val="ar_AE" w:bidi="ar_AE"/>
         </w:rPr>
         <w:t xml:space="preserve"> كُلُّ هَذَا مِنْ أَجْلِ إِثْمِ يَعْقُوبَ، وَمِنْ أَجْلِ خَطِيَّةِ بَيْتِ إِسْرَائِيلَ. مَا هُوَ ذَنْبُ يَعْقُوبَ؟ أَلَيْسَ هُوَ ٱلسَّامِرَةَ؟ وَمَا هِيَ مُرْتَفَعَاتُ يَهُوذَا؟ أَلَيْسَتْ هِيَ أُورُشَلِيمَ؟</w:t>
       </w:r>
-      <w:r>
-        <w:rPr>
-          <w:lang w:val="ar_AE" w:bidi="ar_AE"/>
-        </w:rPr>
-      </w:r>
-      <w:r>
-        <w:rPr>
-          <w:lang w:val="ar_AE" w:bidi="ar_AE"/>
-        </w:rPr>
-      </w:r>
-    </w:p>
-    <w:p>
-      <w:pPr>
-        <w:bidi/>
-      </w:pPr>
-      <w:r>
-        <w:rPr>
-          <w:lang w:val="ar_AE" w:bidi="ar_AE"/>
-        </w:rPr>
-      </w:r>
-    </w:p>
-    <w:p>
-      <w:pPr>
-        <w:bidi/>
-      </w:pPr>
-      <w:r>
-        <w:rPr>
-          <w:lang w:val="ar_AE" w:bidi="ar_AE"/>
-        </w:rPr>
-      </w:r>
-      <w:r>
-        <w:rPr>
-          <w:vertAlign w:val="superscript"/>
+    </w:p>
+    <w:p>
+      <w:pPr>
+        <w:bidi/>
+      </w:pPr>
+      <w:r>
+        <w:rPr>
+          <w:rtl/>
+          <w:cs/>
+          <w:lang w:val="ar_AE" w:bidi="ar_AE"/>
+        </w:rPr>
+      </w:r>
+      <w:r>
+        <w:rPr>
+          <w:vertAlign w:val="superscript"/>
+          <w:rtl/>
+          <w:cs/>
           <w:lang w:val="ar_AE" w:bidi="ar_AE"/>
         </w:rPr>
         <w:t>6</w:t>
       </w:r>
       <w:r>
         <w:rPr>
+          <w:rtl/>
+          <w:cs/>
           <w:lang w:val="ar_AE" w:bidi="ar_AE"/>
         </w:rPr>
         <w:t xml:space="preserve"> «فَأَجْعَلُ ٱلسَّامِرَةَ خَرِبَةً فِي ٱلْبَرِّيَّةِ، مَغَارِسَ لِلْكُرُومِ، وَأُلْقِي حِجَارَتَهَا إِلَى ٱلْوَادِي، وَأَكْشِفُ أُسُسَهَا.</w:t>
       </w:r>
-      <w:r>
-        <w:rPr>
-          <w:lang w:val="ar_AE" w:bidi="ar_AE"/>
-        </w:rPr>
-      </w:r>
-      <w:r>
-        <w:rPr>
-          <w:lang w:val="ar_AE" w:bidi="ar_AE"/>
-        </w:rPr>
-      </w:r>
-    </w:p>
-    <w:p>
-      <w:pPr>
-        <w:bidi/>
-      </w:pPr>
-      <w:r>
-        <w:rPr>
-          <w:lang w:val="ar_AE" w:bidi="ar_AE"/>
-        </w:rPr>
-      </w:r>
-    </w:p>
-    <w:p>
-      <w:pPr>
-        <w:bidi/>
-      </w:pPr>
-      <w:r>
-        <w:rPr>
-          <w:lang w:val="ar_AE" w:bidi="ar_AE"/>
-        </w:rPr>
-      </w:r>
-      <w:r>
-        <w:rPr>
-          <w:vertAlign w:val="superscript"/>
+    </w:p>
+    <w:p>
+      <w:pPr>
+        <w:bidi/>
+      </w:pPr>
+      <w:r>
+        <w:rPr>
+          <w:rtl/>
+          <w:cs/>
+          <w:lang w:val="ar_AE" w:bidi="ar_AE"/>
+        </w:rPr>
+      </w:r>
+      <w:r>
+        <w:rPr>
+          <w:vertAlign w:val="superscript"/>
+          <w:rtl/>
+          <w:cs/>
           <w:lang w:val="ar_AE" w:bidi="ar_AE"/>
         </w:rPr>
         <w:t>7</w:t>
       </w:r>
       <w:r>
         <w:rPr>
+          <w:rtl/>
+          <w:cs/>
           <w:lang w:val="ar_AE" w:bidi="ar_AE"/>
         </w:rPr>
         <w:t xml:space="preserve"> وَجَمِيعُ تَمَاثِيلِهَا ٱلْمَنْحُوتَةِ تُحَطَّمُ، وَكُلُّ أَعْقَارِهَا تُحْرَقُ بِٱلنَّارِ، وَجَمِيعُ أَصْنَامِهَا أَجْعَلُهَا خَرَابًا، لِأَنَّهَا مِنْ عُقْرِ ٱلزَّانِيَةِ جَمَعَتْهَا وَإِلَى عُقْرِ ٱلزَّانِيَةِ تَعُودُ».</w:t>
       </w:r>
-      <w:r>
-        <w:rPr>
-          <w:lang w:val="ar_AE" w:bidi="ar_AE"/>
-        </w:rPr>
-      </w:r>
-      <w:r>
-        <w:rPr>
-          <w:lang w:val="ar_AE" w:bidi="ar_AE"/>
-        </w:rPr>
-      </w:r>
-    </w:p>
-    <w:p>
-      <w:pPr>
-        <w:bidi/>
-      </w:pPr>
-      <w:r>
-        <w:rPr>
-          <w:lang w:val="ar_AE" w:bidi="ar_AE"/>
-        </w:rPr>
-      </w:r>
-    </w:p>
-    <w:p>
-      <w:pPr>
-        <w:bidi/>
-      </w:pPr>
-      <w:r>
-        <w:rPr>
-          <w:lang w:val="ar_AE" w:bidi="ar_AE"/>
-        </w:rPr>
-      </w:r>
-      <w:r>
-        <w:rPr>
-          <w:vertAlign w:val="superscript"/>
+    </w:p>
+    <w:p>
+      <w:pPr>
+        <w:bidi/>
+      </w:pPr>
+      <w:r>
+        <w:rPr>
+          <w:rtl/>
+          <w:cs/>
+          <w:lang w:val="ar_AE" w:bidi="ar_AE"/>
+        </w:rPr>
+      </w:r>
+      <w:r>
+        <w:rPr>
+          <w:vertAlign w:val="superscript"/>
+          <w:rtl/>
+          <w:cs/>
           <w:lang w:val="ar_AE" w:bidi="ar_AE"/>
         </w:rPr>
         <w:t>8</w:t>
       </w:r>
       <w:r>
         <w:rPr>
+          <w:rtl/>
+          <w:cs/>
           <w:lang w:val="ar_AE" w:bidi="ar_AE"/>
         </w:rPr>
         <w:t xml:space="preserve"> مِنْ أَجْلِ ذَلِكَ أَنُوحُ وَأُوَلْوِلُ. أَمْشِي حَافِيًا وَعُرْيَانًا. أَصْنَعُ نَحِيبًا كَبَنَاتِ آوَى، وَنَوْحًا كَرِعَالِ ٱلنَّعَامِ.</w:t>
       </w:r>
-      <w:r>
-        <w:rPr>
-          <w:lang w:val="ar_AE" w:bidi="ar_AE"/>
-        </w:rPr>
-      </w:r>
-      <w:r>
-        <w:rPr>
-          <w:lang w:val="ar_AE" w:bidi="ar_AE"/>
-        </w:rPr>
-      </w:r>
-    </w:p>
-    <w:p>
-      <w:pPr>
-        <w:bidi/>
-      </w:pPr>
-      <w:r>
-        <w:rPr>
-          <w:lang w:val="ar_AE" w:bidi="ar_AE"/>
-        </w:rPr>
-      </w:r>
-    </w:p>
-    <w:p>
-      <w:pPr>
-        <w:bidi/>
-      </w:pPr>
-      <w:r>
-        <w:rPr>
-          <w:lang w:val="ar_AE" w:bidi="ar_AE"/>
-        </w:rPr>
-      </w:r>
-      <w:r>
-        <w:rPr>
-          <w:vertAlign w:val="superscript"/>
+    </w:p>
+    <w:p>
+      <w:pPr>
+        <w:bidi/>
+      </w:pPr>
+      <w:r>
+        <w:rPr>
+          <w:rtl/>
+          <w:cs/>
+          <w:lang w:val="ar_AE" w:bidi="ar_AE"/>
+        </w:rPr>
+      </w:r>
+      <w:r>
+        <w:rPr>
+          <w:vertAlign w:val="superscript"/>
+          <w:rtl/>
+          <w:cs/>
           <w:lang w:val="ar_AE" w:bidi="ar_AE"/>
         </w:rPr>
         <w:t>9</w:t>
       </w:r>
       <w:r>
         <w:rPr>
+          <w:rtl/>
+          <w:cs/>
           <w:lang w:val="ar_AE" w:bidi="ar_AE"/>
         </w:rPr>
         <w:t xml:space="preserve"> لِأَنَّ جِرَاحَاتِهَا عَدِيمَةُ ٱلشِّفَاءِ، لِأَنَّهَا قَدْ أَتَتْ إِلَى يَهُوذَا، وَصَلَتْ إِلَى بَابِ شَعْبِي إِلَى أُورُشَلِيمَ.</w:t>
       </w:r>
-      <w:r>
-        <w:rPr>
-          <w:lang w:val="ar_AE" w:bidi="ar_AE"/>
-        </w:rPr>
-      </w:r>
-      <w:r>
-        <w:rPr>
-          <w:lang w:val="ar_AE" w:bidi="ar_AE"/>
-        </w:rPr>
-      </w:r>
-    </w:p>
-    <w:p>
-      <w:pPr>
-        <w:bidi/>
-      </w:pPr>
-      <w:r>
-        <w:rPr>
-          <w:lang w:val="ar_AE" w:bidi="ar_AE"/>
-        </w:rPr>
-      </w:r>
-    </w:p>
-    <w:p>
-      <w:pPr>
-        <w:bidi/>
-      </w:pPr>
-      <w:r>
-        <w:rPr>
-          <w:lang w:val="ar_AE" w:bidi="ar_AE"/>
-        </w:rPr>
-      </w:r>
-      <w:r>
-        <w:rPr>
-          <w:vertAlign w:val="superscript"/>
+    </w:p>
+    <w:p>
+      <w:pPr>
+        <w:bidi/>
+      </w:pPr>
+      <w:r>
+        <w:rPr>
+          <w:rtl/>
+          <w:cs/>
+          <w:lang w:val="ar_AE" w:bidi="ar_AE"/>
+        </w:rPr>
+      </w:r>
+      <w:r>
+        <w:rPr>
+          <w:vertAlign w:val="superscript"/>
+          <w:rtl/>
+          <w:cs/>
           <w:lang w:val="ar_AE" w:bidi="ar_AE"/>
         </w:rPr>
         <w:t>10</w:t>
       </w:r>
       <w:r>
         <w:rPr>
+          <w:rtl/>
+          <w:cs/>
           <w:lang w:val="ar_AE" w:bidi="ar_AE"/>
         </w:rPr>
         <w:t xml:space="preserve"> لَا تُخْبِرُوا فِي جَتَّ، لَا تَبْكُوا فِي عَكَّاءَ. تَمَرَّغِي فِي ٱلتُّرَابِ فِي بَيْتِ عَفْرَةَ.</w:t>
       </w:r>
-      <w:r>
-        <w:rPr>
-          <w:lang w:val="ar_AE" w:bidi="ar_AE"/>
-        </w:rPr>
-      </w:r>
-      <w:r>
-        <w:rPr>
-          <w:lang w:val="ar_AE" w:bidi="ar_AE"/>
-        </w:rPr>
-      </w:r>
-    </w:p>
-    <w:p>
-      <w:pPr>
-        <w:bidi/>
-      </w:pPr>
-      <w:r>
-        <w:rPr>
-          <w:lang w:val="ar_AE" w:bidi="ar_AE"/>
-        </w:rPr>
-      </w:r>
-    </w:p>
-    <w:p>
-      <w:pPr>
-        <w:bidi/>
-      </w:pPr>
-      <w:r>
-        <w:rPr>
-          <w:lang w:val="ar_AE" w:bidi="ar_AE"/>
-        </w:rPr>
-      </w:r>
-      <w:r>
-        <w:rPr>
-          <w:vertAlign w:val="superscript"/>
+    </w:p>
+    <w:p>
+      <w:pPr>
+        <w:bidi/>
+      </w:pPr>
+      <w:r>
+        <w:rPr>
+          <w:rtl/>
+          <w:cs/>
+          <w:lang w:val="ar_AE" w:bidi="ar_AE"/>
+        </w:rPr>
+      </w:r>
+      <w:r>
+        <w:rPr>
+          <w:vertAlign w:val="superscript"/>
+          <w:rtl/>
+          <w:cs/>
           <w:lang w:val="ar_AE" w:bidi="ar_AE"/>
         </w:rPr>
         <w:t>11</w:t>
       </w:r>
       <w:r>
         <w:rPr>
+          <w:rtl/>
+          <w:cs/>
           <w:lang w:val="ar_AE" w:bidi="ar_AE"/>
         </w:rPr>
         <w:t xml:space="preserve"> اُعْبُرِي يَا سَاكِنَةَ شَافِيرَ عُرْيَانَةً وَخَجِلَةً. ٱلسَّاكِنَةُ فِي صَانَانَ لَا تَخْرُجُ. نَوْحُ بَيْتِ هَأَيْصِلَ يَأْخُذُ عِنْدَكُمْ مَقَامَهُ،</w:t>
       </w:r>
-      <w:r>
-        <w:rPr>
-          <w:lang w:val="ar_AE" w:bidi="ar_AE"/>
-        </w:rPr>
-      </w:r>
-      <w:r>
-        <w:rPr>
-          <w:lang w:val="ar_AE" w:bidi="ar_AE"/>
-        </w:rPr>
-      </w:r>
-    </w:p>
-    <w:p>
-      <w:pPr>
-        <w:bidi/>
-      </w:pPr>
-      <w:r>
-        <w:rPr>
-          <w:lang w:val="ar_AE" w:bidi="ar_AE"/>
-        </w:rPr>
-      </w:r>
-    </w:p>
-    <w:p>
-      <w:pPr>
-        <w:bidi/>
-      </w:pPr>
-      <w:r>
-        <w:rPr>
-          <w:lang w:val="ar_AE" w:bidi="ar_AE"/>
-        </w:rPr>
-      </w:r>
-      <w:r>
-        <w:rPr>
-          <w:vertAlign w:val="superscript"/>
+    </w:p>
+    <w:p>
+      <w:pPr>
+        <w:bidi/>
+      </w:pPr>
+      <w:r>
+        <w:rPr>
+          <w:rtl/>
+          <w:cs/>
+          <w:lang w:val="ar_AE" w:bidi="ar_AE"/>
+        </w:rPr>
+      </w:r>
+      <w:r>
+        <w:rPr>
+          <w:vertAlign w:val="superscript"/>
+          <w:rtl/>
+          <w:cs/>
           <w:lang w:val="ar_AE" w:bidi="ar_AE"/>
         </w:rPr>
         <w:t>12</w:t>
       </w:r>
       <w:r>
         <w:rPr>
+          <w:rtl/>
+          <w:cs/>
           <w:lang w:val="ar_AE" w:bidi="ar_AE"/>
         </w:rPr>
         <w:t xml:space="preserve"> لِأَنَّ ٱلسَّاكِنَةَ فِي مَارُوثَ ٱغْتَمَّتْ لِأَجْلِ خَيْرَاتِهَا، لِأَنَّ شَرًّا قَدْ نَزَلَ مِنْ عِنْدِ ٱلرَّبِّ إِلَى بَابِ أُورُشَلِيمَ.</w:t>
       </w:r>
-      <w:r>
-        <w:rPr>
-          <w:lang w:val="ar_AE" w:bidi="ar_AE"/>
-        </w:rPr>
-      </w:r>
-      <w:r>
-        <w:rPr>
-          <w:lang w:val="ar_AE" w:bidi="ar_AE"/>
-        </w:rPr>
-      </w:r>
-    </w:p>
-    <w:p>
-      <w:pPr>
-        <w:bidi/>
-      </w:pPr>
-      <w:r>
-        <w:rPr>
-          <w:lang w:val="ar_AE" w:bidi="ar_AE"/>
-        </w:rPr>
-      </w:r>
-    </w:p>
-    <w:p>
-      <w:pPr>
-        <w:bidi/>
-      </w:pPr>
-      <w:r>
-        <w:rPr>
-          <w:lang w:val="ar_AE" w:bidi="ar_AE"/>
-        </w:rPr>
-      </w:r>
-      <w:r>
-        <w:rPr>
-          <w:vertAlign w:val="superscript"/>
+    </w:p>
+    <w:p>
+      <w:pPr>
+        <w:bidi/>
+      </w:pPr>
+      <w:r>
+        <w:rPr>
+          <w:rtl/>
+          <w:cs/>
+          <w:lang w:val="ar_AE" w:bidi="ar_AE"/>
+        </w:rPr>
+      </w:r>
+      <w:r>
+        <w:rPr>
+          <w:vertAlign w:val="superscript"/>
+          <w:rtl/>
+          <w:cs/>
           <w:lang w:val="ar_AE" w:bidi="ar_AE"/>
         </w:rPr>
         <w:t>13</w:t>
       </w:r>
       <w:r>
         <w:rPr>
+          <w:rtl/>
+          <w:cs/>
           <w:lang w:val="ar_AE" w:bidi="ar_AE"/>
         </w:rPr>
         <w:t xml:space="preserve"> شُدِّي ٱلْمَرْكَبَةَ بِٱلْجَوَادِ يَا سَاكِنَةَ لَاخِيشَ، هِيَ أَوَّلُ خَطِيَّةٍ لِٱبْنَةِ صِهْيَوْنَ، لِأَنَّهُ فِيكِ وُجِدَتْ ذُنُوبُ إِسْرَائِيلَ.</w:t>
       </w:r>
-      <w:r>
-        <w:rPr>
-          <w:lang w:val="ar_AE" w:bidi="ar_AE"/>
-        </w:rPr>
-      </w:r>
-      <w:r>
-        <w:rPr>
-          <w:lang w:val="ar_AE" w:bidi="ar_AE"/>
-        </w:rPr>
-      </w:r>
-    </w:p>
-    <w:p>
-      <w:pPr>
-        <w:bidi/>
-      </w:pPr>
-      <w:r>
-        <w:rPr>
-          <w:lang w:val="ar_AE" w:bidi="ar_AE"/>
-        </w:rPr>
-      </w:r>
-    </w:p>
-    <w:p>
-      <w:pPr>
-        <w:bidi/>
-      </w:pPr>
-      <w:r>
-        <w:rPr>
-          <w:lang w:val="ar_AE" w:bidi="ar_AE"/>
-        </w:rPr>
-      </w:r>
-      <w:r>
-        <w:rPr>
-          <w:vertAlign w:val="superscript"/>
+    </w:p>
+    <w:p>
+      <w:pPr>
+        <w:bidi/>
+      </w:pPr>
+      <w:r>
+        <w:rPr>
+          <w:rtl/>
+          <w:cs/>
+          <w:lang w:val="ar_AE" w:bidi="ar_AE"/>
+        </w:rPr>
+      </w:r>
+      <w:r>
+        <w:rPr>
+          <w:vertAlign w:val="superscript"/>
+          <w:rtl/>
+          <w:cs/>
           <w:lang w:val="ar_AE" w:bidi="ar_AE"/>
         </w:rPr>
         <w:t>14</w:t>
       </w:r>
       <w:r>
         <w:rPr>
+          <w:rtl/>
+          <w:cs/>
           <w:lang w:val="ar_AE" w:bidi="ar_AE"/>
         </w:rPr>
         <w:t xml:space="preserve"> لِذَلِكَ تُعْطِينَ إِطْلَاقًا لِمُورَشَةِ جَتَّ. تَصِيرُ بُيُوتُ أَكْزِيبَ كَاذِبَةً لِمُلُوكِ إِسْرَائِيلَ.</w:t>
       </w:r>
-      <w:r>
-        <w:rPr>
-          <w:lang w:val="ar_AE" w:bidi="ar_AE"/>
-        </w:rPr>
-      </w:r>
-      <w:r>
-        <w:rPr>
-          <w:lang w:val="ar_AE" w:bidi="ar_AE"/>
-        </w:rPr>
-      </w:r>
-    </w:p>
-    <w:p>
-      <w:pPr>
-        <w:bidi/>
-      </w:pPr>
-      <w:r>
-        <w:rPr>
-          <w:lang w:val="ar_AE" w:bidi="ar_AE"/>
-        </w:rPr>
-      </w:r>
-    </w:p>
-    <w:p>
-      <w:pPr>
-        <w:bidi/>
-      </w:pPr>
-      <w:r>
-        <w:rPr>
-          <w:lang w:val="ar_AE" w:bidi="ar_AE"/>
-        </w:rPr>
-      </w:r>
-      <w:r>
-        <w:rPr>
-          <w:vertAlign w:val="superscript"/>
+    </w:p>
+    <w:p>
+      <w:pPr>
+        <w:bidi/>
+      </w:pPr>
+      <w:r>
+        <w:rPr>
+          <w:rtl/>
+          <w:cs/>
+          <w:lang w:val="ar_AE" w:bidi="ar_AE"/>
+        </w:rPr>
+      </w:r>
+      <w:r>
+        <w:rPr>
+          <w:vertAlign w:val="superscript"/>
+          <w:rtl/>
+          <w:cs/>
           <w:lang w:val="ar_AE" w:bidi="ar_AE"/>
         </w:rPr>
         <w:t>15</w:t>
       </w:r>
       <w:r>
         <w:rPr>
+          <w:rtl/>
+          <w:cs/>
           <w:lang w:val="ar_AE" w:bidi="ar_AE"/>
         </w:rPr>
         <w:t xml:space="preserve"> آتِي إِلَيْكِ أَيْضًا بِٱلْوَارِثِ يَا سَاكِنَةَ مَرِيشَةَ. يَأْتِي إِلَى عَدُلَّامَ مَجْدُ إِسْرَائِيلَ.</w:t>
       </w:r>
-      <w:r>
-        <w:rPr>
-          <w:lang w:val="ar_AE" w:bidi="ar_AE"/>
-        </w:rPr>
-      </w:r>
-      <w:r>
-        <w:rPr>
-          <w:lang w:val="ar_AE" w:bidi="ar_AE"/>
-        </w:rPr>
-      </w:r>
-    </w:p>
-    <w:p>
-      <w:pPr>
-        <w:bidi/>
-      </w:pPr>
-      <w:r>
-        <w:rPr>
-          <w:lang w:val="ar_AE" w:bidi="ar_AE"/>
-        </w:rPr>
-      </w:r>
-    </w:p>
-    <w:p>
-      <w:pPr>
-        <w:bidi/>
-      </w:pPr>
-      <w:r>
-        <w:rPr>
-          <w:lang w:val="ar_AE" w:bidi="ar_AE"/>
-        </w:rPr>
-      </w:r>
-      <w:r>
-        <w:rPr>
-          <w:vertAlign w:val="superscript"/>
+    </w:p>
+    <w:p>
+      <w:pPr>
+        <w:bidi/>
+      </w:pPr>
+      <w:r>
+        <w:rPr>
+          <w:rtl/>
+          <w:cs/>
+          <w:lang w:val="ar_AE" w:bidi="ar_AE"/>
+        </w:rPr>
+      </w:r>
+      <w:r>
+        <w:rPr>
+          <w:vertAlign w:val="superscript"/>
+          <w:rtl/>
+          <w:cs/>
           <w:lang w:val="ar_AE" w:bidi="ar_AE"/>
         </w:rPr>
         <w:t>16</w:t>
       </w:r>
       <w:r>
         <w:rPr>
+          <w:rtl/>
+          <w:cs/>
           <w:lang w:val="ar_AE" w:bidi="ar_AE"/>
         </w:rPr>
         <w:t xml:space="preserve"> كُونِي قَرْعَاءَ وَجُزِّي مِنْ أَجْلِ بَنِي تَنَعُّمِكِ. وَسِّعِي قَرْعَتَكِ كَٱلنَّسْرِ، لِأَنَّهُمْ قَدِ ٱنْتَفَوْا عَنْكِ.</w:t>
       </w:r>
-      <w:r>
-        <w:rPr>
-          <w:lang w:val="ar_AE" w:bidi="ar_AE"/>
-        </w:rPr>
-      </w:r>
-      <w:r>
-        <w:rPr>
-          <w:lang w:val="ar_AE" w:bidi="ar_AE"/>
-        </w:rPr>
-      </w:r>
-    </w:p>
-    <w:p>
-      <w:pPr>
-        <w:bidi/>
-      </w:pPr>
-      <w:r>
-        <w:rPr>
-          <w:lang w:val="ar_AE" w:bidi="ar_AE"/>
-        </w:rPr>
-      </w:r>
     </w:p>
     <w:p>
       <w:pPr>
@@ -946,574 +721,396 @@
       </w:pPr>
       <w:r>
         <w:rPr>
+          <w:rtl/>
+          <w:cs/>
           <w:lang w:val="ar_AE" w:bidi="ar_AE"/>
         </w:rPr>
         <w:t>Micah 2:1</w:t>
       </w:r>
       <w:r>
         <w:rPr>
-          <w:lang w:val="ar_AE" w:bidi="ar_AE"/>
-        </w:rPr>
-      </w:r>
-    </w:p>
-    <w:p>
-      <w:pPr>
-        <w:bidi/>
-      </w:pPr>
-      <w:r>
-        <w:rPr>
-          <w:lang w:val="ar_AE" w:bidi="ar_AE"/>
-        </w:rPr>
-      </w:r>
-      <w:r>
-        <w:rPr>
-          <w:vertAlign w:val="superscript"/>
+          <w:rtl/>
+          <w:cs/>
+          <w:lang w:val="ar_AE" w:bidi="ar_AE"/>
+        </w:rPr>
+      </w:r>
+    </w:p>
+    <w:p>
+      <w:pPr>
+        <w:bidi/>
+      </w:pPr>
+      <w:r>
+        <w:rPr>
+          <w:rtl/>
+          <w:cs/>
+          <w:lang w:val="ar_AE" w:bidi="ar_AE"/>
+        </w:rPr>
+      </w:r>
+      <w:r>
+        <w:rPr>
+          <w:vertAlign w:val="superscript"/>
+          <w:rtl/>
+          <w:cs/>
           <w:lang w:val="ar_AE" w:bidi="ar_AE"/>
         </w:rPr>
         <w:t>1</w:t>
       </w:r>
       <w:r>
         <w:rPr>
+          <w:rtl/>
+          <w:cs/>
           <w:lang w:val="ar_AE" w:bidi="ar_AE"/>
         </w:rPr>
         <w:t xml:space="preserve"> وَيْلٌ لِلْمُفْتَكِرِينَ بِٱلْبُطْلِ، وَٱلصَّانِعِينَ ٱلشَّرَّ عَلَى مَضَاجِعِهِمْ! فِي نُورِ ٱلصَّبَاحِ يَفْعَلُونَهُ لِأَنَّهُ فِي قُدْرَةِ يَدِهِمْ.</w:t>
       </w:r>
-      <w:r>
-        <w:rPr>
-          <w:lang w:val="ar_AE" w:bidi="ar_AE"/>
-        </w:rPr>
-      </w:r>
-      <w:r>
-        <w:rPr>
-          <w:lang w:val="ar_AE" w:bidi="ar_AE"/>
-        </w:rPr>
-      </w:r>
-    </w:p>
-    <w:p>
-      <w:pPr>
-        <w:bidi/>
-      </w:pPr>
-      <w:r>
-        <w:rPr>
-          <w:lang w:val="ar_AE" w:bidi="ar_AE"/>
-        </w:rPr>
-      </w:r>
-    </w:p>
-    <w:p>
-      <w:pPr>
-        <w:bidi/>
-      </w:pPr>
-      <w:r>
-        <w:rPr>
-          <w:lang w:val="ar_AE" w:bidi="ar_AE"/>
-        </w:rPr>
-      </w:r>
-      <w:r>
-        <w:rPr>
-          <w:vertAlign w:val="superscript"/>
+    </w:p>
+    <w:p>
+      <w:pPr>
+        <w:bidi/>
+      </w:pPr>
+      <w:r>
+        <w:rPr>
+          <w:rtl/>
+          <w:cs/>
+          <w:lang w:val="ar_AE" w:bidi="ar_AE"/>
+        </w:rPr>
+      </w:r>
+      <w:r>
+        <w:rPr>
+          <w:vertAlign w:val="superscript"/>
+          <w:rtl/>
+          <w:cs/>
           <w:lang w:val="ar_AE" w:bidi="ar_AE"/>
         </w:rPr>
         <w:t>2</w:t>
       </w:r>
       <w:r>
         <w:rPr>
+          <w:rtl/>
+          <w:cs/>
           <w:lang w:val="ar_AE" w:bidi="ar_AE"/>
         </w:rPr>
         <w:t xml:space="preserve"> فَإِنَّهُمْ يَشْتَهُونَ ٱلْحُقُولَ وَيَغْتَصِبُونَهَا، وَٱلْبُيُوتَ وَيَأْخُذُونَهَا، وَيَظْلِمُونَ ٱلرَّجُلَ وَبَيْتَهُ وَٱلْإِنْسَانَ وَمِيرَاثَهُ.</w:t>
       </w:r>
-      <w:r>
-        <w:rPr>
-          <w:lang w:val="ar_AE" w:bidi="ar_AE"/>
-        </w:rPr>
-      </w:r>
-      <w:r>
-        <w:rPr>
-          <w:lang w:val="ar_AE" w:bidi="ar_AE"/>
-        </w:rPr>
-      </w:r>
-    </w:p>
-    <w:p>
-      <w:pPr>
-        <w:bidi/>
-      </w:pPr>
-      <w:r>
-        <w:rPr>
-          <w:lang w:val="ar_AE" w:bidi="ar_AE"/>
-        </w:rPr>
-      </w:r>
-    </w:p>
-    <w:p>
-      <w:pPr>
-        <w:bidi/>
-      </w:pPr>
-      <w:r>
-        <w:rPr>
-          <w:lang w:val="ar_AE" w:bidi="ar_AE"/>
-        </w:rPr>
-      </w:r>
-      <w:r>
-        <w:rPr>
-          <w:vertAlign w:val="superscript"/>
+    </w:p>
+    <w:p>
+      <w:pPr>
+        <w:bidi/>
+      </w:pPr>
+      <w:r>
+        <w:rPr>
+          <w:rtl/>
+          <w:cs/>
+          <w:lang w:val="ar_AE" w:bidi="ar_AE"/>
+        </w:rPr>
+      </w:r>
+      <w:r>
+        <w:rPr>
+          <w:vertAlign w:val="superscript"/>
+          <w:rtl/>
+          <w:cs/>
           <w:lang w:val="ar_AE" w:bidi="ar_AE"/>
         </w:rPr>
         <w:t>3</w:t>
       </w:r>
       <w:r>
         <w:rPr>
+          <w:rtl/>
+          <w:cs/>
           <w:lang w:val="ar_AE" w:bidi="ar_AE"/>
         </w:rPr>
         <w:t xml:space="preserve"> لِذَلِكَ هَكَذَا قَالَ ٱلرَّبُّ: «هَأَنَذَا أَفْتَكِرُ عَلَى هَذِهِ ٱلْعَشِيرَةِ بِشَرٍّ لَا تُزِيلُونَ مِنْهُ أَعْنَاقَكُمْ، وَلَا تَسْلُكُونَ بِٱلتَّشَامُخِ لِأَنَّهُ زَمَانٌ رَدِيءٌ.</w:t>
       </w:r>
-      <w:r>
-        <w:rPr>
-          <w:lang w:val="ar_AE" w:bidi="ar_AE"/>
-        </w:rPr>
-      </w:r>
-      <w:r>
-        <w:rPr>
-          <w:lang w:val="ar_AE" w:bidi="ar_AE"/>
-        </w:rPr>
-      </w:r>
-    </w:p>
-    <w:p>
-      <w:pPr>
-        <w:bidi/>
-      </w:pPr>
-      <w:r>
-        <w:rPr>
-          <w:lang w:val="ar_AE" w:bidi="ar_AE"/>
-        </w:rPr>
-      </w:r>
-    </w:p>
-    <w:p>
-      <w:pPr>
-        <w:bidi/>
-      </w:pPr>
-      <w:r>
-        <w:rPr>
-          <w:lang w:val="ar_AE" w:bidi="ar_AE"/>
-        </w:rPr>
-      </w:r>
-      <w:r>
-        <w:rPr>
-          <w:vertAlign w:val="superscript"/>
+    </w:p>
+    <w:p>
+      <w:pPr>
+        <w:bidi/>
+      </w:pPr>
+      <w:r>
+        <w:rPr>
+          <w:rtl/>
+          <w:cs/>
+          <w:lang w:val="ar_AE" w:bidi="ar_AE"/>
+        </w:rPr>
+      </w:r>
+      <w:r>
+        <w:rPr>
+          <w:vertAlign w:val="superscript"/>
+          <w:rtl/>
+          <w:cs/>
           <w:lang w:val="ar_AE" w:bidi="ar_AE"/>
         </w:rPr>
         <w:t>4</w:t>
       </w:r>
       <w:r>
         <w:rPr>
+          <w:rtl/>
+          <w:cs/>
           <w:lang w:val="ar_AE" w:bidi="ar_AE"/>
         </w:rPr>
         <w:t xml:space="preserve"> «فِي ذَلِكَ ٱلْيَوْمِ يُنْطَقُ عَلَيْكُمْ بِهَجْوٍ وَيُرْثَى بِمَرْثَاةٍ، وَيُقَالُ: خَرِبْنَا خَرَابًا. بَدَلَ نَصِيبِ شَعْبِي. كَيْفَ يَنْزِعُهُ عَنِّي؟ يَقْسِمُ لِلْمُرْتَدِّ حُقُولَنَا».</w:t>
       </w:r>
-      <w:r>
-        <w:rPr>
-          <w:lang w:val="ar_AE" w:bidi="ar_AE"/>
-        </w:rPr>
-      </w:r>
-      <w:r>
-        <w:rPr>
-          <w:lang w:val="ar_AE" w:bidi="ar_AE"/>
-        </w:rPr>
-      </w:r>
-    </w:p>
-    <w:p>
-      <w:pPr>
-        <w:bidi/>
-      </w:pPr>
-      <w:r>
-        <w:rPr>
-          <w:lang w:val="ar_AE" w:bidi="ar_AE"/>
-        </w:rPr>
-      </w:r>
-    </w:p>
-    <w:p>
-      <w:pPr>
-        <w:bidi/>
-      </w:pPr>
-      <w:r>
-        <w:rPr>
-          <w:lang w:val="ar_AE" w:bidi="ar_AE"/>
-        </w:rPr>
-      </w:r>
-      <w:r>
-        <w:rPr>
-          <w:vertAlign w:val="superscript"/>
+    </w:p>
+    <w:p>
+      <w:pPr>
+        <w:bidi/>
+      </w:pPr>
+      <w:r>
+        <w:rPr>
+          <w:rtl/>
+          <w:cs/>
+          <w:lang w:val="ar_AE" w:bidi="ar_AE"/>
+        </w:rPr>
+      </w:r>
+      <w:r>
+        <w:rPr>
+          <w:vertAlign w:val="superscript"/>
+          <w:rtl/>
+          <w:cs/>
           <w:lang w:val="ar_AE" w:bidi="ar_AE"/>
         </w:rPr>
         <w:t>5</w:t>
       </w:r>
       <w:r>
         <w:rPr>
+          <w:rtl/>
+          <w:cs/>
           <w:lang w:val="ar_AE" w:bidi="ar_AE"/>
         </w:rPr>
         <w:t xml:space="preserve"> لِذَلِكَ لَا يَكُونُ لَكَ مَنْ يُلْقِي حَبْلًا فِي نَصِيبٍ بَيْنَ جَمَاعَةِ ٱلرَّبِّ.</w:t>
       </w:r>
-      <w:r>
-        <w:rPr>
-          <w:lang w:val="ar_AE" w:bidi="ar_AE"/>
-        </w:rPr>
-      </w:r>
-      <w:r>
-        <w:rPr>
-          <w:lang w:val="ar_AE" w:bidi="ar_AE"/>
-        </w:rPr>
-      </w:r>
-    </w:p>
-    <w:p>
-      <w:pPr>
-        <w:bidi/>
-      </w:pPr>
-      <w:r>
-        <w:rPr>
-          <w:lang w:val="ar_AE" w:bidi="ar_AE"/>
-        </w:rPr>
-      </w:r>
-    </w:p>
-    <w:p>
-      <w:pPr>
-        <w:bidi/>
-      </w:pPr>
-      <w:r>
-        <w:rPr>
-          <w:lang w:val="ar_AE" w:bidi="ar_AE"/>
-        </w:rPr>
-      </w:r>
-      <w:r>
-        <w:rPr>
-          <w:vertAlign w:val="superscript"/>
+    </w:p>
+    <w:p>
+      <w:pPr>
+        <w:bidi/>
+      </w:pPr>
+      <w:r>
+        <w:rPr>
+          <w:rtl/>
+          <w:cs/>
+          <w:lang w:val="ar_AE" w:bidi="ar_AE"/>
+        </w:rPr>
+      </w:r>
+      <w:r>
+        <w:rPr>
+          <w:vertAlign w:val="superscript"/>
+          <w:rtl/>
+          <w:cs/>
           <w:lang w:val="ar_AE" w:bidi="ar_AE"/>
         </w:rPr>
         <w:t>6</w:t>
       </w:r>
       <w:r>
         <w:rPr>
+          <w:rtl/>
+          <w:cs/>
           <w:lang w:val="ar_AE" w:bidi="ar_AE"/>
         </w:rPr>
         <w:t xml:space="preserve"> يَتَنَبَّأُونَ قَائِلِينَ: «لَا تَتَنَبَّأُوا». لَا يَتَنَبَّأُونَ عَنْ هَذِهِ ٱلْأُمُورِ. لَا يَزُولُ ٱلْعَارُ.</w:t>
       </w:r>
-      <w:r>
-        <w:rPr>
-          <w:lang w:val="ar_AE" w:bidi="ar_AE"/>
-        </w:rPr>
-      </w:r>
-      <w:r>
-        <w:rPr>
-          <w:lang w:val="ar_AE" w:bidi="ar_AE"/>
-        </w:rPr>
-      </w:r>
-    </w:p>
-    <w:p>
-      <w:pPr>
-        <w:bidi/>
-      </w:pPr>
-      <w:r>
-        <w:rPr>
-          <w:lang w:val="ar_AE" w:bidi="ar_AE"/>
-        </w:rPr>
-      </w:r>
-    </w:p>
-    <w:p>
-      <w:pPr>
-        <w:bidi/>
-      </w:pPr>
-      <w:r>
-        <w:rPr>
-          <w:lang w:val="ar_AE" w:bidi="ar_AE"/>
-        </w:rPr>
-      </w:r>
-      <w:r>
-        <w:rPr>
-          <w:vertAlign w:val="superscript"/>
+    </w:p>
+    <w:p>
+      <w:pPr>
+        <w:bidi/>
+      </w:pPr>
+      <w:r>
+        <w:rPr>
+          <w:rtl/>
+          <w:cs/>
+          <w:lang w:val="ar_AE" w:bidi="ar_AE"/>
+        </w:rPr>
+      </w:r>
+      <w:r>
+        <w:rPr>
+          <w:vertAlign w:val="superscript"/>
+          <w:rtl/>
+          <w:cs/>
           <w:lang w:val="ar_AE" w:bidi="ar_AE"/>
         </w:rPr>
         <w:t>7</w:t>
       </w:r>
       <w:r>
         <w:rPr>
+          <w:rtl/>
+          <w:cs/>
           <w:lang w:val="ar_AE" w:bidi="ar_AE"/>
         </w:rPr>
         <w:t xml:space="preserve"> أَيُّهَا ٱلْمُسَمَّى بَيْتَ يَعْقُوبَ، هَلْ قَصُرَتْ رُوحُ ٱلرَّبِّ؟ أَهَذِهِ أَفْعَالُهُ؟ «أَلَيْسَتْ أَقْوَالِي صَالِحَةً نَحْوَ مَنْ يَسْلُكُ بِٱلِٱسْتِقَامَةِ؟</w:t>
       </w:r>
-      <w:r>
-        <w:rPr>
-          <w:lang w:val="ar_AE" w:bidi="ar_AE"/>
-        </w:rPr>
-      </w:r>
-      <w:r>
-        <w:rPr>
-          <w:lang w:val="ar_AE" w:bidi="ar_AE"/>
-        </w:rPr>
-      </w:r>
-    </w:p>
-    <w:p>
-      <w:pPr>
-        <w:bidi/>
-      </w:pPr>
-      <w:r>
-        <w:rPr>
-          <w:lang w:val="ar_AE" w:bidi="ar_AE"/>
-        </w:rPr>
-      </w:r>
-    </w:p>
-    <w:p>
-      <w:pPr>
-        <w:bidi/>
-      </w:pPr>
-      <w:r>
-        <w:rPr>
-          <w:lang w:val="ar_AE" w:bidi="ar_AE"/>
-        </w:rPr>
-      </w:r>
-      <w:r>
-        <w:rPr>
-          <w:vertAlign w:val="superscript"/>
+    </w:p>
+    <w:p>
+      <w:pPr>
+        <w:bidi/>
+      </w:pPr>
+      <w:r>
+        <w:rPr>
+          <w:rtl/>
+          <w:cs/>
+          <w:lang w:val="ar_AE" w:bidi="ar_AE"/>
+        </w:rPr>
+      </w:r>
+      <w:r>
+        <w:rPr>
+          <w:vertAlign w:val="superscript"/>
+          <w:rtl/>
+          <w:cs/>
           <w:lang w:val="ar_AE" w:bidi="ar_AE"/>
         </w:rPr>
         <w:t>8</w:t>
       </w:r>
       <w:r>
         <w:rPr>
+          <w:rtl/>
+          <w:cs/>
           <w:lang w:val="ar_AE" w:bidi="ar_AE"/>
         </w:rPr>
         <w:t xml:space="preserve"> وَلَكِنْ بِٱلْأَمْسِ قَامَ شَعْبِي كَعَدُوٍّ. تَنْزِعُونَ ٱلرِّدَاءَ عَنِ ٱلثَّوْبِ مِنَ ٱلْمُجْتَازِينَ بِٱلطُّمَأْنِينَةِ، وَمِنَ ٱلرَّاجِعِينَ مِنَ ٱلْقِتَالِ.</w:t>
       </w:r>
-      <w:r>
-        <w:rPr>
-          <w:lang w:val="ar_AE" w:bidi="ar_AE"/>
-        </w:rPr>
-      </w:r>
-      <w:r>
-        <w:rPr>
-          <w:lang w:val="ar_AE" w:bidi="ar_AE"/>
-        </w:rPr>
-      </w:r>
-    </w:p>
-    <w:p>
-      <w:pPr>
-        <w:bidi/>
-      </w:pPr>
-      <w:r>
-        <w:rPr>
-          <w:lang w:val="ar_AE" w:bidi="ar_AE"/>
-        </w:rPr>
-      </w:r>
-    </w:p>
-    <w:p>
-      <w:pPr>
-        <w:bidi/>
-      </w:pPr>
-      <w:r>
-        <w:rPr>
-          <w:lang w:val="ar_AE" w:bidi="ar_AE"/>
-        </w:rPr>
-      </w:r>
-      <w:r>
-        <w:rPr>
-          <w:vertAlign w:val="superscript"/>
+    </w:p>
+    <w:p>
+      <w:pPr>
+        <w:bidi/>
+      </w:pPr>
+      <w:r>
+        <w:rPr>
+          <w:rtl/>
+          <w:cs/>
+          <w:lang w:val="ar_AE" w:bidi="ar_AE"/>
+        </w:rPr>
+      </w:r>
+      <w:r>
+        <w:rPr>
+          <w:vertAlign w:val="superscript"/>
+          <w:rtl/>
+          <w:cs/>
           <w:lang w:val="ar_AE" w:bidi="ar_AE"/>
         </w:rPr>
         <w:t>9</w:t>
       </w:r>
       <w:r>
         <w:rPr>
+          <w:rtl/>
+          <w:cs/>
           <w:lang w:val="ar_AE" w:bidi="ar_AE"/>
         </w:rPr>
         <w:t xml:space="preserve"> تَطْرُدُونَ نِسَاءَ شَعْبِي مِنْ بَيْتِ تَنَعُّمِهِنَّ. تَأْخُذُونَ عَنْ أَطْفَالِهِنَّ زِينَتِي إِلَى ٱلْأَبَدِ.</w:t>
       </w:r>
-      <w:r>
-        <w:rPr>
-          <w:lang w:val="ar_AE" w:bidi="ar_AE"/>
-        </w:rPr>
-      </w:r>
-      <w:r>
-        <w:rPr>
-          <w:lang w:val="ar_AE" w:bidi="ar_AE"/>
-        </w:rPr>
-      </w:r>
-    </w:p>
-    <w:p>
-      <w:pPr>
-        <w:bidi/>
-      </w:pPr>
-      <w:r>
-        <w:rPr>
-          <w:lang w:val="ar_AE" w:bidi="ar_AE"/>
-        </w:rPr>
-      </w:r>
-    </w:p>
-    <w:p>
-      <w:pPr>
-        <w:bidi/>
-      </w:pPr>
-      <w:r>
-        <w:rPr>
-          <w:lang w:val="ar_AE" w:bidi="ar_AE"/>
-        </w:rPr>
-      </w:r>
-      <w:r>
-        <w:rPr>
-          <w:vertAlign w:val="superscript"/>
+    </w:p>
+    <w:p>
+      <w:pPr>
+        <w:bidi/>
+      </w:pPr>
+      <w:r>
+        <w:rPr>
+          <w:rtl/>
+          <w:cs/>
+          <w:lang w:val="ar_AE" w:bidi="ar_AE"/>
+        </w:rPr>
+      </w:r>
+      <w:r>
+        <w:rPr>
+          <w:vertAlign w:val="superscript"/>
+          <w:rtl/>
+          <w:cs/>
           <w:lang w:val="ar_AE" w:bidi="ar_AE"/>
         </w:rPr>
         <w:t>10</w:t>
       </w:r>
       <w:r>
         <w:rPr>
+          <w:rtl/>
+          <w:cs/>
           <w:lang w:val="ar_AE" w:bidi="ar_AE"/>
         </w:rPr>
         <w:t xml:space="preserve"> «قُومُوا وَٱذْهَبُوا، لِأَنَّهُ لَيْسَتْ هَذِهِ هِيَ ٱلرَّاحَةَ. مِنْ أَجْلِ نَجَاسَةٍ تُهْلِكُ وَٱلْهَلَاكُ شَدِيدٌ.</w:t>
       </w:r>
-      <w:r>
-        <w:rPr>
-          <w:lang w:val="ar_AE" w:bidi="ar_AE"/>
-        </w:rPr>
-      </w:r>
-      <w:r>
-        <w:rPr>
-          <w:lang w:val="ar_AE" w:bidi="ar_AE"/>
-        </w:rPr>
-      </w:r>
-    </w:p>
-    <w:p>
-      <w:pPr>
-        <w:bidi/>
-      </w:pPr>
-      <w:r>
-        <w:rPr>
-          <w:lang w:val="ar_AE" w:bidi="ar_AE"/>
-        </w:rPr>
-      </w:r>
-    </w:p>
-    <w:p>
-      <w:pPr>
-        <w:bidi/>
-      </w:pPr>
-      <w:r>
-        <w:rPr>
-          <w:lang w:val="ar_AE" w:bidi="ar_AE"/>
-        </w:rPr>
-      </w:r>
-      <w:r>
-        <w:rPr>
-          <w:vertAlign w:val="superscript"/>
+    </w:p>
+    <w:p>
+      <w:pPr>
+        <w:bidi/>
+      </w:pPr>
+      <w:r>
+        <w:rPr>
+          <w:rtl/>
+          <w:cs/>
+          <w:lang w:val="ar_AE" w:bidi="ar_AE"/>
+        </w:rPr>
+      </w:r>
+      <w:r>
+        <w:rPr>
+          <w:vertAlign w:val="superscript"/>
+          <w:rtl/>
+          <w:cs/>
           <w:lang w:val="ar_AE" w:bidi="ar_AE"/>
         </w:rPr>
         <w:t>11</w:t>
       </w:r>
       <w:r>
         <w:rPr>
+          <w:rtl/>
+          <w:cs/>
           <w:lang w:val="ar_AE" w:bidi="ar_AE"/>
         </w:rPr>
         <w:t xml:space="preserve"> لَوْ كَانَ أَحَدٌ وَهُوَ سَالِكٌ بِٱلرِّيحِ وَٱلْكَذِبِ يَكْذِبُ قَائِلًا: أَتَنَبَّأُ لَكَ عَنِ ٱلْخَمْرِ وَٱلْمُسْكِرِ لَكَانَ هُوَ نَبِيَّ هَذَا ٱلشَّعْبِ!</w:t>
       </w:r>
-      <w:r>
-        <w:rPr>
-          <w:lang w:val="ar_AE" w:bidi="ar_AE"/>
-        </w:rPr>
-      </w:r>
-      <w:r>
-        <w:rPr>
-          <w:lang w:val="ar_AE" w:bidi="ar_AE"/>
-        </w:rPr>
-      </w:r>
-    </w:p>
-    <w:p>
-      <w:pPr>
-        <w:bidi/>
-      </w:pPr>
-      <w:r>
-        <w:rPr>
-          <w:lang w:val="ar_AE" w:bidi="ar_AE"/>
-        </w:rPr>
-      </w:r>
-    </w:p>
-    <w:p>
-      <w:pPr>
-        <w:bidi/>
-      </w:pPr>
-      <w:r>
-        <w:rPr>
-          <w:lang w:val="ar_AE" w:bidi="ar_AE"/>
-        </w:rPr>
-      </w:r>
-      <w:r>
-        <w:rPr>
-          <w:vertAlign w:val="superscript"/>
+    </w:p>
+    <w:p>
+      <w:pPr>
+        <w:bidi/>
+      </w:pPr>
+      <w:r>
+        <w:rPr>
+          <w:rtl/>
+          <w:cs/>
+          <w:lang w:val="ar_AE" w:bidi="ar_AE"/>
+        </w:rPr>
+      </w:r>
+      <w:r>
+        <w:rPr>
+          <w:vertAlign w:val="superscript"/>
+          <w:rtl/>
+          <w:cs/>
           <w:lang w:val="ar_AE" w:bidi="ar_AE"/>
         </w:rPr>
         <w:t>12</w:t>
       </w:r>
       <w:r>
         <w:rPr>
+          <w:rtl/>
+          <w:cs/>
           <w:lang w:val="ar_AE" w:bidi="ar_AE"/>
         </w:rPr>
         <w:t xml:space="preserve"> «إِنِّي أَجْمَعُ جَمِيعَكَ يَا يَعْقُوبُ. أَضُمُّ بَقِيَّةَ إِسْرَائِيلَ. أَضَعُهُمْ مَعًا كَغَنَمِ ٱلْحَظِيرَةِ، كَقَطِيعٍ فِي وَسَطِ مَرْعَاهُ يَضِجُّ مِنَ ٱلنَّاسِ.</w:t>
       </w:r>
-      <w:r>
-        <w:rPr>
-          <w:lang w:val="ar_AE" w:bidi="ar_AE"/>
-        </w:rPr>
-      </w:r>
-      <w:r>
-        <w:rPr>
-          <w:lang w:val="ar_AE" w:bidi="ar_AE"/>
-        </w:rPr>
-      </w:r>
-    </w:p>
-    <w:p>
-      <w:pPr>
-        <w:bidi/>
-      </w:pPr>
-      <w:r>
-        <w:rPr>
-          <w:lang w:val="ar_AE" w:bidi="ar_AE"/>
-        </w:rPr>
-      </w:r>
-    </w:p>
-    <w:p>
-      <w:pPr>
-        <w:bidi/>
-      </w:pPr>
-      <w:r>
-        <w:rPr>
-          <w:lang w:val="ar_AE" w:bidi="ar_AE"/>
-        </w:rPr>
-      </w:r>
-      <w:r>
-        <w:rPr>
-          <w:vertAlign w:val="superscript"/>
+    </w:p>
+    <w:p>
+      <w:pPr>
+        <w:bidi/>
+      </w:pPr>
+      <w:r>
+        <w:rPr>
+          <w:rtl/>
+          <w:cs/>
+          <w:lang w:val="ar_AE" w:bidi="ar_AE"/>
+        </w:rPr>
+      </w:r>
+      <w:r>
+        <w:rPr>
+          <w:vertAlign w:val="superscript"/>
+          <w:rtl/>
+          <w:cs/>
           <w:lang w:val="ar_AE" w:bidi="ar_AE"/>
         </w:rPr>
         <w:t>13</w:t>
       </w:r>
       <w:r>
         <w:rPr>
+          <w:rtl/>
+          <w:cs/>
           <w:lang w:val="ar_AE" w:bidi="ar_AE"/>
         </w:rPr>
         <w:t xml:space="preserve"> قَدْ صَعِدَ ٱلْفَاتِكُ أَمَامَهُمْ. يَقْتَحِمُونَ وَيَعْبُرُونَ مِنَ ٱلْبَابِ، وَيَخْرُجُونَ مِنْهُ، وَيَجْتَازُ مَلِكُهُمْ أَمَامَهُمْ، وَٱلرَّبُّ فِي رَأْسِهِمْ».</w:t>
       </w:r>
-      <w:r>
-        <w:rPr>
-          <w:lang w:val="ar_AE" w:bidi="ar_AE"/>
-        </w:rPr>
-      </w:r>
-      <w:r>
-        <w:rPr>
-          <w:lang w:val="ar_AE" w:bidi="ar_AE"/>
-        </w:rPr>
-      </w:r>
-    </w:p>
-    <w:p>
-      <w:pPr>
-        <w:bidi/>
-      </w:pPr>
-      <w:r>
-        <w:rPr>
-          <w:lang w:val="ar_AE" w:bidi="ar_AE"/>
-        </w:rPr>
-      </w:r>
     </w:p>
     <w:p>
       <w:pPr>
@@ -1522,531 +1119,367 @@
       </w:pPr>
       <w:r>
         <w:rPr>
+          <w:rtl/>
+          <w:cs/>
           <w:lang w:val="ar_AE" w:bidi="ar_AE"/>
         </w:rPr>
         <w:t>Micah 3:1</w:t>
       </w:r>
       <w:r>
         <w:rPr>
-          <w:lang w:val="ar_AE" w:bidi="ar_AE"/>
-        </w:rPr>
-      </w:r>
-    </w:p>
-    <w:p>
-      <w:pPr>
-        <w:bidi/>
-      </w:pPr>
-      <w:r>
-        <w:rPr>
-          <w:lang w:val="ar_AE" w:bidi="ar_AE"/>
-        </w:rPr>
-      </w:r>
-      <w:r>
-        <w:rPr>
-          <w:vertAlign w:val="superscript"/>
+          <w:rtl/>
+          <w:cs/>
+          <w:lang w:val="ar_AE" w:bidi="ar_AE"/>
+        </w:rPr>
+      </w:r>
+    </w:p>
+    <w:p>
+      <w:pPr>
+        <w:bidi/>
+      </w:pPr>
+      <w:r>
+        <w:rPr>
+          <w:rtl/>
+          <w:cs/>
+          <w:lang w:val="ar_AE" w:bidi="ar_AE"/>
+        </w:rPr>
+      </w:r>
+      <w:r>
+        <w:rPr>
+          <w:vertAlign w:val="superscript"/>
+          <w:rtl/>
+          <w:cs/>
           <w:lang w:val="ar_AE" w:bidi="ar_AE"/>
         </w:rPr>
         <w:t>1</w:t>
       </w:r>
       <w:r>
         <w:rPr>
+          <w:rtl/>
+          <w:cs/>
           <w:lang w:val="ar_AE" w:bidi="ar_AE"/>
         </w:rPr>
         <w:t xml:space="preserve"> وَقُلْتُ: «ٱسْمَعُوا يَا رُؤَسَاءَ يَعْقُوبَ، وَقُضَاةَ بَيْتِ إِسْرَائِيلَ. أَلَيْسَ لَكُمْ أَنْ تَعْرِفُوا ٱلْحَقَّ؟</w:t>
       </w:r>
-      <w:r>
-        <w:rPr>
-          <w:lang w:val="ar_AE" w:bidi="ar_AE"/>
-        </w:rPr>
-      </w:r>
-      <w:r>
-        <w:rPr>
-          <w:lang w:val="ar_AE" w:bidi="ar_AE"/>
-        </w:rPr>
-      </w:r>
-    </w:p>
-    <w:p>
-      <w:pPr>
-        <w:bidi/>
-      </w:pPr>
-      <w:r>
-        <w:rPr>
-          <w:lang w:val="ar_AE" w:bidi="ar_AE"/>
-        </w:rPr>
-      </w:r>
-    </w:p>
-    <w:p>
-      <w:pPr>
-        <w:bidi/>
-      </w:pPr>
-      <w:r>
-        <w:rPr>
-          <w:lang w:val="ar_AE" w:bidi="ar_AE"/>
-        </w:rPr>
-      </w:r>
-      <w:r>
-        <w:rPr>
-          <w:vertAlign w:val="superscript"/>
+    </w:p>
+    <w:p>
+      <w:pPr>
+        <w:bidi/>
+      </w:pPr>
+      <w:r>
+        <w:rPr>
+          <w:rtl/>
+          <w:cs/>
+          <w:lang w:val="ar_AE" w:bidi="ar_AE"/>
+        </w:rPr>
+      </w:r>
+      <w:r>
+        <w:rPr>
+          <w:vertAlign w:val="superscript"/>
+          <w:rtl/>
+          <w:cs/>
           <w:lang w:val="ar_AE" w:bidi="ar_AE"/>
         </w:rPr>
         <w:t>2</w:t>
       </w:r>
       <w:r>
         <w:rPr>
+          <w:rtl/>
+          <w:cs/>
           <w:lang w:val="ar_AE" w:bidi="ar_AE"/>
         </w:rPr>
         <w:t xml:space="preserve"> ٱلْمُبْغِضِينَ ٱلْخَيْرَ وَٱلْمُحِبِّينَ ٱلشَّرَّ، ٱلنَّازِعِينَ جُلُودَهُمْ عَنْهُمْ، وَلَحْمَهُمْ عَنْ عِظَامِهِمْ.</w:t>
       </w:r>
-      <w:r>
-        <w:rPr>
-          <w:lang w:val="ar_AE" w:bidi="ar_AE"/>
-        </w:rPr>
-      </w:r>
-      <w:r>
-        <w:rPr>
-          <w:lang w:val="ar_AE" w:bidi="ar_AE"/>
-        </w:rPr>
-      </w:r>
-    </w:p>
-    <w:p>
-      <w:pPr>
-        <w:bidi/>
-      </w:pPr>
-      <w:r>
-        <w:rPr>
-          <w:lang w:val="ar_AE" w:bidi="ar_AE"/>
-        </w:rPr>
-      </w:r>
-    </w:p>
-    <w:p>
-      <w:pPr>
-        <w:bidi/>
-      </w:pPr>
-      <w:r>
-        <w:rPr>
-          <w:lang w:val="ar_AE" w:bidi="ar_AE"/>
-        </w:rPr>
-      </w:r>
-      <w:r>
-        <w:rPr>
-          <w:vertAlign w:val="superscript"/>
+    </w:p>
+    <w:p>
+      <w:pPr>
+        <w:bidi/>
+      </w:pPr>
+      <w:r>
+        <w:rPr>
+          <w:rtl/>
+          <w:cs/>
+          <w:lang w:val="ar_AE" w:bidi="ar_AE"/>
+        </w:rPr>
+      </w:r>
+      <w:r>
+        <w:rPr>
+          <w:vertAlign w:val="superscript"/>
+          <w:rtl/>
+          <w:cs/>
           <w:lang w:val="ar_AE" w:bidi="ar_AE"/>
         </w:rPr>
         <w:t>3</w:t>
       </w:r>
       <w:r>
         <w:rPr>
+          <w:rtl/>
+          <w:cs/>
           <w:lang w:val="ar_AE" w:bidi="ar_AE"/>
         </w:rPr>
         <w:t xml:space="preserve"> وَٱلَّذِينَ يَأْكُلُونَ لَحْمَ شَعْبِي، وَيَكْشُطُونَ جِلْدَهُمْ عَنْهُمْ، وَيُهَشِّمُونَ عِظَامَهُمْ، وَيُشَقِّقُونَ كَمَا فِي ٱلْقِدْرِ، وَكَٱللَّحْمِ فِي وَسَطِ ٱلْمِقْلَى».</w:t>
       </w:r>
-      <w:r>
-        <w:rPr>
-          <w:lang w:val="ar_AE" w:bidi="ar_AE"/>
-        </w:rPr>
-      </w:r>
-      <w:r>
-        <w:rPr>
-          <w:lang w:val="ar_AE" w:bidi="ar_AE"/>
-        </w:rPr>
-      </w:r>
-    </w:p>
-    <w:p>
-      <w:pPr>
-        <w:bidi/>
-      </w:pPr>
-      <w:r>
-        <w:rPr>
-          <w:lang w:val="ar_AE" w:bidi="ar_AE"/>
-        </w:rPr>
-      </w:r>
-    </w:p>
-    <w:p>
-      <w:pPr>
-        <w:bidi/>
-      </w:pPr>
-      <w:r>
-        <w:rPr>
-          <w:lang w:val="ar_AE" w:bidi="ar_AE"/>
-        </w:rPr>
-      </w:r>
-      <w:r>
-        <w:rPr>
-          <w:vertAlign w:val="superscript"/>
+    </w:p>
+    <w:p>
+      <w:pPr>
+        <w:bidi/>
+      </w:pPr>
+      <w:r>
+        <w:rPr>
+          <w:rtl/>
+          <w:cs/>
+          <w:lang w:val="ar_AE" w:bidi="ar_AE"/>
+        </w:rPr>
+      </w:r>
+      <w:r>
+        <w:rPr>
+          <w:vertAlign w:val="superscript"/>
+          <w:rtl/>
+          <w:cs/>
           <w:lang w:val="ar_AE" w:bidi="ar_AE"/>
         </w:rPr>
         <w:t>4</w:t>
       </w:r>
       <w:r>
         <w:rPr>
+          <w:rtl/>
+          <w:cs/>
           <w:lang w:val="ar_AE" w:bidi="ar_AE"/>
         </w:rPr>
         <w:t xml:space="preserve"> حِينَئِذٍ يَصْرُخُونَ إِلَى ٱلرَّبِّ فَلَا يُجِيبُهُمْ، بَلْ يَسْتُرُ وَجْهَهُ عَنْهُمْ فِي ذَلِكَ ٱلْوَقْتِ كَمَا أَسَاءُوا أَعْمَالَهُمْ.</w:t>
       </w:r>
-      <w:r>
-        <w:rPr>
-          <w:lang w:val="ar_AE" w:bidi="ar_AE"/>
-        </w:rPr>
-      </w:r>
-      <w:r>
-        <w:rPr>
-          <w:lang w:val="ar_AE" w:bidi="ar_AE"/>
-        </w:rPr>
-      </w:r>
-    </w:p>
-    <w:p>
-      <w:pPr>
-        <w:bidi/>
-      </w:pPr>
-      <w:r>
-        <w:rPr>
-          <w:lang w:val="ar_AE" w:bidi="ar_AE"/>
-        </w:rPr>
-      </w:r>
-    </w:p>
-    <w:p>
-      <w:pPr>
-        <w:bidi/>
-      </w:pPr>
-      <w:r>
-        <w:rPr>
-          <w:lang w:val="ar_AE" w:bidi="ar_AE"/>
-        </w:rPr>
-      </w:r>
-      <w:r>
-        <w:rPr>
-          <w:vertAlign w:val="superscript"/>
+    </w:p>
+    <w:p>
+      <w:pPr>
+        <w:bidi/>
+      </w:pPr>
+      <w:r>
+        <w:rPr>
+          <w:rtl/>
+          <w:cs/>
+          <w:lang w:val="ar_AE" w:bidi="ar_AE"/>
+        </w:rPr>
+      </w:r>
+      <w:r>
+        <w:rPr>
+          <w:vertAlign w:val="superscript"/>
+          <w:rtl/>
+          <w:cs/>
           <w:lang w:val="ar_AE" w:bidi="ar_AE"/>
         </w:rPr>
         <w:t>5</w:t>
       </w:r>
       <w:r>
         <w:rPr>
+          <w:rtl/>
+          <w:cs/>
           <w:lang w:val="ar_AE" w:bidi="ar_AE"/>
         </w:rPr>
         <w:t xml:space="preserve"> هَكَذَا قَالَ ٱلرَّبُّ عَلَى ٱلْأَنْبِيَاءِ ٱلَّذِينَ يُضِلُّونَ شَعْبِي، ٱلَّذِينَ يَنْهَشُونَ بِأَسْنَانِهِمْ، وَيُنَادُونَ: «سَلَامٌ»! وَٱلَّذِي لَا يَجْعَلُ فِي أَفْوَاهِهِمْ شَيْئًا، يَفْتَحُونَ عَلَيْهِ حَرْبًا:</w:t>
       </w:r>
-      <w:r>
-        <w:rPr>
-          <w:lang w:val="ar_AE" w:bidi="ar_AE"/>
-        </w:rPr>
-      </w:r>
-      <w:r>
-        <w:rPr>
-          <w:lang w:val="ar_AE" w:bidi="ar_AE"/>
-        </w:rPr>
-      </w:r>
-    </w:p>
-    <w:p>
-      <w:pPr>
-        <w:bidi/>
-      </w:pPr>
-      <w:r>
-        <w:rPr>
-          <w:lang w:val="ar_AE" w:bidi="ar_AE"/>
-        </w:rPr>
-      </w:r>
-    </w:p>
-    <w:p>
-      <w:pPr>
-        <w:bidi/>
-      </w:pPr>
-      <w:r>
-        <w:rPr>
-          <w:lang w:val="ar_AE" w:bidi="ar_AE"/>
-        </w:rPr>
-      </w:r>
-      <w:r>
-        <w:rPr>
-          <w:vertAlign w:val="superscript"/>
+    </w:p>
+    <w:p>
+      <w:pPr>
+        <w:bidi/>
+      </w:pPr>
+      <w:r>
+        <w:rPr>
+          <w:rtl/>
+          <w:cs/>
+          <w:lang w:val="ar_AE" w:bidi="ar_AE"/>
+        </w:rPr>
+      </w:r>
+      <w:r>
+        <w:rPr>
+          <w:vertAlign w:val="superscript"/>
+          <w:rtl/>
+          <w:cs/>
           <w:lang w:val="ar_AE" w:bidi="ar_AE"/>
         </w:rPr>
         <w:t>6</w:t>
       </w:r>
       <w:r>
         <w:rPr>
+          <w:rtl/>
+          <w:cs/>
           <w:lang w:val="ar_AE" w:bidi="ar_AE"/>
         </w:rPr>
         <w:t xml:space="preserve"> «لِذَلِكَ تَكُونُ لَكُمْ لَيْلَةٌ بِلَا رُؤْيَا. ظَلَامٌ لَكُمْ بِدُونِ عِرَافَةٍ. وَتَغِيبُ ٱلشَّمْسُ عَنِ ٱلْأَنْبِيَاءِ، وَيُظْلِمُ عَلَيْهِمِ ٱلنَّهَارُ.</w:t>
       </w:r>
-      <w:r>
-        <w:rPr>
-          <w:lang w:val="ar_AE" w:bidi="ar_AE"/>
-        </w:rPr>
-      </w:r>
-      <w:r>
-        <w:rPr>
-          <w:lang w:val="ar_AE" w:bidi="ar_AE"/>
-        </w:rPr>
-      </w:r>
-    </w:p>
-    <w:p>
-      <w:pPr>
-        <w:bidi/>
-      </w:pPr>
-      <w:r>
-        <w:rPr>
-          <w:lang w:val="ar_AE" w:bidi="ar_AE"/>
-        </w:rPr>
-      </w:r>
-    </w:p>
-    <w:p>
-      <w:pPr>
-        <w:bidi/>
-      </w:pPr>
-      <w:r>
-        <w:rPr>
-          <w:lang w:val="ar_AE" w:bidi="ar_AE"/>
-        </w:rPr>
-      </w:r>
-      <w:r>
-        <w:rPr>
-          <w:vertAlign w:val="superscript"/>
+    </w:p>
+    <w:p>
+      <w:pPr>
+        <w:bidi/>
+      </w:pPr>
+      <w:r>
+        <w:rPr>
+          <w:rtl/>
+          <w:cs/>
+          <w:lang w:val="ar_AE" w:bidi="ar_AE"/>
+        </w:rPr>
+      </w:r>
+      <w:r>
+        <w:rPr>
+          <w:vertAlign w:val="superscript"/>
+          <w:rtl/>
+          <w:cs/>
           <w:lang w:val="ar_AE" w:bidi="ar_AE"/>
         </w:rPr>
         <w:t>7</w:t>
       </w:r>
       <w:r>
         <w:rPr>
+          <w:rtl/>
+          <w:cs/>
           <w:lang w:val="ar_AE" w:bidi="ar_AE"/>
         </w:rPr>
         <w:t xml:space="preserve"> فَيَخْزَى ٱلرَّاؤُونَ، وَيَخْجَلُ ٱلْعَرَّافُونَ، وَيُغَطُّونَ كُلُّهُمْ شَوَارِبَهُمْ، لِأَنَّهُ لَيْسَ جَوَابٌ مِنَ ٱللهِ».</w:t>
       </w:r>
-      <w:r>
-        <w:rPr>
-          <w:lang w:val="ar_AE" w:bidi="ar_AE"/>
-        </w:rPr>
-      </w:r>
-      <w:r>
-        <w:rPr>
-          <w:lang w:val="ar_AE" w:bidi="ar_AE"/>
-        </w:rPr>
-      </w:r>
-    </w:p>
-    <w:p>
-      <w:pPr>
-        <w:bidi/>
-      </w:pPr>
-      <w:r>
-        <w:rPr>
-          <w:lang w:val="ar_AE" w:bidi="ar_AE"/>
-        </w:rPr>
-      </w:r>
-    </w:p>
-    <w:p>
-      <w:pPr>
-        <w:bidi/>
-      </w:pPr>
-      <w:r>
-        <w:rPr>
-          <w:lang w:val="ar_AE" w:bidi="ar_AE"/>
-        </w:rPr>
-      </w:r>
-      <w:r>
-        <w:rPr>
-          <w:vertAlign w:val="superscript"/>
+    </w:p>
+    <w:p>
+      <w:pPr>
+        <w:bidi/>
+      </w:pPr>
+      <w:r>
+        <w:rPr>
+          <w:rtl/>
+          <w:cs/>
+          <w:lang w:val="ar_AE" w:bidi="ar_AE"/>
+        </w:rPr>
+      </w:r>
+      <w:r>
+        <w:rPr>
+          <w:vertAlign w:val="superscript"/>
+          <w:rtl/>
+          <w:cs/>
           <w:lang w:val="ar_AE" w:bidi="ar_AE"/>
         </w:rPr>
         <w:t>8</w:t>
       </w:r>
       <w:r>
         <w:rPr>
+          <w:rtl/>
+          <w:cs/>
           <w:lang w:val="ar_AE" w:bidi="ar_AE"/>
         </w:rPr>
         <w:t xml:space="preserve"> لَكِنَّنِي أَنَا مَلْآنٌ قُوَّةَ رُوحِ ٱلرَّبِّ وَحَقًّا وَبَأْسًا، لِأُخَبِّرَ يَعْقُوبَ بِذَنْبِهِ وَإِسْرَائِيلَ بِخَطِيَّتِهِ.</w:t>
       </w:r>
-      <w:r>
-        <w:rPr>
-          <w:lang w:val="ar_AE" w:bidi="ar_AE"/>
-        </w:rPr>
-      </w:r>
-      <w:r>
-        <w:rPr>
-          <w:lang w:val="ar_AE" w:bidi="ar_AE"/>
-        </w:rPr>
-      </w:r>
-    </w:p>
-    <w:p>
-      <w:pPr>
-        <w:bidi/>
-      </w:pPr>
-      <w:r>
-        <w:rPr>
-          <w:lang w:val="ar_AE" w:bidi="ar_AE"/>
-        </w:rPr>
-      </w:r>
-    </w:p>
-    <w:p>
-      <w:pPr>
-        <w:bidi/>
-      </w:pPr>
-      <w:r>
-        <w:rPr>
-          <w:lang w:val="ar_AE" w:bidi="ar_AE"/>
-        </w:rPr>
-      </w:r>
-      <w:r>
-        <w:rPr>
-          <w:vertAlign w:val="superscript"/>
+    </w:p>
+    <w:p>
+      <w:pPr>
+        <w:bidi/>
+      </w:pPr>
+      <w:r>
+        <w:rPr>
+          <w:rtl/>
+          <w:cs/>
+          <w:lang w:val="ar_AE" w:bidi="ar_AE"/>
+        </w:rPr>
+      </w:r>
+      <w:r>
+        <w:rPr>
+          <w:vertAlign w:val="superscript"/>
+          <w:rtl/>
+          <w:cs/>
           <w:lang w:val="ar_AE" w:bidi="ar_AE"/>
         </w:rPr>
         <w:t>9</w:t>
       </w:r>
       <w:r>
         <w:rPr>
+          <w:rtl/>
+          <w:cs/>
           <w:lang w:val="ar_AE" w:bidi="ar_AE"/>
         </w:rPr>
         <w:t xml:space="preserve"> اِسْمَعُوا هَذَا يَا رُؤَسَاءَ بَيْتِ يَعْقُوبَ وَقُضَاةَ بَيْتِ إِسْرَائِيلَ، ٱلَّذِينَ يَكْرَهُونَ ٱلْحَقَّ وَيُعَوِّجُونَ كُلَّ مُسْتَقِيمٍ.</w:t>
       </w:r>
-      <w:r>
-        <w:rPr>
-          <w:lang w:val="ar_AE" w:bidi="ar_AE"/>
-        </w:rPr>
-      </w:r>
-      <w:r>
-        <w:rPr>
-          <w:lang w:val="ar_AE" w:bidi="ar_AE"/>
-        </w:rPr>
-      </w:r>
-    </w:p>
-    <w:p>
-      <w:pPr>
-        <w:bidi/>
-      </w:pPr>
-      <w:r>
-        <w:rPr>
-          <w:lang w:val="ar_AE" w:bidi="ar_AE"/>
-        </w:rPr>
-      </w:r>
-    </w:p>
-    <w:p>
-      <w:pPr>
-        <w:bidi/>
-      </w:pPr>
-      <w:r>
-        <w:rPr>
-          <w:lang w:val="ar_AE" w:bidi="ar_AE"/>
-        </w:rPr>
-      </w:r>
-      <w:r>
-        <w:rPr>
-          <w:vertAlign w:val="superscript"/>
+    </w:p>
+    <w:p>
+      <w:pPr>
+        <w:bidi/>
+      </w:pPr>
+      <w:r>
+        <w:rPr>
+          <w:rtl/>
+          <w:cs/>
+          <w:lang w:val="ar_AE" w:bidi="ar_AE"/>
+        </w:rPr>
+      </w:r>
+      <w:r>
+        <w:rPr>
+          <w:vertAlign w:val="superscript"/>
+          <w:rtl/>
+          <w:cs/>
           <w:lang w:val="ar_AE" w:bidi="ar_AE"/>
         </w:rPr>
         <w:t>10</w:t>
       </w:r>
       <w:r>
         <w:rPr>
+          <w:rtl/>
+          <w:cs/>
           <w:lang w:val="ar_AE" w:bidi="ar_AE"/>
         </w:rPr>
         <w:t xml:space="preserve"> ٱلَّذِينَ يَبْنُونَ صِهْيَوْنَ بِٱلدِّمَاءِ، وَأُورُشَلِيمَ بِٱلظُّلْمِ.</w:t>
       </w:r>
-      <w:r>
-        <w:rPr>
-          <w:lang w:val="ar_AE" w:bidi="ar_AE"/>
-        </w:rPr>
-      </w:r>
-      <w:r>
-        <w:rPr>
-          <w:lang w:val="ar_AE" w:bidi="ar_AE"/>
-        </w:rPr>
-      </w:r>
-    </w:p>
-    <w:p>
-      <w:pPr>
-        <w:bidi/>
-      </w:pPr>
-      <w:r>
-        <w:rPr>
-          <w:lang w:val="ar_AE" w:bidi="ar_AE"/>
-        </w:rPr>
-      </w:r>
-    </w:p>
-    <w:p>
-      <w:pPr>
-        <w:bidi/>
-      </w:pPr>
-      <w:r>
-        <w:rPr>
-          <w:lang w:val="ar_AE" w:bidi="ar_AE"/>
-        </w:rPr>
-      </w:r>
-      <w:r>
-        <w:rPr>
-          <w:vertAlign w:val="superscript"/>
+    </w:p>
+    <w:p>
+      <w:pPr>
+        <w:bidi/>
+      </w:pPr>
+      <w:r>
+        <w:rPr>
+          <w:rtl/>
+          <w:cs/>
+          <w:lang w:val="ar_AE" w:bidi="ar_AE"/>
+        </w:rPr>
+      </w:r>
+      <w:r>
+        <w:rPr>
+          <w:vertAlign w:val="superscript"/>
+          <w:rtl/>
+          <w:cs/>
           <w:lang w:val="ar_AE" w:bidi="ar_AE"/>
         </w:rPr>
         <w:t>11</w:t>
       </w:r>
       <w:r>
         <w:rPr>
+          <w:rtl/>
+          <w:cs/>
           <w:lang w:val="ar_AE" w:bidi="ar_AE"/>
         </w:rPr>
         <w:t xml:space="preserve"> رُؤَسَاؤُهَا يَقْضُونَ بِٱلرَّشْوَةِ، وَكَهَنَتُهَا يُعَلِّمُونَ بِٱلْأُجْرَةِ، وَأَنْبِيَاؤُهَا يَعْرِفُونَ بِٱلْفِضَّةِ، وَهُمْ يَتَوَكَّلُونَ عَلَى ٱلرَّبِّ قَائِلِينَ: «أَلَيْسَ ٱلرَّبُّ فِي وَسَطِنَا؟ لَا يَأْتِي عَلَيْنَا شَرٌّ!».</w:t>
       </w:r>
-      <w:r>
-        <w:rPr>
-          <w:lang w:val="ar_AE" w:bidi="ar_AE"/>
-        </w:rPr>
-      </w:r>
-      <w:r>
-        <w:rPr>
-          <w:lang w:val="ar_AE" w:bidi="ar_AE"/>
-        </w:rPr>
-      </w:r>
-    </w:p>
-    <w:p>
-      <w:pPr>
-        <w:bidi/>
-      </w:pPr>
-      <w:r>
-        <w:rPr>
-          <w:lang w:val="ar_AE" w:bidi="ar_AE"/>
-        </w:rPr>
-      </w:r>
-    </w:p>
-    <w:p>
-      <w:pPr>
-        <w:bidi/>
-      </w:pPr>
-      <w:r>
-        <w:rPr>
-          <w:lang w:val="ar_AE" w:bidi="ar_AE"/>
-        </w:rPr>
-      </w:r>
-      <w:r>
-        <w:rPr>
-          <w:vertAlign w:val="superscript"/>
+    </w:p>
+    <w:p>
+      <w:pPr>
+        <w:bidi/>
+      </w:pPr>
+      <w:r>
+        <w:rPr>
+          <w:rtl/>
+          <w:cs/>
+          <w:lang w:val="ar_AE" w:bidi="ar_AE"/>
+        </w:rPr>
+      </w:r>
+      <w:r>
+        <w:rPr>
+          <w:vertAlign w:val="superscript"/>
+          <w:rtl/>
+          <w:cs/>
           <w:lang w:val="ar_AE" w:bidi="ar_AE"/>
         </w:rPr>
         <w:t>12</w:t>
       </w:r>
       <w:r>
         <w:rPr>
+          <w:rtl/>
+          <w:cs/>
           <w:lang w:val="ar_AE" w:bidi="ar_AE"/>
         </w:rPr>
         <w:t xml:space="preserve"> لِذَلِكَ بِسَبَبِكُمْ تُفْلَحُ صِهْيَوْنُ كَحَقْلٍ، وَتَصِيرُ أُورُشَلِيمُ خِرَبًا، وَجَبَلُ ٱلْبَيْتِ شَوَامِخَ وَعْرٍ.</w:t>
       </w:r>
-      <w:r>
-        <w:rPr>
-          <w:lang w:val="ar_AE" w:bidi="ar_AE"/>
-        </w:rPr>
-      </w:r>
-      <w:r>
-        <w:rPr>
-          <w:lang w:val="ar_AE" w:bidi="ar_AE"/>
-        </w:rPr>
-      </w:r>
-    </w:p>
-    <w:p>
-      <w:pPr>
-        <w:bidi/>
-      </w:pPr>
-      <w:r>
-        <w:rPr>
-          <w:lang w:val="ar_AE" w:bidi="ar_AE"/>
-        </w:rPr>
-      </w:r>
     </w:p>
     <w:p>
       <w:pPr>
@@ -2055,574 +1488,396 @@
       </w:pPr>
       <w:r>
         <w:rPr>
+          <w:rtl/>
+          <w:cs/>
           <w:lang w:val="ar_AE" w:bidi="ar_AE"/>
         </w:rPr>
         <w:t>Micah 4:1</w:t>
       </w:r>
       <w:r>
         <w:rPr>
-          <w:lang w:val="ar_AE" w:bidi="ar_AE"/>
-        </w:rPr>
-      </w:r>
-    </w:p>
-    <w:p>
-      <w:pPr>
-        <w:bidi/>
-      </w:pPr>
-      <w:r>
-        <w:rPr>
-          <w:lang w:val="ar_AE" w:bidi="ar_AE"/>
-        </w:rPr>
-      </w:r>
-      <w:r>
-        <w:rPr>
-          <w:vertAlign w:val="superscript"/>
+          <w:rtl/>
+          <w:cs/>
+          <w:lang w:val="ar_AE" w:bidi="ar_AE"/>
+        </w:rPr>
+      </w:r>
+    </w:p>
+    <w:p>
+      <w:pPr>
+        <w:bidi/>
+      </w:pPr>
+      <w:r>
+        <w:rPr>
+          <w:rtl/>
+          <w:cs/>
+          <w:lang w:val="ar_AE" w:bidi="ar_AE"/>
+        </w:rPr>
+      </w:r>
+      <w:r>
+        <w:rPr>
+          <w:vertAlign w:val="superscript"/>
+          <w:rtl/>
+          <w:cs/>
           <w:lang w:val="ar_AE" w:bidi="ar_AE"/>
         </w:rPr>
         <w:t>1</w:t>
       </w:r>
       <w:r>
         <w:rPr>
+          <w:rtl/>
+          <w:cs/>
           <w:lang w:val="ar_AE" w:bidi="ar_AE"/>
         </w:rPr>
         <w:t xml:space="preserve"> وَيَكُونُ فِي آخِرِ ٱلْأَيَّامِ أَنَّ جَبَلَ بَيْتِ ٱلرَّبِّ يَكُونُ ثَابِتًا فِي رَأْسِ ٱلْجِبَالِ، وَيَرْتَفِعُ فَوْقَ ٱلتِّلَالِ، وَتَجْرِي إِلَيْهِ شُعُوبٌ.</w:t>
       </w:r>
-      <w:r>
-        <w:rPr>
-          <w:lang w:val="ar_AE" w:bidi="ar_AE"/>
-        </w:rPr>
-      </w:r>
-      <w:r>
-        <w:rPr>
-          <w:lang w:val="ar_AE" w:bidi="ar_AE"/>
-        </w:rPr>
-      </w:r>
-    </w:p>
-    <w:p>
-      <w:pPr>
-        <w:bidi/>
-      </w:pPr>
-      <w:r>
-        <w:rPr>
-          <w:lang w:val="ar_AE" w:bidi="ar_AE"/>
-        </w:rPr>
-      </w:r>
-    </w:p>
-    <w:p>
-      <w:pPr>
-        <w:bidi/>
-      </w:pPr>
-      <w:r>
-        <w:rPr>
-          <w:lang w:val="ar_AE" w:bidi="ar_AE"/>
-        </w:rPr>
-      </w:r>
-      <w:r>
-        <w:rPr>
-          <w:vertAlign w:val="superscript"/>
+    </w:p>
+    <w:p>
+      <w:pPr>
+        <w:bidi/>
+      </w:pPr>
+      <w:r>
+        <w:rPr>
+          <w:rtl/>
+          <w:cs/>
+          <w:lang w:val="ar_AE" w:bidi="ar_AE"/>
+        </w:rPr>
+      </w:r>
+      <w:r>
+        <w:rPr>
+          <w:vertAlign w:val="superscript"/>
+          <w:rtl/>
+          <w:cs/>
           <w:lang w:val="ar_AE" w:bidi="ar_AE"/>
         </w:rPr>
         <w:t>2</w:t>
       </w:r>
       <w:r>
         <w:rPr>
+          <w:rtl/>
+          <w:cs/>
           <w:lang w:val="ar_AE" w:bidi="ar_AE"/>
         </w:rPr>
         <w:t xml:space="preserve"> وَتَسِيرُ أُمَمٌ كَثِيرَةٌ وَيَقُولُونَ: «هَلُمَّ نَصْعَدْ إِلَى جَبَلِ ٱلرَّبِّ، وَإِلَى بَيْتِ إِلَهِ يَعْقُوبَ، فَيُعَلِّمَنَا مِنْ طُرُقِهِ، وَنَسْلُكَ فِي سُبُلِهِ». لِأَنَّهُ مِنْ صِهْيَوْنَ تَخْرُجُ ٱلشَّرِيعَةُ، وَمِنْ أُورُشَلِيمَ كَلِمَةُ ٱلرَّبِّ.</w:t>
       </w:r>
-      <w:r>
-        <w:rPr>
-          <w:lang w:val="ar_AE" w:bidi="ar_AE"/>
-        </w:rPr>
-      </w:r>
-      <w:r>
-        <w:rPr>
-          <w:lang w:val="ar_AE" w:bidi="ar_AE"/>
-        </w:rPr>
-      </w:r>
-    </w:p>
-    <w:p>
-      <w:pPr>
-        <w:bidi/>
-      </w:pPr>
-      <w:r>
-        <w:rPr>
-          <w:lang w:val="ar_AE" w:bidi="ar_AE"/>
-        </w:rPr>
-      </w:r>
-    </w:p>
-    <w:p>
-      <w:pPr>
-        <w:bidi/>
-      </w:pPr>
-      <w:r>
-        <w:rPr>
-          <w:lang w:val="ar_AE" w:bidi="ar_AE"/>
-        </w:rPr>
-      </w:r>
-      <w:r>
-        <w:rPr>
-          <w:vertAlign w:val="superscript"/>
+    </w:p>
+    <w:p>
+      <w:pPr>
+        <w:bidi/>
+      </w:pPr>
+      <w:r>
+        <w:rPr>
+          <w:rtl/>
+          <w:cs/>
+          <w:lang w:val="ar_AE" w:bidi="ar_AE"/>
+        </w:rPr>
+      </w:r>
+      <w:r>
+        <w:rPr>
+          <w:vertAlign w:val="superscript"/>
+          <w:rtl/>
+          <w:cs/>
           <w:lang w:val="ar_AE" w:bidi="ar_AE"/>
         </w:rPr>
         <w:t>3</w:t>
       </w:r>
       <w:r>
         <w:rPr>
+          <w:rtl/>
+          <w:cs/>
           <w:lang w:val="ar_AE" w:bidi="ar_AE"/>
         </w:rPr>
         <w:t xml:space="preserve"> فَيَقْضِي بَيْنَ شُعُوبٍ كَثِيرِينَ. يُنْصِفُ لِأُمَمٍ قَوِيَّةٍ بَعِيدَةٍ، فَيَطْبَعُونَ سُيُوفَهُمْ سِكَكًا، وَرِمَاحَهُمْ مَنَاجِلَ. لَا تَرْفَعُ أُمَّةٌ عَلَى أُمَّةٍ سَيْفًا، وَلَا يَتَعَلَّمُونَ ٱلْحَرْبَ فِي مَا بَعْدُ.</w:t>
       </w:r>
-      <w:r>
-        <w:rPr>
-          <w:lang w:val="ar_AE" w:bidi="ar_AE"/>
-        </w:rPr>
-      </w:r>
-      <w:r>
-        <w:rPr>
-          <w:lang w:val="ar_AE" w:bidi="ar_AE"/>
-        </w:rPr>
-      </w:r>
-    </w:p>
-    <w:p>
-      <w:pPr>
-        <w:bidi/>
-      </w:pPr>
-      <w:r>
-        <w:rPr>
-          <w:lang w:val="ar_AE" w:bidi="ar_AE"/>
-        </w:rPr>
-      </w:r>
-    </w:p>
-    <w:p>
-      <w:pPr>
-        <w:bidi/>
-      </w:pPr>
-      <w:r>
-        <w:rPr>
-          <w:lang w:val="ar_AE" w:bidi="ar_AE"/>
-        </w:rPr>
-      </w:r>
-      <w:r>
-        <w:rPr>
-          <w:vertAlign w:val="superscript"/>
+    </w:p>
+    <w:p>
+      <w:pPr>
+        <w:bidi/>
+      </w:pPr>
+      <w:r>
+        <w:rPr>
+          <w:rtl/>
+          <w:cs/>
+          <w:lang w:val="ar_AE" w:bidi="ar_AE"/>
+        </w:rPr>
+      </w:r>
+      <w:r>
+        <w:rPr>
+          <w:vertAlign w:val="superscript"/>
+          <w:rtl/>
+          <w:cs/>
           <w:lang w:val="ar_AE" w:bidi="ar_AE"/>
         </w:rPr>
         <w:t>4</w:t>
       </w:r>
       <w:r>
         <w:rPr>
+          <w:rtl/>
+          <w:cs/>
           <w:lang w:val="ar_AE" w:bidi="ar_AE"/>
         </w:rPr>
         <w:t xml:space="preserve"> بَلْ يَجْلِسُونَ كُلُّ وَاحِدٍ تَحْتَ كَرْمَتِهِ وَتَحْتَ تِينَتِهِ، وَلَا يَكُونُ مَنْ يُرْعِبُ، لِأَنَّ فَمَ رَبِّ ٱلْجُنُودِ تَكَلَّمَ.</w:t>
       </w:r>
-      <w:r>
-        <w:rPr>
-          <w:lang w:val="ar_AE" w:bidi="ar_AE"/>
-        </w:rPr>
-      </w:r>
-      <w:r>
-        <w:rPr>
-          <w:lang w:val="ar_AE" w:bidi="ar_AE"/>
-        </w:rPr>
-      </w:r>
-    </w:p>
-    <w:p>
-      <w:pPr>
-        <w:bidi/>
-      </w:pPr>
-      <w:r>
-        <w:rPr>
-          <w:lang w:val="ar_AE" w:bidi="ar_AE"/>
-        </w:rPr>
-      </w:r>
-    </w:p>
-    <w:p>
-      <w:pPr>
-        <w:bidi/>
-      </w:pPr>
-      <w:r>
-        <w:rPr>
-          <w:lang w:val="ar_AE" w:bidi="ar_AE"/>
-        </w:rPr>
-      </w:r>
-      <w:r>
-        <w:rPr>
-          <w:vertAlign w:val="superscript"/>
+    </w:p>
+    <w:p>
+      <w:pPr>
+        <w:bidi/>
+      </w:pPr>
+      <w:r>
+        <w:rPr>
+          <w:rtl/>
+          <w:cs/>
+          <w:lang w:val="ar_AE" w:bidi="ar_AE"/>
+        </w:rPr>
+      </w:r>
+      <w:r>
+        <w:rPr>
+          <w:vertAlign w:val="superscript"/>
+          <w:rtl/>
+          <w:cs/>
           <w:lang w:val="ar_AE" w:bidi="ar_AE"/>
         </w:rPr>
         <w:t>5</w:t>
       </w:r>
       <w:r>
         <w:rPr>
+          <w:rtl/>
+          <w:cs/>
           <w:lang w:val="ar_AE" w:bidi="ar_AE"/>
         </w:rPr>
         <w:t xml:space="preserve"> لِأَنَّ جَمِيعَ ٱلشُّعُوبِ يَسْلُكُونَ كُلُّ وَاحِدٍ بِٱسْمِ إِلَهِهِ، وَنَحْنُ نَسْلُكُ بِٱسْمِ ٱلرَّبِّ إِلَهِنَا إِلَى ٱلدَّهْرِ وَٱلْأَبَدِ.</w:t>
       </w:r>
-      <w:r>
-        <w:rPr>
-          <w:lang w:val="ar_AE" w:bidi="ar_AE"/>
-        </w:rPr>
-      </w:r>
-      <w:r>
-        <w:rPr>
-          <w:lang w:val="ar_AE" w:bidi="ar_AE"/>
-        </w:rPr>
-      </w:r>
-    </w:p>
-    <w:p>
-      <w:pPr>
-        <w:bidi/>
-      </w:pPr>
-      <w:r>
-        <w:rPr>
-          <w:lang w:val="ar_AE" w:bidi="ar_AE"/>
-        </w:rPr>
-      </w:r>
-    </w:p>
-    <w:p>
-      <w:pPr>
-        <w:bidi/>
-      </w:pPr>
-      <w:r>
-        <w:rPr>
-          <w:lang w:val="ar_AE" w:bidi="ar_AE"/>
-        </w:rPr>
-      </w:r>
-      <w:r>
-        <w:rPr>
-          <w:vertAlign w:val="superscript"/>
+    </w:p>
+    <w:p>
+      <w:pPr>
+        <w:bidi/>
+      </w:pPr>
+      <w:r>
+        <w:rPr>
+          <w:rtl/>
+          <w:cs/>
+          <w:lang w:val="ar_AE" w:bidi="ar_AE"/>
+        </w:rPr>
+      </w:r>
+      <w:r>
+        <w:rPr>
+          <w:vertAlign w:val="superscript"/>
+          <w:rtl/>
+          <w:cs/>
           <w:lang w:val="ar_AE" w:bidi="ar_AE"/>
         </w:rPr>
         <w:t>6</w:t>
       </w:r>
       <w:r>
         <w:rPr>
+          <w:rtl/>
+          <w:cs/>
           <w:lang w:val="ar_AE" w:bidi="ar_AE"/>
         </w:rPr>
         <w:t xml:space="preserve"> «فِي ذَلِكَ ٱلْيَوْمِ، يَقُولُ ٱلرَّبُّ، أَجْمَعُ ٱلظَّالِعَةَ، وَأَضُمُّ ٱلْمَطْرُودَةَ، وَٱلَّتِي أَضْرَرْتُ بِهَا</w:t>
       </w:r>
-      <w:r>
-        <w:rPr>
-          <w:lang w:val="ar_AE" w:bidi="ar_AE"/>
-        </w:rPr>
-      </w:r>
-      <w:r>
-        <w:rPr>
-          <w:lang w:val="ar_AE" w:bidi="ar_AE"/>
-        </w:rPr>
-      </w:r>
-    </w:p>
-    <w:p>
-      <w:pPr>
-        <w:bidi/>
-      </w:pPr>
-      <w:r>
-        <w:rPr>
-          <w:lang w:val="ar_AE" w:bidi="ar_AE"/>
-        </w:rPr>
-      </w:r>
-    </w:p>
-    <w:p>
-      <w:pPr>
-        <w:bidi/>
-      </w:pPr>
-      <w:r>
-        <w:rPr>
-          <w:lang w:val="ar_AE" w:bidi="ar_AE"/>
-        </w:rPr>
-      </w:r>
-      <w:r>
-        <w:rPr>
-          <w:vertAlign w:val="superscript"/>
+    </w:p>
+    <w:p>
+      <w:pPr>
+        <w:bidi/>
+      </w:pPr>
+      <w:r>
+        <w:rPr>
+          <w:rtl/>
+          <w:cs/>
+          <w:lang w:val="ar_AE" w:bidi="ar_AE"/>
+        </w:rPr>
+      </w:r>
+      <w:r>
+        <w:rPr>
+          <w:vertAlign w:val="superscript"/>
+          <w:rtl/>
+          <w:cs/>
           <w:lang w:val="ar_AE" w:bidi="ar_AE"/>
         </w:rPr>
         <w:t>7</w:t>
       </w:r>
       <w:r>
         <w:rPr>
+          <w:rtl/>
+          <w:cs/>
           <w:lang w:val="ar_AE" w:bidi="ar_AE"/>
         </w:rPr>
         <w:t xml:space="preserve"> وَأَجْعَلُ ٱلظَّالِعَةَ بَقِيَّةً، وَٱلْمُقْصَاةَ أُمَّةً قَوِيَّةً، وَيَمْلِكُ ٱلرَّبُّ عَلَيْهِمْ فِي جَبَلِ صِهْيَوْنَ مِنَ ٱلْآنَ إِلَى ٱلْأَبَدِ.</w:t>
       </w:r>
-      <w:r>
-        <w:rPr>
-          <w:lang w:val="ar_AE" w:bidi="ar_AE"/>
-        </w:rPr>
-      </w:r>
-      <w:r>
-        <w:rPr>
-          <w:lang w:val="ar_AE" w:bidi="ar_AE"/>
-        </w:rPr>
-      </w:r>
-    </w:p>
-    <w:p>
-      <w:pPr>
-        <w:bidi/>
-      </w:pPr>
-      <w:r>
-        <w:rPr>
-          <w:lang w:val="ar_AE" w:bidi="ar_AE"/>
-        </w:rPr>
-      </w:r>
-    </w:p>
-    <w:p>
-      <w:pPr>
-        <w:bidi/>
-      </w:pPr>
-      <w:r>
-        <w:rPr>
-          <w:lang w:val="ar_AE" w:bidi="ar_AE"/>
-        </w:rPr>
-      </w:r>
-      <w:r>
-        <w:rPr>
-          <w:vertAlign w:val="superscript"/>
+    </w:p>
+    <w:p>
+      <w:pPr>
+        <w:bidi/>
+      </w:pPr>
+      <w:r>
+        <w:rPr>
+          <w:rtl/>
+          <w:cs/>
+          <w:lang w:val="ar_AE" w:bidi="ar_AE"/>
+        </w:rPr>
+      </w:r>
+      <w:r>
+        <w:rPr>
+          <w:vertAlign w:val="superscript"/>
+          <w:rtl/>
+          <w:cs/>
           <w:lang w:val="ar_AE" w:bidi="ar_AE"/>
         </w:rPr>
         <w:t>8</w:t>
       </w:r>
       <w:r>
         <w:rPr>
+          <w:rtl/>
+          <w:cs/>
           <w:lang w:val="ar_AE" w:bidi="ar_AE"/>
         </w:rPr>
         <w:t xml:space="preserve"> وَأَنْتَ يَا بُرْجَ ٱلْقَطِيعِ، أَكَمَةَ بِنْتِ صِهْيَوْنَ إِلَيْكِ يَأْتِي. وَيَجِيءُ ٱلْحُكْمُ ٱلْأَوَّلُ مُلْكُ بِنْتِ أُورُشَلِيمَ».</w:t>
       </w:r>
-      <w:r>
-        <w:rPr>
-          <w:lang w:val="ar_AE" w:bidi="ar_AE"/>
-        </w:rPr>
-      </w:r>
-      <w:r>
-        <w:rPr>
-          <w:lang w:val="ar_AE" w:bidi="ar_AE"/>
-        </w:rPr>
-      </w:r>
-    </w:p>
-    <w:p>
-      <w:pPr>
-        <w:bidi/>
-      </w:pPr>
-      <w:r>
-        <w:rPr>
-          <w:lang w:val="ar_AE" w:bidi="ar_AE"/>
-        </w:rPr>
-      </w:r>
-    </w:p>
-    <w:p>
-      <w:pPr>
-        <w:bidi/>
-      </w:pPr>
-      <w:r>
-        <w:rPr>
-          <w:lang w:val="ar_AE" w:bidi="ar_AE"/>
-        </w:rPr>
-      </w:r>
-      <w:r>
-        <w:rPr>
-          <w:vertAlign w:val="superscript"/>
+    </w:p>
+    <w:p>
+      <w:pPr>
+        <w:bidi/>
+      </w:pPr>
+      <w:r>
+        <w:rPr>
+          <w:rtl/>
+          <w:cs/>
+          <w:lang w:val="ar_AE" w:bidi="ar_AE"/>
+        </w:rPr>
+      </w:r>
+      <w:r>
+        <w:rPr>
+          <w:vertAlign w:val="superscript"/>
+          <w:rtl/>
+          <w:cs/>
           <w:lang w:val="ar_AE" w:bidi="ar_AE"/>
         </w:rPr>
         <w:t>9</w:t>
       </w:r>
       <w:r>
         <w:rPr>
+          <w:rtl/>
+          <w:cs/>
           <w:lang w:val="ar_AE" w:bidi="ar_AE"/>
         </w:rPr>
         <w:t xml:space="preserve"> اَلْآنَ لِمَاذَا تَصْرُخِينَ صُرَاخًا؟ أَلَيْسَ فِيكِ مَلِكٌ، أَمْ هَلَكَ مُشِيرُكِ حَتَّى أَخَذَكِ وَجَعٌ كَٱلْوَالِدَةِ؟</w:t>
       </w:r>
-      <w:r>
-        <w:rPr>
-          <w:lang w:val="ar_AE" w:bidi="ar_AE"/>
-        </w:rPr>
-      </w:r>
-      <w:r>
-        <w:rPr>
-          <w:lang w:val="ar_AE" w:bidi="ar_AE"/>
-        </w:rPr>
-      </w:r>
-    </w:p>
-    <w:p>
-      <w:pPr>
-        <w:bidi/>
-      </w:pPr>
-      <w:r>
-        <w:rPr>
-          <w:lang w:val="ar_AE" w:bidi="ar_AE"/>
-        </w:rPr>
-      </w:r>
-    </w:p>
-    <w:p>
-      <w:pPr>
-        <w:bidi/>
-      </w:pPr>
-      <w:r>
-        <w:rPr>
-          <w:lang w:val="ar_AE" w:bidi="ar_AE"/>
-        </w:rPr>
-      </w:r>
-      <w:r>
-        <w:rPr>
-          <w:vertAlign w:val="superscript"/>
+    </w:p>
+    <w:p>
+      <w:pPr>
+        <w:bidi/>
+      </w:pPr>
+      <w:r>
+        <w:rPr>
+          <w:rtl/>
+          <w:cs/>
+          <w:lang w:val="ar_AE" w:bidi="ar_AE"/>
+        </w:rPr>
+      </w:r>
+      <w:r>
+        <w:rPr>
+          <w:vertAlign w:val="superscript"/>
+          <w:rtl/>
+          <w:cs/>
           <w:lang w:val="ar_AE" w:bidi="ar_AE"/>
         </w:rPr>
         <w:t>10</w:t>
       </w:r>
       <w:r>
         <w:rPr>
+          <w:rtl/>
+          <w:cs/>
           <w:lang w:val="ar_AE" w:bidi="ar_AE"/>
         </w:rPr>
         <w:t xml:space="preserve"> تَلَوَّيِ، ٱدْفَعِي يَا بِنْتَ صِهْيَوْنَ كَٱلْوَالِدَةِ، لِأَنَّكِ ٱلْآنَ تَخْرُجِينَ مِنَ ٱلْمَدِينَةِ، وَتَسْكُنِينَ فِي ٱلْبَرِّيَّةِ، وَتَأْتِينَ إِلَى بَابِلَ. هُنَاكَ تُنْقَذِينَ. هُنَاكَ يَفْدِيكِ ٱلرَّبُّ مِنْ يَدِ أَعْدَائِكِ.</w:t>
       </w:r>
-      <w:r>
-        <w:rPr>
-          <w:lang w:val="ar_AE" w:bidi="ar_AE"/>
-        </w:rPr>
-      </w:r>
-      <w:r>
-        <w:rPr>
-          <w:lang w:val="ar_AE" w:bidi="ar_AE"/>
-        </w:rPr>
-      </w:r>
-    </w:p>
-    <w:p>
-      <w:pPr>
-        <w:bidi/>
-      </w:pPr>
-      <w:r>
-        <w:rPr>
-          <w:lang w:val="ar_AE" w:bidi="ar_AE"/>
-        </w:rPr>
-      </w:r>
-    </w:p>
-    <w:p>
-      <w:pPr>
-        <w:bidi/>
-      </w:pPr>
-      <w:r>
-        <w:rPr>
-          <w:lang w:val="ar_AE" w:bidi="ar_AE"/>
-        </w:rPr>
-      </w:r>
-      <w:r>
-        <w:rPr>
-          <w:vertAlign w:val="superscript"/>
+    </w:p>
+    <w:p>
+      <w:pPr>
+        <w:bidi/>
+      </w:pPr>
+      <w:r>
+        <w:rPr>
+          <w:rtl/>
+          <w:cs/>
+          <w:lang w:val="ar_AE" w:bidi="ar_AE"/>
+        </w:rPr>
+      </w:r>
+      <w:r>
+        <w:rPr>
+          <w:vertAlign w:val="superscript"/>
+          <w:rtl/>
+          <w:cs/>
           <w:lang w:val="ar_AE" w:bidi="ar_AE"/>
         </w:rPr>
         <w:t>11</w:t>
       </w:r>
       <w:r>
         <w:rPr>
+          <w:rtl/>
+          <w:cs/>
           <w:lang w:val="ar_AE" w:bidi="ar_AE"/>
         </w:rPr>
         <w:t xml:space="preserve"> وَٱلْآنَ قَدِ ٱجْتَمَعَتْ عَلَيْكِ أُمَمٌ كَثِيرَةٌ، ٱلَّذِينَ يَقُولُونَ: «لِتَتَدَنَّسْ وَلْتَتَفَرَّسْ عُيُونُنَا فِي صِهْيَوْنَ».</w:t>
       </w:r>
-      <w:r>
-        <w:rPr>
-          <w:lang w:val="ar_AE" w:bidi="ar_AE"/>
-        </w:rPr>
-      </w:r>
-      <w:r>
-        <w:rPr>
-          <w:lang w:val="ar_AE" w:bidi="ar_AE"/>
-        </w:rPr>
-      </w:r>
-    </w:p>
-    <w:p>
-      <w:pPr>
-        <w:bidi/>
-      </w:pPr>
-      <w:r>
-        <w:rPr>
-          <w:lang w:val="ar_AE" w:bidi="ar_AE"/>
-        </w:rPr>
-      </w:r>
-    </w:p>
-    <w:p>
-      <w:pPr>
-        <w:bidi/>
-      </w:pPr>
-      <w:r>
-        <w:rPr>
-          <w:lang w:val="ar_AE" w:bidi="ar_AE"/>
-        </w:rPr>
-      </w:r>
-      <w:r>
-        <w:rPr>
-          <w:vertAlign w:val="superscript"/>
+    </w:p>
+    <w:p>
+      <w:pPr>
+        <w:bidi/>
+      </w:pPr>
+      <w:r>
+        <w:rPr>
+          <w:rtl/>
+          <w:cs/>
+          <w:lang w:val="ar_AE" w:bidi="ar_AE"/>
+        </w:rPr>
+      </w:r>
+      <w:r>
+        <w:rPr>
+          <w:vertAlign w:val="superscript"/>
+          <w:rtl/>
+          <w:cs/>
           <w:lang w:val="ar_AE" w:bidi="ar_AE"/>
         </w:rPr>
         <w:t>12</w:t>
       </w:r>
       <w:r>
         <w:rPr>
+          <w:rtl/>
+          <w:cs/>
           <w:lang w:val="ar_AE" w:bidi="ar_AE"/>
         </w:rPr>
         <w:t xml:space="preserve"> وَهُمْ لَا يَعْرِفُونَ أَفْكَارَ ٱلرَّبِّ وَلَا يَفْهَمُونَ قَصْدَهُ، إِنَّهُ قَدْ جَمَعَهُمْ كَحُزَمٍ إِلَى ٱلْبَيْدَرِ.</w:t>
       </w:r>
-      <w:r>
-        <w:rPr>
-          <w:lang w:val="ar_AE" w:bidi="ar_AE"/>
-        </w:rPr>
-      </w:r>
-      <w:r>
-        <w:rPr>
-          <w:lang w:val="ar_AE" w:bidi="ar_AE"/>
-        </w:rPr>
-      </w:r>
-    </w:p>
-    <w:p>
-      <w:pPr>
-        <w:bidi/>
-      </w:pPr>
-      <w:r>
-        <w:rPr>
-          <w:lang w:val="ar_AE" w:bidi="ar_AE"/>
-        </w:rPr>
-      </w:r>
-    </w:p>
-    <w:p>
-      <w:pPr>
-        <w:bidi/>
-      </w:pPr>
-      <w:r>
-        <w:rPr>
-          <w:lang w:val="ar_AE" w:bidi="ar_AE"/>
-        </w:rPr>
-      </w:r>
-      <w:r>
-        <w:rPr>
-          <w:vertAlign w:val="superscript"/>
+    </w:p>
+    <w:p>
+      <w:pPr>
+        <w:bidi/>
+      </w:pPr>
+      <w:r>
+        <w:rPr>
+          <w:rtl/>
+          <w:cs/>
+          <w:lang w:val="ar_AE" w:bidi="ar_AE"/>
+        </w:rPr>
+      </w:r>
+      <w:r>
+        <w:rPr>
+          <w:vertAlign w:val="superscript"/>
+          <w:rtl/>
+          <w:cs/>
           <w:lang w:val="ar_AE" w:bidi="ar_AE"/>
         </w:rPr>
         <w:t>13</w:t>
       </w:r>
       <w:r>
         <w:rPr>
+          <w:rtl/>
+          <w:cs/>
           <w:lang w:val="ar_AE" w:bidi="ar_AE"/>
         </w:rPr>
         <w:t xml:space="preserve"> «قُومِي وَدُوسِي يَا بِنْتَ صِهْيَوْنَ، لِأَنِّي أَجْعَلُ قَرْنَكِ حَدِيدًا، وَأَظْلَافَكِ أَجْعَلُهَا نُحَاسًا، فَتَسْحَقِينَ شُعُوبًا كَثِيرِينَ، وَأُحَرِّمُ غَنِيمَتَهُمْ لِلرَّبِّ، وَثَرْوَتَهُمْ لِسَيِّدِ كُلِّ ٱلْأَرْضِ».</w:t>
       </w:r>
-      <w:r>
-        <w:rPr>
-          <w:lang w:val="ar_AE" w:bidi="ar_AE"/>
-        </w:rPr>
-      </w:r>
-      <w:r>
-        <w:rPr>
-          <w:lang w:val="ar_AE" w:bidi="ar_AE"/>
-        </w:rPr>
-      </w:r>
-    </w:p>
-    <w:p>
-      <w:pPr>
-        <w:bidi/>
-      </w:pPr>
-      <w:r>
-        <w:rPr>
-          <w:lang w:val="ar_AE" w:bidi="ar_AE"/>
-        </w:rPr>
-      </w:r>
     </w:p>
     <w:p>
       <w:pPr>
@@ -2631,660 +1886,454 @@
       </w:pPr>
       <w:r>
         <w:rPr>
+          <w:rtl/>
+          <w:cs/>
           <w:lang w:val="ar_AE" w:bidi="ar_AE"/>
         </w:rPr>
         <w:t>Micah 5:1</w:t>
       </w:r>
       <w:r>
         <w:rPr>
-          <w:lang w:val="ar_AE" w:bidi="ar_AE"/>
-        </w:rPr>
-      </w:r>
-    </w:p>
-    <w:p>
-      <w:pPr>
-        <w:bidi/>
-      </w:pPr>
-      <w:r>
-        <w:rPr>
-          <w:lang w:val="ar_AE" w:bidi="ar_AE"/>
-        </w:rPr>
-      </w:r>
-      <w:r>
-        <w:rPr>
-          <w:vertAlign w:val="superscript"/>
+          <w:rtl/>
+          <w:cs/>
+          <w:lang w:val="ar_AE" w:bidi="ar_AE"/>
+        </w:rPr>
+      </w:r>
+    </w:p>
+    <w:p>
+      <w:pPr>
+        <w:bidi/>
+      </w:pPr>
+      <w:r>
+        <w:rPr>
+          <w:rtl/>
+          <w:cs/>
+          <w:lang w:val="ar_AE" w:bidi="ar_AE"/>
+        </w:rPr>
+      </w:r>
+      <w:r>
+        <w:rPr>
+          <w:vertAlign w:val="superscript"/>
+          <w:rtl/>
+          <w:cs/>
           <w:lang w:val="ar_AE" w:bidi="ar_AE"/>
         </w:rPr>
         <w:t>1</w:t>
       </w:r>
       <w:r>
         <w:rPr>
+          <w:rtl/>
+          <w:cs/>
           <w:lang w:val="ar_AE" w:bidi="ar_AE"/>
         </w:rPr>
         <w:t xml:space="preserve"> اَلْآنَ تَتَجَيَّشِينَ يَا بِنْتَ ٱلْجُيُوشِ. قَدْ أَقَامَ عَلَيْنَا مِتْرَسَةً. يَضْرِبُونَ قَاضِيَ إِسْرَائِيلَ بِقَضِيبٍ عَلَى خَدِّهِ.</w:t>
       </w:r>
-      <w:r>
-        <w:rPr>
-          <w:lang w:val="ar_AE" w:bidi="ar_AE"/>
-        </w:rPr>
-      </w:r>
-      <w:r>
-        <w:rPr>
-          <w:lang w:val="ar_AE" w:bidi="ar_AE"/>
-        </w:rPr>
-      </w:r>
-    </w:p>
-    <w:p>
-      <w:pPr>
-        <w:bidi/>
-      </w:pPr>
-      <w:r>
-        <w:rPr>
-          <w:lang w:val="ar_AE" w:bidi="ar_AE"/>
-        </w:rPr>
-      </w:r>
-    </w:p>
-    <w:p>
-      <w:pPr>
-        <w:bidi/>
-      </w:pPr>
-      <w:r>
-        <w:rPr>
-          <w:lang w:val="ar_AE" w:bidi="ar_AE"/>
-        </w:rPr>
-      </w:r>
-      <w:r>
-        <w:rPr>
-          <w:vertAlign w:val="superscript"/>
+    </w:p>
+    <w:p>
+      <w:pPr>
+        <w:bidi/>
+      </w:pPr>
+      <w:r>
+        <w:rPr>
+          <w:rtl/>
+          <w:cs/>
+          <w:lang w:val="ar_AE" w:bidi="ar_AE"/>
+        </w:rPr>
+      </w:r>
+      <w:r>
+        <w:rPr>
+          <w:vertAlign w:val="superscript"/>
+          <w:rtl/>
+          <w:cs/>
           <w:lang w:val="ar_AE" w:bidi="ar_AE"/>
         </w:rPr>
         <w:t>2</w:t>
       </w:r>
       <w:r>
         <w:rPr>
+          <w:rtl/>
+          <w:cs/>
           <w:lang w:val="ar_AE" w:bidi="ar_AE"/>
         </w:rPr>
         <w:t xml:space="preserve"> «أَمَّا أَنْتِ يَا بَيْتَ لَحْمِ أَفْرَاتَةَ، وَأَنْتِ صَغِيرَةٌ أَنْ تَكُونِي بَيْنَ أُلُوفِ يَهُوذَا، فَمِنْكِ يَخْرُجُ لِي ٱلَّذِي يَكُونُ مُتَسَلِّطًا عَلَى إِسْرَائِيلَ، وَمَخَارِجُهُ مُنْذُ ٱلْقَدِيمِ، مُنْذُ أَيَّامِ ٱلْأَزَلِ».</w:t>
       </w:r>
-      <w:r>
-        <w:rPr>
-          <w:lang w:val="ar_AE" w:bidi="ar_AE"/>
-        </w:rPr>
-      </w:r>
-      <w:r>
-        <w:rPr>
-          <w:lang w:val="ar_AE" w:bidi="ar_AE"/>
-        </w:rPr>
-      </w:r>
-    </w:p>
-    <w:p>
-      <w:pPr>
-        <w:bidi/>
-      </w:pPr>
-      <w:r>
-        <w:rPr>
-          <w:lang w:val="ar_AE" w:bidi="ar_AE"/>
-        </w:rPr>
-      </w:r>
-    </w:p>
-    <w:p>
-      <w:pPr>
-        <w:bidi/>
-      </w:pPr>
-      <w:r>
-        <w:rPr>
-          <w:lang w:val="ar_AE" w:bidi="ar_AE"/>
-        </w:rPr>
-      </w:r>
-      <w:r>
-        <w:rPr>
-          <w:vertAlign w:val="superscript"/>
+    </w:p>
+    <w:p>
+      <w:pPr>
+        <w:bidi/>
+      </w:pPr>
+      <w:r>
+        <w:rPr>
+          <w:rtl/>
+          <w:cs/>
+          <w:lang w:val="ar_AE" w:bidi="ar_AE"/>
+        </w:rPr>
+      </w:r>
+      <w:r>
+        <w:rPr>
+          <w:vertAlign w:val="superscript"/>
+          <w:rtl/>
+          <w:cs/>
           <w:lang w:val="ar_AE" w:bidi="ar_AE"/>
         </w:rPr>
         <w:t>3</w:t>
       </w:r>
       <w:r>
         <w:rPr>
+          <w:rtl/>
+          <w:cs/>
           <w:lang w:val="ar_AE" w:bidi="ar_AE"/>
         </w:rPr>
         <w:t xml:space="preserve"> لِذَلِكَ يُسَلِّمُهُمْ إِلَى حِينَمَا تَكُونُ قَدْ وَلَدَتْ وَالِدَةٌ، ثُمَّ تَرْجِعُ بَقِيَّةُ إِخْوَتِهِ إِلَى بَنِي إِسْرَائِيلَ.</w:t>
       </w:r>
-      <w:r>
-        <w:rPr>
-          <w:lang w:val="ar_AE" w:bidi="ar_AE"/>
-        </w:rPr>
-      </w:r>
-      <w:r>
-        <w:rPr>
-          <w:lang w:val="ar_AE" w:bidi="ar_AE"/>
-        </w:rPr>
-      </w:r>
-    </w:p>
-    <w:p>
-      <w:pPr>
-        <w:bidi/>
-      </w:pPr>
-      <w:r>
-        <w:rPr>
-          <w:lang w:val="ar_AE" w:bidi="ar_AE"/>
-        </w:rPr>
-      </w:r>
-    </w:p>
-    <w:p>
-      <w:pPr>
-        <w:bidi/>
-      </w:pPr>
-      <w:r>
-        <w:rPr>
-          <w:lang w:val="ar_AE" w:bidi="ar_AE"/>
-        </w:rPr>
-      </w:r>
-      <w:r>
-        <w:rPr>
-          <w:vertAlign w:val="superscript"/>
+    </w:p>
+    <w:p>
+      <w:pPr>
+        <w:bidi/>
+      </w:pPr>
+      <w:r>
+        <w:rPr>
+          <w:rtl/>
+          <w:cs/>
+          <w:lang w:val="ar_AE" w:bidi="ar_AE"/>
+        </w:rPr>
+      </w:r>
+      <w:r>
+        <w:rPr>
+          <w:vertAlign w:val="superscript"/>
+          <w:rtl/>
+          <w:cs/>
           <w:lang w:val="ar_AE" w:bidi="ar_AE"/>
         </w:rPr>
         <w:t>4</w:t>
       </w:r>
       <w:r>
         <w:rPr>
+          <w:rtl/>
+          <w:cs/>
           <w:lang w:val="ar_AE" w:bidi="ar_AE"/>
         </w:rPr>
         <w:t xml:space="preserve"> وَيَقِفُ وَيَرْعَى بِقُدْرَةِ ٱلرَّبِّ، بِعَظَمَةِ ٱسْمِ ٱلرَّبِّ إِلَهِهِ، وَيَثْبُتُونَ. لِأَنَّهُ ٱلْآنَ يَتَعَظَّمُ إِلَى أَقَاصِي ٱلْأَرْضِ.</w:t>
       </w:r>
-      <w:r>
-        <w:rPr>
-          <w:lang w:val="ar_AE" w:bidi="ar_AE"/>
-        </w:rPr>
-      </w:r>
-      <w:r>
-        <w:rPr>
-          <w:lang w:val="ar_AE" w:bidi="ar_AE"/>
-        </w:rPr>
-      </w:r>
-    </w:p>
-    <w:p>
-      <w:pPr>
-        <w:bidi/>
-      </w:pPr>
-      <w:r>
-        <w:rPr>
-          <w:lang w:val="ar_AE" w:bidi="ar_AE"/>
-        </w:rPr>
-      </w:r>
-    </w:p>
-    <w:p>
-      <w:pPr>
-        <w:bidi/>
-      </w:pPr>
-      <w:r>
-        <w:rPr>
-          <w:lang w:val="ar_AE" w:bidi="ar_AE"/>
-        </w:rPr>
-      </w:r>
-      <w:r>
-        <w:rPr>
-          <w:vertAlign w:val="superscript"/>
+    </w:p>
+    <w:p>
+      <w:pPr>
+        <w:bidi/>
+      </w:pPr>
+      <w:r>
+        <w:rPr>
+          <w:rtl/>
+          <w:cs/>
+          <w:lang w:val="ar_AE" w:bidi="ar_AE"/>
+        </w:rPr>
+      </w:r>
+      <w:r>
+        <w:rPr>
+          <w:vertAlign w:val="superscript"/>
+          <w:rtl/>
+          <w:cs/>
           <w:lang w:val="ar_AE" w:bidi="ar_AE"/>
         </w:rPr>
         <w:t>5</w:t>
       </w:r>
       <w:r>
         <w:rPr>
+          <w:rtl/>
+          <w:cs/>
           <w:lang w:val="ar_AE" w:bidi="ar_AE"/>
         </w:rPr>
         <w:t xml:space="preserve"> وَيَكُونُ هَذَا سَلَامًا. إِذَا دَخَلَ أَشُّورُ فِي أَرْضِنَا، وَإِذَا دَاسَ فِي قُصُورِنَا، نُقِيمُ عَلَيْهِ سَبْعَةَ رُعَاةٍ وَثَمَانِيَةً مِنْ أُمَرَاءِ ٱلنَّاسِ،</w:t>
       </w:r>
-      <w:r>
-        <w:rPr>
-          <w:lang w:val="ar_AE" w:bidi="ar_AE"/>
-        </w:rPr>
-      </w:r>
-      <w:r>
-        <w:rPr>
-          <w:lang w:val="ar_AE" w:bidi="ar_AE"/>
-        </w:rPr>
-      </w:r>
-    </w:p>
-    <w:p>
-      <w:pPr>
-        <w:bidi/>
-      </w:pPr>
-      <w:r>
-        <w:rPr>
-          <w:lang w:val="ar_AE" w:bidi="ar_AE"/>
-        </w:rPr>
-      </w:r>
-    </w:p>
-    <w:p>
-      <w:pPr>
-        <w:bidi/>
-      </w:pPr>
-      <w:r>
-        <w:rPr>
-          <w:lang w:val="ar_AE" w:bidi="ar_AE"/>
-        </w:rPr>
-      </w:r>
-      <w:r>
-        <w:rPr>
-          <w:vertAlign w:val="superscript"/>
+    </w:p>
+    <w:p>
+      <w:pPr>
+        <w:bidi/>
+      </w:pPr>
+      <w:r>
+        <w:rPr>
+          <w:rtl/>
+          <w:cs/>
+          <w:lang w:val="ar_AE" w:bidi="ar_AE"/>
+        </w:rPr>
+      </w:r>
+      <w:r>
+        <w:rPr>
+          <w:vertAlign w:val="superscript"/>
+          <w:rtl/>
+          <w:cs/>
           <w:lang w:val="ar_AE" w:bidi="ar_AE"/>
         </w:rPr>
         <w:t>6</w:t>
       </w:r>
       <w:r>
         <w:rPr>
+          <w:rtl/>
+          <w:cs/>
           <w:lang w:val="ar_AE" w:bidi="ar_AE"/>
         </w:rPr>
         <w:t xml:space="preserve"> فَيَرْعَوْنَ أَرْضَ أَشُّورَ بِٱلسَّيْفِ، وَأَرْضَ نِمْرُودَ فِي أَبْوَابِهَا، فَيَنْفُذُ مِنْ أَشُّورَ إِذَا دَخَلَ أَرْضَنَا وَإِذَا دَاسَ تُخُومَنَا.</w:t>
       </w:r>
-      <w:r>
-        <w:rPr>
-          <w:lang w:val="ar_AE" w:bidi="ar_AE"/>
-        </w:rPr>
-      </w:r>
-      <w:r>
-        <w:rPr>
-          <w:lang w:val="ar_AE" w:bidi="ar_AE"/>
-        </w:rPr>
-      </w:r>
-    </w:p>
-    <w:p>
-      <w:pPr>
-        <w:bidi/>
-      </w:pPr>
-      <w:r>
-        <w:rPr>
-          <w:lang w:val="ar_AE" w:bidi="ar_AE"/>
-        </w:rPr>
-      </w:r>
-    </w:p>
-    <w:p>
-      <w:pPr>
-        <w:bidi/>
-      </w:pPr>
-      <w:r>
-        <w:rPr>
-          <w:lang w:val="ar_AE" w:bidi="ar_AE"/>
-        </w:rPr>
-      </w:r>
-      <w:r>
-        <w:rPr>
-          <w:vertAlign w:val="superscript"/>
+    </w:p>
+    <w:p>
+      <w:pPr>
+        <w:bidi/>
+      </w:pPr>
+      <w:r>
+        <w:rPr>
+          <w:rtl/>
+          <w:cs/>
+          <w:lang w:val="ar_AE" w:bidi="ar_AE"/>
+        </w:rPr>
+      </w:r>
+      <w:r>
+        <w:rPr>
+          <w:vertAlign w:val="superscript"/>
+          <w:rtl/>
+          <w:cs/>
           <w:lang w:val="ar_AE" w:bidi="ar_AE"/>
         </w:rPr>
         <w:t>7</w:t>
       </w:r>
       <w:r>
         <w:rPr>
+          <w:rtl/>
+          <w:cs/>
           <w:lang w:val="ar_AE" w:bidi="ar_AE"/>
         </w:rPr>
         <w:t xml:space="preserve"> وَتَكُونُ بَقِيَّةُ يَعْقُوبَ فِي وَسَطِ شُعُوبٍ كَثِيرِينَ كَٱلنَّدَى مِنْ عِنْدِ ٱلرَّبِّ، كَٱلْوَابِلِ عَلَى ٱلْعُشْبِ ٱلَّذِي لَا يَنْتَظِرُ إِنْسَانًا وَلَا يَصْبِرُ لِبَنِي ٱلْبَشَرِ.</w:t>
       </w:r>
-      <w:r>
-        <w:rPr>
-          <w:lang w:val="ar_AE" w:bidi="ar_AE"/>
-        </w:rPr>
-      </w:r>
-      <w:r>
-        <w:rPr>
-          <w:lang w:val="ar_AE" w:bidi="ar_AE"/>
-        </w:rPr>
-      </w:r>
-    </w:p>
-    <w:p>
-      <w:pPr>
-        <w:bidi/>
-      </w:pPr>
-      <w:r>
-        <w:rPr>
-          <w:lang w:val="ar_AE" w:bidi="ar_AE"/>
-        </w:rPr>
-      </w:r>
-    </w:p>
-    <w:p>
-      <w:pPr>
-        <w:bidi/>
-      </w:pPr>
-      <w:r>
-        <w:rPr>
-          <w:lang w:val="ar_AE" w:bidi="ar_AE"/>
-        </w:rPr>
-      </w:r>
-      <w:r>
-        <w:rPr>
-          <w:vertAlign w:val="superscript"/>
+    </w:p>
+    <w:p>
+      <w:pPr>
+        <w:bidi/>
+      </w:pPr>
+      <w:r>
+        <w:rPr>
+          <w:rtl/>
+          <w:cs/>
+          <w:lang w:val="ar_AE" w:bidi="ar_AE"/>
+        </w:rPr>
+      </w:r>
+      <w:r>
+        <w:rPr>
+          <w:vertAlign w:val="superscript"/>
+          <w:rtl/>
+          <w:cs/>
           <w:lang w:val="ar_AE" w:bidi="ar_AE"/>
         </w:rPr>
         <w:t>8</w:t>
       </w:r>
       <w:r>
         <w:rPr>
+          <w:rtl/>
+          <w:cs/>
           <w:lang w:val="ar_AE" w:bidi="ar_AE"/>
         </w:rPr>
         <w:t xml:space="preserve"> وَتَكُونُ بَقِيَّةُ يَعْقُوبَ بَيْنَ ٱلْأُمَمِ فِي وَسَطِ شُعُوبٍ كَثِيرِينَ كَٱلْأَسَدِ بَيْنَ وُحُوشِ ٱلْوَعْرِ، كَشِبْلِ ٱلْأَسَدِ بَيْنَ قُطْعَانِ ٱلْغَنَمِ، ٱلَّذِي إِذَا عَبَرَ يَدُوسُ وَيَفْتَرِسُ وَلَيْسَ مَنْ يُنْقِذُ.</w:t>
       </w:r>
-      <w:r>
-        <w:rPr>
-          <w:lang w:val="ar_AE" w:bidi="ar_AE"/>
-        </w:rPr>
-      </w:r>
-      <w:r>
-        <w:rPr>
-          <w:lang w:val="ar_AE" w:bidi="ar_AE"/>
-        </w:rPr>
-      </w:r>
-    </w:p>
-    <w:p>
-      <w:pPr>
-        <w:bidi/>
-      </w:pPr>
-      <w:r>
-        <w:rPr>
-          <w:lang w:val="ar_AE" w:bidi="ar_AE"/>
-        </w:rPr>
-      </w:r>
-    </w:p>
-    <w:p>
-      <w:pPr>
-        <w:bidi/>
-      </w:pPr>
-      <w:r>
-        <w:rPr>
-          <w:lang w:val="ar_AE" w:bidi="ar_AE"/>
-        </w:rPr>
-      </w:r>
-      <w:r>
-        <w:rPr>
-          <w:vertAlign w:val="superscript"/>
+    </w:p>
+    <w:p>
+      <w:pPr>
+        <w:bidi/>
+      </w:pPr>
+      <w:r>
+        <w:rPr>
+          <w:rtl/>
+          <w:cs/>
+          <w:lang w:val="ar_AE" w:bidi="ar_AE"/>
+        </w:rPr>
+      </w:r>
+      <w:r>
+        <w:rPr>
+          <w:vertAlign w:val="superscript"/>
+          <w:rtl/>
+          <w:cs/>
           <w:lang w:val="ar_AE" w:bidi="ar_AE"/>
         </w:rPr>
         <w:t>9</w:t>
       </w:r>
       <w:r>
         <w:rPr>
+          <w:rtl/>
+          <w:cs/>
           <w:lang w:val="ar_AE" w:bidi="ar_AE"/>
         </w:rPr>
         <w:t xml:space="preserve"> لِتَرْتَفِعْ يَدُكَ عَلَى مُبْغِضِيكَ وَيَنْقَرِضْ كُلُّ أَعْدَائِكَ.</w:t>
       </w:r>
-      <w:r>
-        <w:rPr>
-          <w:lang w:val="ar_AE" w:bidi="ar_AE"/>
-        </w:rPr>
-      </w:r>
-      <w:r>
-        <w:rPr>
-          <w:lang w:val="ar_AE" w:bidi="ar_AE"/>
-        </w:rPr>
-      </w:r>
-    </w:p>
-    <w:p>
-      <w:pPr>
-        <w:bidi/>
-      </w:pPr>
-      <w:r>
-        <w:rPr>
-          <w:lang w:val="ar_AE" w:bidi="ar_AE"/>
-        </w:rPr>
-      </w:r>
-    </w:p>
-    <w:p>
-      <w:pPr>
-        <w:bidi/>
-      </w:pPr>
-      <w:r>
-        <w:rPr>
-          <w:lang w:val="ar_AE" w:bidi="ar_AE"/>
-        </w:rPr>
-      </w:r>
-      <w:r>
-        <w:rPr>
-          <w:vertAlign w:val="superscript"/>
+    </w:p>
+    <w:p>
+      <w:pPr>
+        <w:bidi/>
+      </w:pPr>
+      <w:r>
+        <w:rPr>
+          <w:rtl/>
+          <w:cs/>
+          <w:lang w:val="ar_AE" w:bidi="ar_AE"/>
+        </w:rPr>
+      </w:r>
+      <w:r>
+        <w:rPr>
+          <w:vertAlign w:val="superscript"/>
+          <w:rtl/>
+          <w:cs/>
           <w:lang w:val="ar_AE" w:bidi="ar_AE"/>
         </w:rPr>
         <w:t>10</w:t>
       </w:r>
       <w:r>
         <w:rPr>
+          <w:rtl/>
+          <w:cs/>
           <w:lang w:val="ar_AE" w:bidi="ar_AE"/>
         </w:rPr>
         <w:t xml:space="preserve"> «وَيَكُونُ فِي ذَلِكَ ٱلْيَوْمِ، يَقُولُ ٱلرَّبُّ، أَنِّي أَقْطَعُ خَيْلَكَ مِنْ وَسَطِكَ، وَأُبِيدُ مَرْكَبَاتِكَ.</w:t>
       </w:r>
-      <w:r>
-        <w:rPr>
-          <w:lang w:val="ar_AE" w:bidi="ar_AE"/>
-        </w:rPr>
-      </w:r>
-      <w:r>
-        <w:rPr>
-          <w:lang w:val="ar_AE" w:bidi="ar_AE"/>
-        </w:rPr>
-      </w:r>
-    </w:p>
-    <w:p>
-      <w:pPr>
-        <w:bidi/>
-      </w:pPr>
-      <w:r>
-        <w:rPr>
-          <w:lang w:val="ar_AE" w:bidi="ar_AE"/>
-        </w:rPr>
-      </w:r>
-    </w:p>
-    <w:p>
-      <w:pPr>
-        <w:bidi/>
-      </w:pPr>
-      <w:r>
-        <w:rPr>
-          <w:lang w:val="ar_AE" w:bidi="ar_AE"/>
-        </w:rPr>
-      </w:r>
-      <w:r>
-        <w:rPr>
-          <w:vertAlign w:val="superscript"/>
+    </w:p>
+    <w:p>
+      <w:pPr>
+        <w:bidi/>
+      </w:pPr>
+      <w:r>
+        <w:rPr>
+          <w:rtl/>
+          <w:cs/>
+          <w:lang w:val="ar_AE" w:bidi="ar_AE"/>
+        </w:rPr>
+      </w:r>
+      <w:r>
+        <w:rPr>
+          <w:vertAlign w:val="superscript"/>
+          <w:rtl/>
+          <w:cs/>
           <w:lang w:val="ar_AE" w:bidi="ar_AE"/>
         </w:rPr>
         <w:t>11</w:t>
       </w:r>
       <w:r>
         <w:rPr>
+          <w:rtl/>
+          <w:cs/>
           <w:lang w:val="ar_AE" w:bidi="ar_AE"/>
         </w:rPr>
         <w:t xml:space="preserve"> وَأَقْطَعُ مُدُنَ أَرْضِكَ، وَأَهْدِمُ كُلَّ حُصُونِكَ.</w:t>
       </w:r>
-      <w:r>
-        <w:rPr>
-          <w:lang w:val="ar_AE" w:bidi="ar_AE"/>
-        </w:rPr>
-      </w:r>
-      <w:r>
-        <w:rPr>
-          <w:lang w:val="ar_AE" w:bidi="ar_AE"/>
-        </w:rPr>
-      </w:r>
-    </w:p>
-    <w:p>
-      <w:pPr>
-        <w:bidi/>
-      </w:pPr>
-      <w:r>
-        <w:rPr>
-          <w:lang w:val="ar_AE" w:bidi="ar_AE"/>
-        </w:rPr>
-      </w:r>
-    </w:p>
-    <w:p>
-      <w:pPr>
-        <w:bidi/>
-      </w:pPr>
-      <w:r>
-        <w:rPr>
-          <w:lang w:val="ar_AE" w:bidi="ar_AE"/>
-        </w:rPr>
-      </w:r>
-      <w:r>
-        <w:rPr>
-          <w:vertAlign w:val="superscript"/>
+    </w:p>
+    <w:p>
+      <w:pPr>
+        <w:bidi/>
+      </w:pPr>
+      <w:r>
+        <w:rPr>
+          <w:rtl/>
+          <w:cs/>
+          <w:lang w:val="ar_AE" w:bidi="ar_AE"/>
+        </w:rPr>
+      </w:r>
+      <w:r>
+        <w:rPr>
+          <w:vertAlign w:val="superscript"/>
+          <w:rtl/>
+          <w:cs/>
           <w:lang w:val="ar_AE" w:bidi="ar_AE"/>
         </w:rPr>
         <w:t>12</w:t>
       </w:r>
       <w:r>
         <w:rPr>
+          <w:rtl/>
+          <w:cs/>
           <w:lang w:val="ar_AE" w:bidi="ar_AE"/>
         </w:rPr>
         <w:t xml:space="preserve"> وَأَقْطَعُ ٱلسِّحْرَ مِنْ يَدِكَ، وَلَا يَكُونُ لَكَ عَائِفُونَ.</w:t>
       </w:r>
-      <w:r>
-        <w:rPr>
-          <w:lang w:val="ar_AE" w:bidi="ar_AE"/>
-        </w:rPr>
-      </w:r>
-      <w:r>
-        <w:rPr>
-          <w:lang w:val="ar_AE" w:bidi="ar_AE"/>
-        </w:rPr>
-      </w:r>
-    </w:p>
-    <w:p>
-      <w:pPr>
-        <w:bidi/>
-      </w:pPr>
-      <w:r>
-        <w:rPr>
-          <w:lang w:val="ar_AE" w:bidi="ar_AE"/>
-        </w:rPr>
-      </w:r>
-    </w:p>
-    <w:p>
-      <w:pPr>
-        <w:bidi/>
-      </w:pPr>
-      <w:r>
-        <w:rPr>
-          <w:lang w:val="ar_AE" w:bidi="ar_AE"/>
-        </w:rPr>
-      </w:r>
-      <w:r>
-        <w:rPr>
-          <w:vertAlign w:val="superscript"/>
+    </w:p>
+    <w:p>
+      <w:pPr>
+        <w:bidi/>
+      </w:pPr>
+      <w:r>
+        <w:rPr>
+          <w:rtl/>
+          <w:cs/>
+          <w:lang w:val="ar_AE" w:bidi="ar_AE"/>
+        </w:rPr>
+      </w:r>
+      <w:r>
+        <w:rPr>
+          <w:vertAlign w:val="superscript"/>
+          <w:rtl/>
+          <w:cs/>
           <w:lang w:val="ar_AE" w:bidi="ar_AE"/>
         </w:rPr>
         <w:t>13</w:t>
       </w:r>
       <w:r>
         <w:rPr>
+          <w:rtl/>
+          <w:cs/>
           <w:lang w:val="ar_AE" w:bidi="ar_AE"/>
         </w:rPr>
         <w:t xml:space="preserve"> وَأَقْطَعُ تَمَاثِيلَكَ ٱلْمَنْحُوتَةَ وَأَنْصَابَكَ مِنْ وَسَطِكَ، فَلَا تَسْجُدُ لِعَمَلِ يَدَيْكَ فِي مَا بَعْدُ.</w:t>
       </w:r>
-      <w:r>
-        <w:rPr>
-          <w:lang w:val="ar_AE" w:bidi="ar_AE"/>
-        </w:rPr>
-      </w:r>
-      <w:r>
-        <w:rPr>
-          <w:lang w:val="ar_AE" w:bidi="ar_AE"/>
-        </w:rPr>
-      </w:r>
-    </w:p>
-    <w:p>
-      <w:pPr>
-        <w:bidi/>
-      </w:pPr>
-      <w:r>
-        <w:rPr>
-          <w:lang w:val="ar_AE" w:bidi="ar_AE"/>
-        </w:rPr>
-      </w:r>
-    </w:p>
-    <w:p>
-      <w:pPr>
-        <w:bidi/>
-      </w:pPr>
-      <w:r>
-        <w:rPr>
-          <w:lang w:val="ar_AE" w:bidi="ar_AE"/>
-        </w:rPr>
-      </w:r>
-      <w:r>
-        <w:rPr>
-          <w:vertAlign w:val="superscript"/>
+    </w:p>
+    <w:p>
+      <w:pPr>
+        <w:bidi/>
+      </w:pPr>
+      <w:r>
+        <w:rPr>
+          <w:rtl/>
+          <w:cs/>
+          <w:lang w:val="ar_AE" w:bidi="ar_AE"/>
+        </w:rPr>
+      </w:r>
+      <w:r>
+        <w:rPr>
+          <w:vertAlign w:val="superscript"/>
+          <w:rtl/>
+          <w:cs/>
           <w:lang w:val="ar_AE" w:bidi="ar_AE"/>
         </w:rPr>
         <w:t>14</w:t>
       </w:r>
       <w:r>
         <w:rPr>
+          <w:rtl/>
+          <w:cs/>
           <w:lang w:val="ar_AE" w:bidi="ar_AE"/>
         </w:rPr>
         <w:t xml:space="preserve"> وَأَقْلَعُ سَوَارِيَكَ مِنْ وَسَطِكَ وَأُبِيدُ مُدُنَكَ.</w:t>
       </w:r>
-      <w:r>
-        <w:rPr>
-          <w:lang w:val="ar_AE" w:bidi="ar_AE"/>
-        </w:rPr>
-      </w:r>
-      <w:r>
-        <w:rPr>
-          <w:lang w:val="ar_AE" w:bidi="ar_AE"/>
-        </w:rPr>
-      </w:r>
-    </w:p>
-    <w:p>
-      <w:pPr>
-        <w:bidi/>
-      </w:pPr>
-      <w:r>
-        <w:rPr>
-          <w:lang w:val="ar_AE" w:bidi="ar_AE"/>
-        </w:rPr>
-      </w:r>
-    </w:p>
-    <w:p>
-      <w:pPr>
-        <w:bidi/>
-      </w:pPr>
-      <w:r>
-        <w:rPr>
-          <w:lang w:val="ar_AE" w:bidi="ar_AE"/>
-        </w:rPr>
-      </w:r>
-      <w:r>
-        <w:rPr>
-          <w:vertAlign w:val="superscript"/>
+    </w:p>
+    <w:p>
+      <w:pPr>
+        <w:bidi/>
+      </w:pPr>
+      <w:r>
+        <w:rPr>
+          <w:rtl/>
+          <w:cs/>
+          <w:lang w:val="ar_AE" w:bidi="ar_AE"/>
+        </w:rPr>
+      </w:r>
+      <w:r>
+        <w:rPr>
+          <w:vertAlign w:val="superscript"/>
+          <w:rtl/>
+          <w:cs/>
           <w:lang w:val="ar_AE" w:bidi="ar_AE"/>
         </w:rPr>
         <w:t>15</w:t>
       </w:r>
       <w:r>
         <w:rPr>
+          <w:rtl/>
+          <w:cs/>
           <w:lang w:val="ar_AE" w:bidi="ar_AE"/>
         </w:rPr>
         <w:t xml:space="preserve"> وَبِغَضَبٍ وَغَيْظٍ أَنْتَقِمُ مِنَ ٱلْأُمَمِ ٱلَّذِينَ لَمْ يَسْمَعُوا».</w:t>
       </w:r>
-      <w:r>
-        <w:rPr>
-          <w:lang w:val="ar_AE" w:bidi="ar_AE"/>
-        </w:rPr>
-      </w:r>
-      <w:r>
-        <w:rPr>
-          <w:lang w:val="ar_AE" w:bidi="ar_AE"/>
-        </w:rPr>
-      </w:r>
-    </w:p>
-    <w:p>
-      <w:pPr>
-        <w:bidi/>
-      </w:pPr>
-      <w:r>
-        <w:rPr>
-          <w:lang w:val="ar_AE" w:bidi="ar_AE"/>
-        </w:rPr>
-      </w:r>
     </w:p>
     <w:p>
       <w:pPr>
@@ -3293,703 +2342,483 @@
       </w:pPr>
       <w:r>
         <w:rPr>
+          <w:rtl/>
+          <w:cs/>
           <w:lang w:val="ar_AE" w:bidi="ar_AE"/>
         </w:rPr>
         <w:t>Micah 6:1</w:t>
       </w:r>
       <w:r>
         <w:rPr>
-          <w:lang w:val="ar_AE" w:bidi="ar_AE"/>
-        </w:rPr>
-      </w:r>
-    </w:p>
-    <w:p>
-      <w:pPr>
-        <w:bidi/>
-      </w:pPr>
-      <w:r>
-        <w:rPr>
-          <w:lang w:val="ar_AE" w:bidi="ar_AE"/>
-        </w:rPr>
-      </w:r>
-      <w:r>
-        <w:rPr>
-          <w:vertAlign w:val="superscript"/>
+          <w:rtl/>
+          <w:cs/>
+          <w:lang w:val="ar_AE" w:bidi="ar_AE"/>
+        </w:rPr>
+      </w:r>
+    </w:p>
+    <w:p>
+      <w:pPr>
+        <w:bidi/>
+      </w:pPr>
+      <w:r>
+        <w:rPr>
+          <w:rtl/>
+          <w:cs/>
+          <w:lang w:val="ar_AE" w:bidi="ar_AE"/>
+        </w:rPr>
+      </w:r>
+      <w:r>
+        <w:rPr>
+          <w:vertAlign w:val="superscript"/>
+          <w:rtl/>
+          <w:cs/>
           <w:lang w:val="ar_AE" w:bidi="ar_AE"/>
         </w:rPr>
         <w:t>1</w:t>
       </w:r>
       <w:r>
         <w:rPr>
+          <w:rtl/>
+          <w:cs/>
           <w:lang w:val="ar_AE" w:bidi="ar_AE"/>
         </w:rPr>
         <w:t xml:space="preserve"> اِسْمَعُوا مَا قَالَهُ ٱلرَّبُّ: «قُمْ خَاصِمْ لَدَى ٱلْجِبَالِ وَلْتَسْمَعِ ٱلتِّلَالُ صَوْتَكَ.</w:t>
       </w:r>
-      <w:r>
-        <w:rPr>
-          <w:lang w:val="ar_AE" w:bidi="ar_AE"/>
-        </w:rPr>
-      </w:r>
-      <w:r>
-        <w:rPr>
-          <w:lang w:val="ar_AE" w:bidi="ar_AE"/>
-        </w:rPr>
-      </w:r>
-    </w:p>
-    <w:p>
-      <w:pPr>
-        <w:bidi/>
-      </w:pPr>
-      <w:r>
-        <w:rPr>
-          <w:lang w:val="ar_AE" w:bidi="ar_AE"/>
-        </w:rPr>
-      </w:r>
-    </w:p>
-    <w:p>
-      <w:pPr>
-        <w:bidi/>
-      </w:pPr>
-      <w:r>
-        <w:rPr>
-          <w:lang w:val="ar_AE" w:bidi="ar_AE"/>
-        </w:rPr>
-      </w:r>
-      <w:r>
-        <w:rPr>
-          <w:vertAlign w:val="superscript"/>
+    </w:p>
+    <w:p>
+      <w:pPr>
+        <w:bidi/>
+      </w:pPr>
+      <w:r>
+        <w:rPr>
+          <w:rtl/>
+          <w:cs/>
+          <w:lang w:val="ar_AE" w:bidi="ar_AE"/>
+        </w:rPr>
+      </w:r>
+      <w:r>
+        <w:rPr>
+          <w:vertAlign w:val="superscript"/>
+          <w:rtl/>
+          <w:cs/>
           <w:lang w:val="ar_AE" w:bidi="ar_AE"/>
         </w:rPr>
         <w:t>2</w:t>
       </w:r>
       <w:r>
         <w:rPr>
+          <w:rtl/>
+          <w:cs/>
           <w:lang w:val="ar_AE" w:bidi="ar_AE"/>
         </w:rPr>
         <w:t xml:space="preserve"> اِسْمَعِي خُصُومَةَ ٱلرَّبِّ أَيَّتُهَا ٱلْجِبَالُ وَيَا أُسُسَ ٱلْأَرْضِ ٱلدَّائِمَةَ. فَإِنَّ لِلرَّبِّ خُصُومَةً مَعَ شَعْبِهِ وَهُوَ يُحَاكِمُ إِسْرَائِيلَ:</w:t>
       </w:r>
-      <w:r>
-        <w:rPr>
-          <w:lang w:val="ar_AE" w:bidi="ar_AE"/>
-        </w:rPr>
-      </w:r>
-      <w:r>
-        <w:rPr>
-          <w:lang w:val="ar_AE" w:bidi="ar_AE"/>
-        </w:rPr>
-      </w:r>
-    </w:p>
-    <w:p>
-      <w:pPr>
-        <w:bidi/>
-      </w:pPr>
-      <w:r>
-        <w:rPr>
-          <w:lang w:val="ar_AE" w:bidi="ar_AE"/>
-        </w:rPr>
-      </w:r>
-    </w:p>
-    <w:p>
-      <w:pPr>
-        <w:bidi/>
-      </w:pPr>
-      <w:r>
-        <w:rPr>
-          <w:lang w:val="ar_AE" w:bidi="ar_AE"/>
-        </w:rPr>
-      </w:r>
-      <w:r>
-        <w:rPr>
-          <w:vertAlign w:val="superscript"/>
+    </w:p>
+    <w:p>
+      <w:pPr>
+        <w:bidi/>
+      </w:pPr>
+      <w:r>
+        <w:rPr>
+          <w:rtl/>
+          <w:cs/>
+          <w:lang w:val="ar_AE" w:bidi="ar_AE"/>
+        </w:rPr>
+      </w:r>
+      <w:r>
+        <w:rPr>
+          <w:vertAlign w:val="superscript"/>
+          <w:rtl/>
+          <w:cs/>
           <w:lang w:val="ar_AE" w:bidi="ar_AE"/>
         </w:rPr>
         <w:t>3</w:t>
       </w:r>
       <w:r>
         <w:rPr>
+          <w:rtl/>
+          <w:cs/>
           <w:lang w:val="ar_AE" w:bidi="ar_AE"/>
         </w:rPr>
         <w:t xml:space="preserve"> «يَا شَعْبِي، مَاذَا صَنَعْتُ بِكَ وَبِمَاذَا أَضْجَرْتُكَ؟ ٱشْهَدْ عَلَيَّ!</w:t>
       </w:r>
-      <w:r>
-        <w:rPr>
-          <w:lang w:val="ar_AE" w:bidi="ar_AE"/>
-        </w:rPr>
-      </w:r>
-      <w:r>
-        <w:rPr>
-          <w:lang w:val="ar_AE" w:bidi="ar_AE"/>
-        </w:rPr>
-      </w:r>
-    </w:p>
-    <w:p>
-      <w:pPr>
-        <w:bidi/>
-      </w:pPr>
-      <w:r>
-        <w:rPr>
-          <w:lang w:val="ar_AE" w:bidi="ar_AE"/>
-        </w:rPr>
-      </w:r>
-    </w:p>
-    <w:p>
-      <w:pPr>
-        <w:bidi/>
-      </w:pPr>
-      <w:r>
-        <w:rPr>
-          <w:lang w:val="ar_AE" w:bidi="ar_AE"/>
-        </w:rPr>
-      </w:r>
-      <w:r>
-        <w:rPr>
-          <w:vertAlign w:val="superscript"/>
+    </w:p>
+    <w:p>
+      <w:pPr>
+        <w:bidi/>
+      </w:pPr>
+      <w:r>
+        <w:rPr>
+          <w:rtl/>
+          <w:cs/>
+          <w:lang w:val="ar_AE" w:bidi="ar_AE"/>
+        </w:rPr>
+      </w:r>
+      <w:r>
+        <w:rPr>
+          <w:vertAlign w:val="superscript"/>
+          <w:rtl/>
+          <w:cs/>
           <w:lang w:val="ar_AE" w:bidi="ar_AE"/>
         </w:rPr>
         <w:t>4</w:t>
       </w:r>
       <w:r>
         <w:rPr>
+          <w:rtl/>
+          <w:cs/>
           <w:lang w:val="ar_AE" w:bidi="ar_AE"/>
         </w:rPr>
         <w:t xml:space="preserve"> إِنِّي أَصْعَدْتُكَ مِنْ أَرْضِ مِصْرَ، وَفَكَكْتُكَ مِنْ بَيْتِ ٱلْعُبُودِيَّةِ، وَأَرْسَلْتُ أَمَامَكَ مُوسَى وَهَارُونَ وَمَرْيَمَ.</w:t>
       </w:r>
-      <w:r>
-        <w:rPr>
-          <w:lang w:val="ar_AE" w:bidi="ar_AE"/>
-        </w:rPr>
-      </w:r>
-      <w:r>
-        <w:rPr>
-          <w:lang w:val="ar_AE" w:bidi="ar_AE"/>
-        </w:rPr>
-      </w:r>
-    </w:p>
-    <w:p>
-      <w:pPr>
-        <w:bidi/>
-      </w:pPr>
-      <w:r>
-        <w:rPr>
-          <w:lang w:val="ar_AE" w:bidi="ar_AE"/>
-        </w:rPr>
-      </w:r>
-    </w:p>
-    <w:p>
-      <w:pPr>
-        <w:bidi/>
-      </w:pPr>
-      <w:r>
-        <w:rPr>
-          <w:lang w:val="ar_AE" w:bidi="ar_AE"/>
-        </w:rPr>
-      </w:r>
-      <w:r>
-        <w:rPr>
-          <w:vertAlign w:val="superscript"/>
+    </w:p>
+    <w:p>
+      <w:pPr>
+        <w:bidi/>
+      </w:pPr>
+      <w:r>
+        <w:rPr>
+          <w:rtl/>
+          <w:cs/>
+          <w:lang w:val="ar_AE" w:bidi="ar_AE"/>
+        </w:rPr>
+      </w:r>
+      <w:r>
+        <w:rPr>
+          <w:vertAlign w:val="superscript"/>
+          <w:rtl/>
+          <w:cs/>
           <w:lang w:val="ar_AE" w:bidi="ar_AE"/>
         </w:rPr>
         <w:t>5</w:t>
       </w:r>
       <w:r>
         <w:rPr>
+          <w:rtl/>
+          <w:cs/>
           <w:lang w:val="ar_AE" w:bidi="ar_AE"/>
         </w:rPr>
         <w:t xml:space="preserve"> يَا شَعْبِي ٱذْكُرْ بِمَاذَا تَآمَرَ بَالَاقُ مَلِكُ مُوآبَ، وَبِمَاذَا أَجَابَهُ بَلْعَامُ بْنُ بَعُورَ، مِنْ شِطِّيمَ إِلَى ٱلْجِلْجَالِ، لِكَيْ تَعْرِفَ إِجَادَةَ ٱلرَّبِّ».</w:t>
       </w:r>
-      <w:r>
-        <w:rPr>
-          <w:lang w:val="ar_AE" w:bidi="ar_AE"/>
-        </w:rPr>
-      </w:r>
-      <w:r>
-        <w:rPr>
-          <w:lang w:val="ar_AE" w:bidi="ar_AE"/>
-        </w:rPr>
-      </w:r>
-    </w:p>
-    <w:p>
-      <w:pPr>
-        <w:bidi/>
-      </w:pPr>
-      <w:r>
-        <w:rPr>
-          <w:lang w:val="ar_AE" w:bidi="ar_AE"/>
-        </w:rPr>
-      </w:r>
-    </w:p>
-    <w:p>
-      <w:pPr>
-        <w:bidi/>
-      </w:pPr>
-      <w:r>
-        <w:rPr>
-          <w:lang w:val="ar_AE" w:bidi="ar_AE"/>
-        </w:rPr>
-      </w:r>
-      <w:r>
-        <w:rPr>
-          <w:vertAlign w:val="superscript"/>
+    </w:p>
+    <w:p>
+      <w:pPr>
+        <w:bidi/>
+      </w:pPr>
+      <w:r>
+        <w:rPr>
+          <w:rtl/>
+          <w:cs/>
+          <w:lang w:val="ar_AE" w:bidi="ar_AE"/>
+        </w:rPr>
+      </w:r>
+      <w:r>
+        <w:rPr>
+          <w:vertAlign w:val="superscript"/>
+          <w:rtl/>
+          <w:cs/>
           <w:lang w:val="ar_AE" w:bidi="ar_AE"/>
         </w:rPr>
         <w:t>6</w:t>
       </w:r>
       <w:r>
         <w:rPr>
+          <w:rtl/>
+          <w:cs/>
           <w:lang w:val="ar_AE" w:bidi="ar_AE"/>
         </w:rPr>
         <w:t xml:space="preserve"> بِمَ أَتَقَدَّمُ إِلَى ٱلرَّبِّ وَأَنْحَنِي لِلإِلَهِ ٱلْعَلِيِّ؟ هَلْ أَتَقَدَّمُ بِمُحْرَقَاتٍ، بِعُجُولٍ أَبْنَاءِ سَنَةٍ؟</w:t>
       </w:r>
-      <w:r>
-        <w:rPr>
-          <w:lang w:val="ar_AE" w:bidi="ar_AE"/>
-        </w:rPr>
-      </w:r>
-      <w:r>
-        <w:rPr>
-          <w:lang w:val="ar_AE" w:bidi="ar_AE"/>
-        </w:rPr>
-      </w:r>
-    </w:p>
-    <w:p>
-      <w:pPr>
-        <w:bidi/>
-      </w:pPr>
-      <w:r>
-        <w:rPr>
-          <w:lang w:val="ar_AE" w:bidi="ar_AE"/>
-        </w:rPr>
-      </w:r>
-    </w:p>
-    <w:p>
-      <w:pPr>
-        <w:bidi/>
-      </w:pPr>
-      <w:r>
-        <w:rPr>
-          <w:lang w:val="ar_AE" w:bidi="ar_AE"/>
-        </w:rPr>
-      </w:r>
-      <w:r>
-        <w:rPr>
-          <w:vertAlign w:val="superscript"/>
+    </w:p>
+    <w:p>
+      <w:pPr>
+        <w:bidi/>
+      </w:pPr>
+      <w:r>
+        <w:rPr>
+          <w:rtl/>
+          <w:cs/>
+          <w:lang w:val="ar_AE" w:bidi="ar_AE"/>
+        </w:rPr>
+      </w:r>
+      <w:r>
+        <w:rPr>
+          <w:vertAlign w:val="superscript"/>
+          <w:rtl/>
+          <w:cs/>
           <w:lang w:val="ar_AE" w:bidi="ar_AE"/>
         </w:rPr>
         <w:t>7</w:t>
       </w:r>
       <w:r>
         <w:rPr>
+          <w:rtl/>
+          <w:cs/>
           <w:lang w:val="ar_AE" w:bidi="ar_AE"/>
         </w:rPr>
         <w:t xml:space="preserve"> هَلْ يُسَرُّ ٱلرَّبُّ بِأُلُوفِ ٱلْكِبَاشِ، بِرِبَوَاتِ أَنْهَارِ زَيْتٍ؟ هَلْ أُعْطِي بِكْرِي عَنْ مَعْصِيَتِي، ثَمَرَةَ جَسَدِي عَنْ خَطِيَّةِ نَفْسِي؟</w:t>
       </w:r>
-      <w:r>
-        <w:rPr>
-          <w:lang w:val="ar_AE" w:bidi="ar_AE"/>
-        </w:rPr>
-      </w:r>
-      <w:r>
-        <w:rPr>
-          <w:lang w:val="ar_AE" w:bidi="ar_AE"/>
-        </w:rPr>
-      </w:r>
-    </w:p>
-    <w:p>
-      <w:pPr>
-        <w:bidi/>
-      </w:pPr>
-      <w:r>
-        <w:rPr>
-          <w:lang w:val="ar_AE" w:bidi="ar_AE"/>
-        </w:rPr>
-      </w:r>
-    </w:p>
-    <w:p>
-      <w:pPr>
-        <w:bidi/>
-      </w:pPr>
-      <w:r>
-        <w:rPr>
-          <w:lang w:val="ar_AE" w:bidi="ar_AE"/>
-        </w:rPr>
-      </w:r>
-      <w:r>
-        <w:rPr>
-          <w:vertAlign w:val="superscript"/>
+    </w:p>
+    <w:p>
+      <w:pPr>
+        <w:bidi/>
+      </w:pPr>
+      <w:r>
+        <w:rPr>
+          <w:rtl/>
+          <w:cs/>
+          <w:lang w:val="ar_AE" w:bidi="ar_AE"/>
+        </w:rPr>
+      </w:r>
+      <w:r>
+        <w:rPr>
+          <w:vertAlign w:val="superscript"/>
+          <w:rtl/>
+          <w:cs/>
           <w:lang w:val="ar_AE" w:bidi="ar_AE"/>
         </w:rPr>
         <w:t>8</w:t>
       </w:r>
       <w:r>
         <w:rPr>
+          <w:rtl/>
+          <w:cs/>
           <w:lang w:val="ar_AE" w:bidi="ar_AE"/>
         </w:rPr>
         <w:t xml:space="preserve"> قَدْ أَخْبَرَكَ أَيُّهَا ٱلْإِنْسَانُ مَا هُوَ صَالِحٌ، وَمَاذَا يَطْلُبُهُ مِنْكَ ٱلرَّبُّ، إِلَّا أَنْ تَصْنَعَ ٱلْحَقَّ وَتُحِبَّ ٱلرَّحْمَةَ، وَتَسْلُكَ مُتَوَاضِعًا مَعَ إِلَهِكَ.</w:t>
       </w:r>
-      <w:r>
-        <w:rPr>
-          <w:lang w:val="ar_AE" w:bidi="ar_AE"/>
-        </w:rPr>
-      </w:r>
-      <w:r>
-        <w:rPr>
-          <w:lang w:val="ar_AE" w:bidi="ar_AE"/>
-        </w:rPr>
-      </w:r>
-    </w:p>
-    <w:p>
-      <w:pPr>
-        <w:bidi/>
-      </w:pPr>
-      <w:r>
-        <w:rPr>
-          <w:lang w:val="ar_AE" w:bidi="ar_AE"/>
-        </w:rPr>
-      </w:r>
-    </w:p>
-    <w:p>
-      <w:pPr>
-        <w:bidi/>
-      </w:pPr>
-      <w:r>
-        <w:rPr>
-          <w:lang w:val="ar_AE" w:bidi="ar_AE"/>
-        </w:rPr>
-      </w:r>
-      <w:r>
-        <w:rPr>
-          <w:vertAlign w:val="superscript"/>
+    </w:p>
+    <w:p>
+      <w:pPr>
+        <w:bidi/>
+      </w:pPr>
+      <w:r>
+        <w:rPr>
+          <w:rtl/>
+          <w:cs/>
+          <w:lang w:val="ar_AE" w:bidi="ar_AE"/>
+        </w:rPr>
+      </w:r>
+      <w:r>
+        <w:rPr>
+          <w:vertAlign w:val="superscript"/>
+          <w:rtl/>
+          <w:cs/>
           <w:lang w:val="ar_AE" w:bidi="ar_AE"/>
         </w:rPr>
         <w:t>9</w:t>
       </w:r>
       <w:r>
         <w:rPr>
+          <w:rtl/>
+          <w:cs/>
           <w:lang w:val="ar_AE" w:bidi="ar_AE"/>
         </w:rPr>
         <w:t xml:space="preserve"> صَوْتُ ٱلرَّبِّ يُنَادِي لِلْمَدِينَةِ، وَٱلْحِكْمَةُ تَرَى ٱسْمَكَ: «اِسْمَعُوا لِلْقَضِيبِ وَمَنْ رَسَمَهُ.</w:t>
       </w:r>
-      <w:r>
-        <w:rPr>
-          <w:lang w:val="ar_AE" w:bidi="ar_AE"/>
-        </w:rPr>
-      </w:r>
-      <w:r>
-        <w:rPr>
-          <w:lang w:val="ar_AE" w:bidi="ar_AE"/>
-        </w:rPr>
-      </w:r>
-    </w:p>
-    <w:p>
-      <w:pPr>
-        <w:bidi/>
-      </w:pPr>
-      <w:r>
-        <w:rPr>
-          <w:lang w:val="ar_AE" w:bidi="ar_AE"/>
-        </w:rPr>
-      </w:r>
-    </w:p>
-    <w:p>
-      <w:pPr>
-        <w:bidi/>
-      </w:pPr>
-      <w:r>
-        <w:rPr>
-          <w:lang w:val="ar_AE" w:bidi="ar_AE"/>
-        </w:rPr>
-      </w:r>
-      <w:r>
-        <w:rPr>
-          <w:vertAlign w:val="superscript"/>
+    </w:p>
+    <w:p>
+      <w:pPr>
+        <w:bidi/>
+      </w:pPr>
+      <w:r>
+        <w:rPr>
+          <w:rtl/>
+          <w:cs/>
+          <w:lang w:val="ar_AE" w:bidi="ar_AE"/>
+        </w:rPr>
+      </w:r>
+      <w:r>
+        <w:rPr>
+          <w:vertAlign w:val="superscript"/>
+          <w:rtl/>
+          <w:cs/>
           <w:lang w:val="ar_AE" w:bidi="ar_AE"/>
         </w:rPr>
         <w:t>10</w:t>
       </w:r>
       <w:r>
         <w:rPr>
+          <w:rtl/>
+          <w:cs/>
           <w:lang w:val="ar_AE" w:bidi="ar_AE"/>
         </w:rPr>
         <w:t xml:space="preserve"> أَفِي بَيْتِ ٱلشِّرِّيرِ بَعْدُ كُنُوزُ شَرٍّ وَإِيفَةٌ نَاقِصَةٌ مَلْعُونَةٌ؟</w:t>
       </w:r>
-      <w:r>
-        <w:rPr>
-          <w:lang w:val="ar_AE" w:bidi="ar_AE"/>
-        </w:rPr>
-      </w:r>
-      <w:r>
-        <w:rPr>
-          <w:lang w:val="ar_AE" w:bidi="ar_AE"/>
-        </w:rPr>
-      </w:r>
-    </w:p>
-    <w:p>
-      <w:pPr>
-        <w:bidi/>
-      </w:pPr>
-      <w:r>
-        <w:rPr>
-          <w:lang w:val="ar_AE" w:bidi="ar_AE"/>
-        </w:rPr>
-      </w:r>
-    </w:p>
-    <w:p>
-      <w:pPr>
-        <w:bidi/>
-      </w:pPr>
-      <w:r>
-        <w:rPr>
-          <w:lang w:val="ar_AE" w:bidi="ar_AE"/>
-        </w:rPr>
-      </w:r>
-      <w:r>
-        <w:rPr>
-          <w:vertAlign w:val="superscript"/>
+    </w:p>
+    <w:p>
+      <w:pPr>
+        <w:bidi/>
+      </w:pPr>
+      <w:r>
+        <w:rPr>
+          <w:rtl/>
+          <w:cs/>
+          <w:lang w:val="ar_AE" w:bidi="ar_AE"/>
+        </w:rPr>
+      </w:r>
+      <w:r>
+        <w:rPr>
+          <w:vertAlign w:val="superscript"/>
+          <w:rtl/>
+          <w:cs/>
           <w:lang w:val="ar_AE" w:bidi="ar_AE"/>
         </w:rPr>
         <w:t>11</w:t>
       </w:r>
       <w:r>
         <w:rPr>
+          <w:rtl/>
+          <w:cs/>
           <w:lang w:val="ar_AE" w:bidi="ar_AE"/>
         </w:rPr>
         <w:t xml:space="preserve"> هَلْ أَتَزَكَّى مَعَ مَوَازِينِ ٱلشَّرِّ وَمَعَ كِيسِ مَعَايِيرِ ٱلْغِشِّ؟</w:t>
       </w:r>
-      <w:r>
-        <w:rPr>
-          <w:lang w:val="ar_AE" w:bidi="ar_AE"/>
-        </w:rPr>
-      </w:r>
-      <w:r>
-        <w:rPr>
-          <w:lang w:val="ar_AE" w:bidi="ar_AE"/>
-        </w:rPr>
-      </w:r>
-    </w:p>
-    <w:p>
-      <w:pPr>
-        <w:bidi/>
-      </w:pPr>
-      <w:r>
-        <w:rPr>
-          <w:lang w:val="ar_AE" w:bidi="ar_AE"/>
-        </w:rPr>
-      </w:r>
-    </w:p>
-    <w:p>
-      <w:pPr>
-        <w:bidi/>
-      </w:pPr>
-      <w:r>
-        <w:rPr>
-          <w:lang w:val="ar_AE" w:bidi="ar_AE"/>
-        </w:rPr>
-      </w:r>
-      <w:r>
-        <w:rPr>
-          <w:vertAlign w:val="superscript"/>
+    </w:p>
+    <w:p>
+      <w:pPr>
+        <w:bidi/>
+      </w:pPr>
+      <w:r>
+        <w:rPr>
+          <w:rtl/>
+          <w:cs/>
+          <w:lang w:val="ar_AE" w:bidi="ar_AE"/>
+        </w:rPr>
+      </w:r>
+      <w:r>
+        <w:rPr>
+          <w:vertAlign w:val="superscript"/>
+          <w:rtl/>
+          <w:cs/>
           <w:lang w:val="ar_AE" w:bidi="ar_AE"/>
         </w:rPr>
         <w:t>12</w:t>
       </w:r>
       <w:r>
         <w:rPr>
+          <w:rtl/>
+          <w:cs/>
           <w:lang w:val="ar_AE" w:bidi="ar_AE"/>
         </w:rPr>
         <w:t xml:space="preserve"> فَإِنَّ أَغْنِيَاءَهَا مَلْآنُونَ ظُلْمًا، وَسُكَّانَهَا يَتَكَلَّمُونَ بِٱلْكَذِبِ، وَلِسَانَهُمْ فِي فَمِهِمْ غَاشٌّ.</w:t>
       </w:r>
-      <w:r>
-        <w:rPr>
-          <w:lang w:val="ar_AE" w:bidi="ar_AE"/>
-        </w:rPr>
-      </w:r>
-      <w:r>
-        <w:rPr>
-          <w:lang w:val="ar_AE" w:bidi="ar_AE"/>
-        </w:rPr>
-      </w:r>
-    </w:p>
-    <w:p>
-      <w:pPr>
-        <w:bidi/>
-      </w:pPr>
-      <w:r>
-        <w:rPr>
-          <w:lang w:val="ar_AE" w:bidi="ar_AE"/>
-        </w:rPr>
-      </w:r>
-    </w:p>
-    <w:p>
-      <w:pPr>
-        <w:bidi/>
-      </w:pPr>
-      <w:r>
-        <w:rPr>
-          <w:lang w:val="ar_AE" w:bidi="ar_AE"/>
-        </w:rPr>
-      </w:r>
-      <w:r>
-        <w:rPr>
-          <w:vertAlign w:val="superscript"/>
+    </w:p>
+    <w:p>
+      <w:pPr>
+        <w:bidi/>
+      </w:pPr>
+      <w:r>
+        <w:rPr>
+          <w:rtl/>
+          <w:cs/>
+          <w:lang w:val="ar_AE" w:bidi="ar_AE"/>
+        </w:rPr>
+      </w:r>
+      <w:r>
+        <w:rPr>
+          <w:vertAlign w:val="superscript"/>
+          <w:rtl/>
+          <w:cs/>
           <w:lang w:val="ar_AE" w:bidi="ar_AE"/>
         </w:rPr>
         <w:t>13</w:t>
       </w:r>
       <w:r>
         <w:rPr>
+          <w:rtl/>
+          <w:cs/>
           <w:lang w:val="ar_AE" w:bidi="ar_AE"/>
         </w:rPr>
         <w:t xml:space="preserve"> فَأَنَا قَدْ جَعَلْتُ جُرُوحَكَ عَدِيمَةَ ٱلشِّفَاءِ، مُخْرِبًا مِنْ أَجْلِ خَطَايَاكَ.</w:t>
       </w:r>
-      <w:r>
-        <w:rPr>
-          <w:lang w:val="ar_AE" w:bidi="ar_AE"/>
-        </w:rPr>
-      </w:r>
-      <w:r>
-        <w:rPr>
-          <w:lang w:val="ar_AE" w:bidi="ar_AE"/>
-        </w:rPr>
-      </w:r>
-    </w:p>
-    <w:p>
-      <w:pPr>
-        <w:bidi/>
-      </w:pPr>
-      <w:r>
-        <w:rPr>
-          <w:lang w:val="ar_AE" w:bidi="ar_AE"/>
-        </w:rPr>
-      </w:r>
-    </w:p>
-    <w:p>
-      <w:pPr>
-        <w:bidi/>
-      </w:pPr>
-      <w:r>
-        <w:rPr>
-          <w:lang w:val="ar_AE" w:bidi="ar_AE"/>
-        </w:rPr>
-      </w:r>
-      <w:r>
-        <w:rPr>
-          <w:vertAlign w:val="superscript"/>
+    </w:p>
+    <w:p>
+      <w:pPr>
+        <w:bidi/>
+      </w:pPr>
+      <w:r>
+        <w:rPr>
+          <w:rtl/>
+          <w:cs/>
+          <w:lang w:val="ar_AE" w:bidi="ar_AE"/>
+        </w:rPr>
+      </w:r>
+      <w:r>
+        <w:rPr>
+          <w:vertAlign w:val="superscript"/>
+          <w:rtl/>
+          <w:cs/>
           <w:lang w:val="ar_AE" w:bidi="ar_AE"/>
         </w:rPr>
         <w:t>14</w:t>
       </w:r>
       <w:r>
         <w:rPr>
+          <w:rtl/>
+          <w:cs/>
           <w:lang w:val="ar_AE" w:bidi="ar_AE"/>
         </w:rPr>
         <w:t xml:space="preserve"> أَنْتَ تَأْكُلُ وَلَا تَشْبَعُ، وَجُوعُكَ فِي جَوْفِكَ. وَتُعَزِّلُ وَلَا تُنَجِّي، وَٱلَّذِي تُنَجِّيهِ أَدْفَعُهُ إِلَى ٱلسَّيْفِ.</w:t>
       </w:r>
-      <w:r>
-        <w:rPr>
-          <w:lang w:val="ar_AE" w:bidi="ar_AE"/>
-        </w:rPr>
-      </w:r>
-      <w:r>
-        <w:rPr>
-          <w:lang w:val="ar_AE" w:bidi="ar_AE"/>
-        </w:rPr>
-      </w:r>
-    </w:p>
-    <w:p>
-      <w:pPr>
-        <w:bidi/>
-      </w:pPr>
-      <w:r>
-        <w:rPr>
-          <w:lang w:val="ar_AE" w:bidi="ar_AE"/>
-        </w:rPr>
-      </w:r>
-    </w:p>
-    <w:p>
-      <w:pPr>
-        <w:bidi/>
-      </w:pPr>
-      <w:r>
-        <w:rPr>
-          <w:lang w:val="ar_AE" w:bidi="ar_AE"/>
-        </w:rPr>
-      </w:r>
-      <w:r>
-        <w:rPr>
-          <w:vertAlign w:val="superscript"/>
+    </w:p>
+    <w:p>
+      <w:pPr>
+        <w:bidi/>
+      </w:pPr>
+      <w:r>
+        <w:rPr>
+          <w:rtl/>
+          <w:cs/>
+          <w:lang w:val="ar_AE" w:bidi="ar_AE"/>
+        </w:rPr>
+      </w:r>
+      <w:r>
+        <w:rPr>
+          <w:vertAlign w:val="superscript"/>
+          <w:rtl/>
+          <w:cs/>
           <w:lang w:val="ar_AE" w:bidi="ar_AE"/>
         </w:rPr>
         <w:t>15</w:t>
       </w:r>
       <w:r>
         <w:rPr>
+          <w:rtl/>
+          <w:cs/>
           <w:lang w:val="ar_AE" w:bidi="ar_AE"/>
         </w:rPr>
         <w:t xml:space="preserve"> أَنْتَ تَزْرَعُ وَلَا تَحْصُدُ. أَنْتَ تَدُوسُ زَيْتُونًا وَلَا تَدَّهِنُ بِزَيْتٍ، وَسُلَافَةً وَلَا تَشْرَبُ خَمْرًا.</w:t>
       </w:r>
-      <w:r>
-        <w:rPr>
-          <w:lang w:val="ar_AE" w:bidi="ar_AE"/>
-        </w:rPr>
-      </w:r>
-      <w:r>
-        <w:rPr>
-          <w:lang w:val="ar_AE" w:bidi="ar_AE"/>
-        </w:rPr>
-      </w:r>
-    </w:p>
-    <w:p>
-      <w:pPr>
-        <w:bidi/>
-      </w:pPr>
-      <w:r>
-        <w:rPr>
-          <w:lang w:val="ar_AE" w:bidi="ar_AE"/>
-        </w:rPr>
-      </w:r>
-    </w:p>
-    <w:p>
-      <w:pPr>
-        <w:bidi/>
-      </w:pPr>
-      <w:r>
-        <w:rPr>
-          <w:lang w:val="ar_AE" w:bidi="ar_AE"/>
-        </w:rPr>
-      </w:r>
-      <w:r>
-        <w:rPr>
-          <w:vertAlign w:val="superscript"/>
+    </w:p>
+    <w:p>
+      <w:pPr>
+        <w:bidi/>
+      </w:pPr>
+      <w:r>
+        <w:rPr>
+          <w:rtl/>
+          <w:cs/>
+          <w:lang w:val="ar_AE" w:bidi="ar_AE"/>
+        </w:rPr>
+      </w:r>
+      <w:r>
+        <w:rPr>
+          <w:vertAlign w:val="superscript"/>
+          <w:rtl/>
+          <w:cs/>
           <w:lang w:val="ar_AE" w:bidi="ar_AE"/>
         </w:rPr>
         <w:t>16</w:t>
       </w:r>
       <w:r>
         <w:rPr>
+          <w:rtl/>
+          <w:cs/>
           <w:lang w:val="ar_AE" w:bidi="ar_AE"/>
         </w:rPr>
         <w:t xml:space="preserve"> وَتُحْفَظُ فَرَائِضُ: عُمْرِي، وَجَمِيعُ أَعْمَالِ بَيْتِ: أَخْآبَ، وَتَسْلُكُونَ بِمَشُورَاتِهِمْ، لِكَيْ أُسَلِّمَكَ لِلْخَرَابِ، وَسُكَّانَهَا لِلصَّفِيرِ، فَتَحْمِلُونَ عَارَ شَعْبِي».</w:t>
       </w:r>
-      <w:r>
-        <w:rPr>
-          <w:lang w:val="ar_AE" w:bidi="ar_AE"/>
-        </w:rPr>
-      </w:r>
-      <w:r>
-        <w:rPr>
-          <w:lang w:val="ar_AE" w:bidi="ar_AE"/>
-        </w:rPr>
-      </w:r>
-    </w:p>
-    <w:p>
-      <w:pPr>
-        <w:bidi/>
-      </w:pPr>
-      <w:r>
-        <w:rPr>
-          <w:lang w:val="ar_AE" w:bidi="ar_AE"/>
-        </w:rPr>
-      </w:r>
     </w:p>
     <w:p>
       <w:pPr>
@@ -3998,864 +2827,598 @@
       </w:pPr>
       <w:r>
         <w:rPr>
+          <w:rtl/>
+          <w:cs/>
           <w:lang w:val="ar_AE" w:bidi="ar_AE"/>
         </w:rPr>
         <w:t>Micah 7:1</w:t>
       </w:r>
       <w:r>
         <w:rPr>
-          <w:lang w:val="ar_AE" w:bidi="ar_AE"/>
-        </w:rPr>
-      </w:r>
-    </w:p>
-    <w:p>
-      <w:pPr>
-        <w:bidi/>
-      </w:pPr>
-      <w:r>
-        <w:rPr>
-          <w:lang w:val="ar_AE" w:bidi="ar_AE"/>
-        </w:rPr>
-      </w:r>
-      <w:r>
-        <w:rPr>
-          <w:vertAlign w:val="superscript"/>
+          <w:rtl/>
+          <w:cs/>
+          <w:lang w:val="ar_AE" w:bidi="ar_AE"/>
+        </w:rPr>
+      </w:r>
+    </w:p>
+    <w:p>
+      <w:pPr>
+        <w:bidi/>
+      </w:pPr>
+      <w:r>
+        <w:rPr>
+          <w:rtl/>
+          <w:cs/>
+          <w:lang w:val="ar_AE" w:bidi="ar_AE"/>
+        </w:rPr>
+      </w:r>
+      <w:r>
+        <w:rPr>
+          <w:vertAlign w:val="superscript"/>
+          <w:rtl/>
+          <w:cs/>
           <w:lang w:val="ar_AE" w:bidi="ar_AE"/>
         </w:rPr>
         <w:t>1</w:t>
       </w:r>
       <w:r>
         <w:rPr>
+          <w:rtl/>
+          <w:cs/>
           <w:lang w:val="ar_AE" w:bidi="ar_AE"/>
         </w:rPr>
         <w:t xml:space="preserve"> وَيْلٌ لِي! لِأَنِّي صِرْتُ كَجَنَى ٱلصَّيْفِ، كَخُصَاصَةِ ٱلْقِطَافِ، لَا عُنْقُودَ لِلْأَكْلِ وَلَا بَاكُورَةَ تِينَةٍ ٱشْتَهَتْهَا نَفْسِي.</w:t>
       </w:r>
-      <w:r>
-        <w:rPr>
-          <w:lang w:val="ar_AE" w:bidi="ar_AE"/>
-        </w:rPr>
-      </w:r>
-      <w:r>
-        <w:rPr>
-          <w:lang w:val="ar_AE" w:bidi="ar_AE"/>
-        </w:rPr>
-      </w:r>
-    </w:p>
-    <w:p>
-      <w:pPr>
-        <w:bidi/>
-      </w:pPr>
-      <w:r>
-        <w:rPr>
-          <w:lang w:val="ar_AE" w:bidi="ar_AE"/>
-        </w:rPr>
-      </w:r>
-    </w:p>
-    <w:p>
-      <w:pPr>
-        <w:bidi/>
-      </w:pPr>
-      <w:r>
-        <w:rPr>
-          <w:lang w:val="ar_AE" w:bidi="ar_AE"/>
-        </w:rPr>
-      </w:r>
-      <w:r>
-        <w:rPr>
-          <w:vertAlign w:val="superscript"/>
+    </w:p>
+    <w:p>
+      <w:pPr>
+        <w:bidi/>
+      </w:pPr>
+      <w:r>
+        <w:rPr>
+          <w:rtl/>
+          <w:cs/>
+          <w:lang w:val="ar_AE" w:bidi="ar_AE"/>
+        </w:rPr>
+      </w:r>
+      <w:r>
+        <w:rPr>
+          <w:vertAlign w:val="superscript"/>
+          <w:rtl/>
+          <w:cs/>
           <w:lang w:val="ar_AE" w:bidi="ar_AE"/>
         </w:rPr>
         <w:t>2</w:t>
       </w:r>
       <w:r>
         <w:rPr>
+          <w:rtl/>
+          <w:cs/>
           <w:lang w:val="ar_AE" w:bidi="ar_AE"/>
         </w:rPr>
         <w:t xml:space="preserve"> قَدْ بَادَ ٱلتَّقِيُّ مِنَ ٱلْأَرْضِ، وَلَيْسَ مُسْتَقِيمٌ بَيْنَ ٱلنَّاسِ. جَمِيعُهُمْ يَكْمُنُونَ لِلدِّمَاءِ، يَصْطَادُونَ بَعْضُهُمْ بَعْضًا بِشَبَكَةٍ.</w:t>
       </w:r>
-      <w:r>
-        <w:rPr>
-          <w:lang w:val="ar_AE" w:bidi="ar_AE"/>
-        </w:rPr>
-      </w:r>
-      <w:r>
-        <w:rPr>
-          <w:lang w:val="ar_AE" w:bidi="ar_AE"/>
-        </w:rPr>
-      </w:r>
-    </w:p>
-    <w:p>
-      <w:pPr>
-        <w:bidi/>
-      </w:pPr>
-      <w:r>
-        <w:rPr>
-          <w:lang w:val="ar_AE" w:bidi="ar_AE"/>
-        </w:rPr>
-      </w:r>
-    </w:p>
-    <w:p>
-      <w:pPr>
-        <w:bidi/>
-      </w:pPr>
-      <w:r>
-        <w:rPr>
-          <w:lang w:val="ar_AE" w:bidi="ar_AE"/>
-        </w:rPr>
-      </w:r>
-      <w:r>
-        <w:rPr>
-          <w:vertAlign w:val="superscript"/>
+    </w:p>
+    <w:p>
+      <w:pPr>
+        <w:bidi/>
+      </w:pPr>
+      <w:r>
+        <w:rPr>
+          <w:rtl/>
+          <w:cs/>
+          <w:lang w:val="ar_AE" w:bidi="ar_AE"/>
+        </w:rPr>
+      </w:r>
+      <w:r>
+        <w:rPr>
+          <w:vertAlign w:val="superscript"/>
+          <w:rtl/>
+          <w:cs/>
           <w:lang w:val="ar_AE" w:bidi="ar_AE"/>
         </w:rPr>
         <w:t>3</w:t>
       </w:r>
       <w:r>
         <w:rPr>
+          <w:rtl/>
+          <w:cs/>
           <w:lang w:val="ar_AE" w:bidi="ar_AE"/>
         </w:rPr>
         <w:t xml:space="preserve"> اَلْيَدَانِ إِلَى ٱلشَّرِّ مُجْتَهِدَتَانِ. ٱلرَّئِيسُ طَالِبٌ وَٱلْقَاضِي بِٱلْهَدِيَّةِ، وَٱلْكَبِيرُ مُتَكَلِّمٌ بِهَوَى نَفْسِهِ فَيُعَكِّشُونَهَا.</w:t>
       </w:r>
-      <w:r>
-        <w:rPr>
-          <w:lang w:val="ar_AE" w:bidi="ar_AE"/>
-        </w:rPr>
-      </w:r>
-      <w:r>
-        <w:rPr>
-          <w:lang w:val="ar_AE" w:bidi="ar_AE"/>
-        </w:rPr>
-      </w:r>
-    </w:p>
-    <w:p>
-      <w:pPr>
-        <w:bidi/>
-      </w:pPr>
-      <w:r>
-        <w:rPr>
-          <w:lang w:val="ar_AE" w:bidi="ar_AE"/>
-        </w:rPr>
-      </w:r>
-    </w:p>
-    <w:p>
-      <w:pPr>
-        <w:bidi/>
-      </w:pPr>
-      <w:r>
-        <w:rPr>
-          <w:lang w:val="ar_AE" w:bidi="ar_AE"/>
-        </w:rPr>
-      </w:r>
-      <w:r>
-        <w:rPr>
-          <w:vertAlign w:val="superscript"/>
+    </w:p>
+    <w:p>
+      <w:pPr>
+        <w:bidi/>
+      </w:pPr>
+      <w:r>
+        <w:rPr>
+          <w:rtl/>
+          <w:cs/>
+          <w:lang w:val="ar_AE" w:bidi="ar_AE"/>
+        </w:rPr>
+      </w:r>
+      <w:r>
+        <w:rPr>
+          <w:vertAlign w:val="superscript"/>
+          <w:rtl/>
+          <w:cs/>
           <w:lang w:val="ar_AE" w:bidi="ar_AE"/>
         </w:rPr>
         <w:t>4</w:t>
       </w:r>
       <w:r>
         <w:rPr>
+          <w:rtl/>
+          <w:cs/>
           <w:lang w:val="ar_AE" w:bidi="ar_AE"/>
         </w:rPr>
         <w:t xml:space="preserve"> أَحْسَنُهُمْ مِثْلُ ٱلْعَوْسَجِ، وَأَعْدَلُهُمْ مِنْ سِيَاجِ ٱلشَّوْكِ. يَوْمَ مُرَاقِبِيكَ عِقَابُكَ قَدْ جَاءَ. ٱلْآنَ يَكُونُ ٱرْتِبَاكُهُمْ.</w:t>
       </w:r>
-      <w:r>
-        <w:rPr>
-          <w:lang w:val="ar_AE" w:bidi="ar_AE"/>
-        </w:rPr>
-      </w:r>
-      <w:r>
-        <w:rPr>
-          <w:lang w:val="ar_AE" w:bidi="ar_AE"/>
-        </w:rPr>
-      </w:r>
-    </w:p>
-    <w:p>
-      <w:pPr>
-        <w:bidi/>
-      </w:pPr>
-      <w:r>
-        <w:rPr>
-          <w:lang w:val="ar_AE" w:bidi="ar_AE"/>
-        </w:rPr>
-      </w:r>
-    </w:p>
-    <w:p>
-      <w:pPr>
-        <w:bidi/>
-      </w:pPr>
-      <w:r>
-        <w:rPr>
-          <w:lang w:val="ar_AE" w:bidi="ar_AE"/>
-        </w:rPr>
-      </w:r>
-      <w:r>
-        <w:rPr>
-          <w:vertAlign w:val="superscript"/>
+    </w:p>
+    <w:p>
+      <w:pPr>
+        <w:bidi/>
+      </w:pPr>
+      <w:r>
+        <w:rPr>
+          <w:rtl/>
+          <w:cs/>
+          <w:lang w:val="ar_AE" w:bidi="ar_AE"/>
+        </w:rPr>
+      </w:r>
+      <w:r>
+        <w:rPr>
+          <w:vertAlign w:val="superscript"/>
+          <w:rtl/>
+          <w:cs/>
           <w:lang w:val="ar_AE" w:bidi="ar_AE"/>
         </w:rPr>
         <w:t>5</w:t>
       </w:r>
       <w:r>
         <w:rPr>
+          <w:rtl/>
+          <w:cs/>
           <w:lang w:val="ar_AE" w:bidi="ar_AE"/>
         </w:rPr>
         <w:t xml:space="preserve"> لَا تَأْتَمِنُوا صَاحِبًا. لَا تَثِقُوا بِصَدِيقٍ. ٱحْفَظْ أَبْوَابَ فَمِكَ عَنِ ٱلْمُضْطَجِعَةِ فِي حِضْنِكَ.</w:t>
       </w:r>
-      <w:r>
-        <w:rPr>
-          <w:lang w:val="ar_AE" w:bidi="ar_AE"/>
-        </w:rPr>
-      </w:r>
-      <w:r>
-        <w:rPr>
-          <w:lang w:val="ar_AE" w:bidi="ar_AE"/>
-        </w:rPr>
-      </w:r>
-    </w:p>
-    <w:p>
-      <w:pPr>
-        <w:bidi/>
-      </w:pPr>
-      <w:r>
-        <w:rPr>
-          <w:lang w:val="ar_AE" w:bidi="ar_AE"/>
-        </w:rPr>
-      </w:r>
-    </w:p>
-    <w:p>
-      <w:pPr>
-        <w:bidi/>
-      </w:pPr>
-      <w:r>
-        <w:rPr>
-          <w:lang w:val="ar_AE" w:bidi="ar_AE"/>
-        </w:rPr>
-      </w:r>
-      <w:r>
-        <w:rPr>
-          <w:vertAlign w:val="superscript"/>
+    </w:p>
+    <w:p>
+      <w:pPr>
+        <w:bidi/>
+      </w:pPr>
+      <w:r>
+        <w:rPr>
+          <w:rtl/>
+          <w:cs/>
+          <w:lang w:val="ar_AE" w:bidi="ar_AE"/>
+        </w:rPr>
+      </w:r>
+      <w:r>
+        <w:rPr>
+          <w:vertAlign w:val="superscript"/>
+          <w:rtl/>
+          <w:cs/>
           <w:lang w:val="ar_AE" w:bidi="ar_AE"/>
         </w:rPr>
         <w:t>6</w:t>
       </w:r>
       <w:r>
         <w:rPr>
+          <w:rtl/>
+          <w:cs/>
           <w:lang w:val="ar_AE" w:bidi="ar_AE"/>
         </w:rPr>
         <w:t xml:space="preserve"> لِأَنَّ ٱلِٱبْنَ مُسْتَهِينٌ بِٱلْأَبِ، وَٱلْبِنْتَ قَائِمَةٌ عَلَى أُمِّهَا، وَٱلْكَنَّةَ عَلَى حَمَاتِهَا، وَأَعْدَاءُ ٱلْإِنْسَانِ أَهْلُ بَيْتِهِ.</w:t>
       </w:r>
-      <w:r>
-        <w:rPr>
-          <w:lang w:val="ar_AE" w:bidi="ar_AE"/>
-        </w:rPr>
-      </w:r>
-      <w:r>
-        <w:rPr>
-          <w:lang w:val="ar_AE" w:bidi="ar_AE"/>
-        </w:rPr>
-      </w:r>
-    </w:p>
-    <w:p>
-      <w:pPr>
-        <w:bidi/>
-      </w:pPr>
-      <w:r>
-        <w:rPr>
-          <w:lang w:val="ar_AE" w:bidi="ar_AE"/>
-        </w:rPr>
-      </w:r>
-    </w:p>
-    <w:p>
-      <w:pPr>
-        <w:bidi/>
-      </w:pPr>
-      <w:r>
-        <w:rPr>
-          <w:lang w:val="ar_AE" w:bidi="ar_AE"/>
-        </w:rPr>
-      </w:r>
-      <w:r>
-        <w:rPr>
-          <w:vertAlign w:val="superscript"/>
+    </w:p>
+    <w:p>
+      <w:pPr>
+        <w:bidi/>
+      </w:pPr>
+      <w:r>
+        <w:rPr>
+          <w:rtl/>
+          <w:cs/>
+          <w:lang w:val="ar_AE" w:bidi="ar_AE"/>
+        </w:rPr>
+      </w:r>
+      <w:r>
+        <w:rPr>
+          <w:vertAlign w:val="superscript"/>
+          <w:rtl/>
+          <w:cs/>
           <w:lang w:val="ar_AE" w:bidi="ar_AE"/>
         </w:rPr>
         <w:t>7</w:t>
       </w:r>
       <w:r>
         <w:rPr>
+          <w:rtl/>
+          <w:cs/>
           <w:lang w:val="ar_AE" w:bidi="ar_AE"/>
         </w:rPr>
         <w:t xml:space="preserve"> وَلَكِنَّنِي أُرَاقِبُ ٱلرَّبَّ، أَصْبِرُ لِإِلَهِ خَلَاصِي. يَسْمَعُنِي إِلَهِي.</w:t>
       </w:r>
-      <w:r>
-        <w:rPr>
-          <w:lang w:val="ar_AE" w:bidi="ar_AE"/>
-        </w:rPr>
-      </w:r>
-      <w:r>
-        <w:rPr>
-          <w:lang w:val="ar_AE" w:bidi="ar_AE"/>
-        </w:rPr>
-      </w:r>
-    </w:p>
-    <w:p>
-      <w:pPr>
-        <w:bidi/>
-      </w:pPr>
-      <w:r>
-        <w:rPr>
-          <w:lang w:val="ar_AE" w:bidi="ar_AE"/>
-        </w:rPr>
-      </w:r>
-    </w:p>
-    <w:p>
-      <w:pPr>
-        <w:bidi/>
-      </w:pPr>
-      <w:r>
-        <w:rPr>
-          <w:lang w:val="ar_AE" w:bidi="ar_AE"/>
-        </w:rPr>
-      </w:r>
-      <w:r>
-        <w:rPr>
-          <w:vertAlign w:val="superscript"/>
+    </w:p>
+    <w:p>
+      <w:pPr>
+        <w:bidi/>
+      </w:pPr>
+      <w:r>
+        <w:rPr>
+          <w:rtl/>
+          <w:cs/>
+          <w:lang w:val="ar_AE" w:bidi="ar_AE"/>
+        </w:rPr>
+      </w:r>
+      <w:r>
+        <w:rPr>
+          <w:vertAlign w:val="superscript"/>
+          <w:rtl/>
+          <w:cs/>
           <w:lang w:val="ar_AE" w:bidi="ar_AE"/>
         </w:rPr>
         <w:t>8</w:t>
       </w:r>
       <w:r>
         <w:rPr>
+          <w:rtl/>
+          <w:cs/>
           <w:lang w:val="ar_AE" w:bidi="ar_AE"/>
         </w:rPr>
         <w:t xml:space="preserve"> لَا تَشْمَتِي بِي يَا عَدُوَّتِي، إِذَا سَقَطْتُ أَقُومُ. إِذَا جَلَسْتُ فِي ٱلظُّلْمَةِ فَٱلرَّبُّ نُورٌ لِي.</w:t>
       </w:r>
-      <w:r>
-        <w:rPr>
-          <w:lang w:val="ar_AE" w:bidi="ar_AE"/>
-        </w:rPr>
-      </w:r>
-      <w:r>
-        <w:rPr>
-          <w:lang w:val="ar_AE" w:bidi="ar_AE"/>
-        </w:rPr>
-      </w:r>
-    </w:p>
-    <w:p>
-      <w:pPr>
-        <w:bidi/>
-      </w:pPr>
-      <w:r>
-        <w:rPr>
-          <w:lang w:val="ar_AE" w:bidi="ar_AE"/>
-        </w:rPr>
-      </w:r>
-    </w:p>
-    <w:p>
-      <w:pPr>
-        <w:bidi/>
-      </w:pPr>
-      <w:r>
-        <w:rPr>
-          <w:lang w:val="ar_AE" w:bidi="ar_AE"/>
-        </w:rPr>
-      </w:r>
-      <w:r>
-        <w:rPr>
-          <w:vertAlign w:val="superscript"/>
+    </w:p>
+    <w:p>
+      <w:pPr>
+        <w:bidi/>
+      </w:pPr>
+      <w:r>
+        <w:rPr>
+          <w:rtl/>
+          <w:cs/>
+          <w:lang w:val="ar_AE" w:bidi="ar_AE"/>
+        </w:rPr>
+      </w:r>
+      <w:r>
+        <w:rPr>
+          <w:vertAlign w:val="superscript"/>
+          <w:rtl/>
+          <w:cs/>
           <w:lang w:val="ar_AE" w:bidi="ar_AE"/>
         </w:rPr>
         <w:t>9</w:t>
       </w:r>
       <w:r>
         <w:rPr>
+          <w:rtl/>
+          <w:cs/>
           <w:lang w:val="ar_AE" w:bidi="ar_AE"/>
         </w:rPr>
         <w:t xml:space="preserve"> أَحْتَمِلُ غَضَبَ ٱلرَّبِّ لِأَنِّي أَخْطَأْتُ إِلَيْهِ، حَتَّى يُقِيمَ دَعْوَايَ وَيُجْرِيَ حَقِّي. سَيُخْرِجُنِي إِلَى ٱلنُّورِ، سَأَنْظُرُ بِرَّهُ.</w:t>
       </w:r>
-      <w:r>
-        <w:rPr>
-          <w:lang w:val="ar_AE" w:bidi="ar_AE"/>
-        </w:rPr>
-      </w:r>
-      <w:r>
-        <w:rPr>
-          <w:lang w:val="ar_AE" w:bidi="ar_AE"/>
-        </w:rPr>
-      </w:r>
-    </w:p>
-    <w:p>
-      <w:pPr>
-        <w:bidi/>
-      </w:pPr>
-      <w:r>
-        <w:rPr>
-          <w:lang w:val="ar_AE" w:bidi="ar_AE"/>
-        </w:rPr>
-      </w:r>
-    </w:p>
-    <w:p>
-      <w:pPr>
-        <w:bidi/>
-      </w:pPr>
-      <w:r>
-        <w:rPr>
-          <w:lang w:val="ar_AE" w:bidi="ar_AE"/>
-        </w:rPr>
-      </w:r>
-      <w:r>
-        <w:rPr>
-          <w:vertAlign w:val="superscript"/>
+    </w:p>
+    <w:p>
+      <w:pPr>
+        <w:bidi/>
+      </w:pPr>
+      <w:r>
+        <w:rPr>
+          <w:rtl/>
+          <w:cs/>
+          <w:lang w:val="ar_AE" w:bidi="ar_AE"/>
+        </w:rPr>
+      </w:r>
+      <w:r>
+        <w:rPr>
+          <w:vertAlign w:val="superscript"/>
+          <w:rtl/>
+          <w:cs/>
           <w:lang w:val="ar_AE" w:bidi="ar_AE"/>
         </w:rPr>
         <w:t>10</w:t>
       </w:r>
       <w:r>
         <w:rPr>
+          <w:rtl/>
+          <w:cs/>
           <w:lang w:val="ar_AE" w:bidi="ar_AE"/>
         </w:rPr>
         <w:t xml:space="preserve"> وَتَرَى عَدُوَّتِي فَيُغَطِّيهَا ٱلْخِزْيُ، ٱلْقَائِلَةُ لِي: «أَيْنَ هُوَ ٱلرَّبُّ إِلَهُكِ؟» عَيْنَايَ سَتَنْظُرَانِ إِلَيْهَا. اَلْآنَ تَصِيرُ لِلدَّوْسِ كَطِينِ ٱلْأَزِقَّةِ.</w:t>
       </w:r>
-      <w:r>
-        <w:rPr>
-          <w:lang w:val="ar_AE" w:bidi="ar_AE"/>
-        </w:rPr>
-      </w:r>
-      <w:r>
-        <w:rPr>
-          <w:lang w:val="ar_AE" w:bidi="ar_AE"/>
-        </w:rPr>
-      </w:r>
-    </w:p>
-    <w:p>
-      <w:pPr>
-        <w:bidi/>
-      </w:pPr>
-      <w:r>
-        <w:rPr>
-          <w:lang w:val="ar_AE" w:bidi="ar_AE"/>
-        </w:rPr>
-      </w:r>
-    </w:p>
-    <w:p>
-      <w:pPr>
-        <w:bidi/>
-      </w:pPr>
-      <w:r>
-        <w:rPr>
-          <w:lang w:val="ar_AE" w:bidi="ar_AE"/>
-        </w:rPr>
-      </w:r>
-      <w:r>
-        <w:rPr>
-          <w:vertAlign w:val="superscript"/>
+    </w:p>
+    <w:p>
+      <w:pPr>
+        <w:bidi/>
+      </w:pPr>
+      <w:r>
+        <w:rPr>
+          <w:rtl/>
+          <w:cs/>
+          <w:lang w:val="ar_AE" w:bidi="ar_AE"/>
+        </w:rPr>
+      </w:r>
+      <w:r>
+        <w:rPr>
+          <w:vertAlign w:val="superscript"/>
+          <w:rtl/>
+          <w:cs/>
           <w:lang w:val="ar_AE" w:bidi="ar_AE"/>
         </w:rPr>
         <w:t>11</w:t>
       </w:r>
       <w:r>
         <w:rPr>
+          <w:rtl/>
+          <w:cs/>
           <w:lang w:val="ar_AE" w:bidi="ar_AE"/>
         </w:rPr>
         <w:t xml:space="preserve"> يَوْمَ بِنَاءِ حِيطَانِكِ، ذَلِكَ ٱلْيَوْمَ يَبْعُدُ ٱلْمِيعَادُ.</w:t>
       </w:r>
-      <w:r>
-        <w:rPr>
-          <w:lang w:val="ar_AE" w:bidi="ar_AE"/>
-        </w:rPr>
-      </w:r>
-      <w:r>
-        <w:rPr>
-          <w:lang w:val="ar_AE" w:bidi="ar_AE"/>
-        </w:rPr>
-      </w:r>
-    </w:p>
-    <w:p>
-      <w:pPr>
-        <w:bidi/>
-      </w:pPr>
-      <w:r>
-        <w:rPr>
-          <w:lang w:val="ar_AE" w:bidi="ar_AE"/>
-        </w:rPr>
-      </w:r>
-    </w:p>
-    <w:p>
-      <w:pPr>
-        <w:bidi/>
-      </w:pPr>
-      <w:r>
-        <w:rPr>
-          <w:lang w:val="ar_AE" w:bidi="ar_AE"/>
-        </w:rPr>
-      </w:r>
-      <w:r>
-        <w:rPr>
-          <w:vertAlign w:val="superscript"/>
+    </w:p>
+    <w:p>
+      <w:pPr>
+        <w:bidi/>
+      </w:pPr>
+      <w:r>
+        <w:rPr>
+          <w:rtl/>
+          <w:cs/>
+          <w:lang w:val="ar_AE" w:bidi="ar_AE"/>
+        </w:rPr>
+      </w:r>
+      <w:r>
+        <w:rPr>
+          <w:vertAlign w:val="superscript"/>
+          <w:rtl/>
+          <w:cs/>
           <w:lang w:val="ar_AE" w:bidi="ar_AE"/>
         </w:rPr>
         <w:t>12</w:t>
       </w:r>
       <w:r>
         <w:rPr>
+          <w:rtl/>
+          <w:cs/>
           <w:lang w:val="ar_AE" w:bidi="ar_AE"/>
         </w:rPr>
         <w:t xml:space="preserve"> هُوَ يَوْمٌ يَأْتُونَ إِلَيْكِ مِنْ أَشُّورَ وَمُدُنِ مِصْرَ، وَمِنْ مِصْرَ إِلَى ٱلنَّهْرِ. وَمِنَ ٱلْبَحْرِ إِلَى ٱلْبَحْرِ. وَمِنَ ٱلْجَبَلِ إِلَى ٱلْجَبَلِ.</w:t>
       </w:r>
-      <w:r>
-        <w:rPr>
-          <w:lang w:val="ar_AE" w:bidi="ar_AE"/>
-        </w:rPr>
-      </w:r>
-      <w:r>
-        <w:rPr>
-          <w:lang w:val="ar_AE" w:bidi="ar_AE"/>
-        </w:rPr>
-      </w:r>
-    </w:p>
-    <w:p>
-      <w:pPr>
-        <w:bidi/>
-      </w:pPr>
-      <w:r>
-        <w:rPr>
-          <w:lang w:val="ar_AE" w:bidi="ar_AE"/>
-        </w:rPr>
-      </w:r>
-    </w:p>
-    <w:p>
-      <w:pPr>
-        <w:bidi/>
-      </w:pPr>
-      <w:r>
-        <w:rPr>
-          <w:lang w:val="ar_AE" w:bidi="ar_AE"/>
-        </w:rPr>
-      </w:r>
-      <w:r>
-        <w:rPr>
-          <w:vertAlign w:val="superscript"/>
+    </w:p>
+    <w:p>
+      <w:pPr>
+        <w:bidi/>
+      </w:pPr>
+      <w:r>
+        <w:rPr>
+          <w:rtl/>
+          <w:cs/>
+          <w:lang w:val="ar_AE" w:bidi="ar_AE"/>
+        </w:rPr>
+      </w:r>
+      <w:r>
+        <w:rPr>
+          <w:vertAlign w:val="superscript"/>
+          <w:rtl/>
+          <w:cs/>
           <w:lang w:val="ar_AE" w:bidi="ar_AE"/>
         </w:rPr>
         <w:t>13</w:t>
       </w:r>
       <w:r>
         <w:rPr>
+          <w:rtl/>
+          <w:cs/>
           <w:lang w:val="ar_AE" w:bidi="ar_AE"/>
         </w:rPr>
         <w:t xml:space="preserve"> وَلَكِنْ تَصِيرُ ٱلْأَرْضُ خَرِبَةً بِسَبَبِ سُكَّانِهَا، مِنْ أَجْلِ ثَمَرِ أَفْعَالِهِمْ.</w:t>
       </w:r>
-      <w:r>
-        <w:rPr>
-          <w:lang w:val="ar_AE" w:bidi="ar_AE"/>
-        </w:rPr>
-      </w:r>
-      <w:r>
-        <w:rPr>
-          <w:lang w:val="ar_AE" w:bidi="ar_AE"/>
-        </w:rPr>
-      </w:r>
-    </w:p>
-    <w:p>
-      <w:pPr>
-        <w:bidi/>
-      </w:pPr>
-      <w:r>
-        <w:rPr>
-          <w:lang w:val="ar_AE" w:bidi="ar_AE"/>
-        </w:rPr>
-      </w:r>
-    </w:p>
-    <w:p>
-      <w:pPr>
-        <w:bidi/>
-      </w:pPr>
-      <w:r>
-        <w:rPr>
-          <w:lang w:val="ar_AE" w:bidi="ar_AE"/>
-        </w:rPr>
-      </w:r>
-      <w:r>
-        <w:rPr>
-          <w:vertAlign w:val="superscript"/>
+    </w:p>
+    <w:p>
+      <w:pPr>
+        <w:bidi/>
+      </w:pPr>
+      <w:r>
+        <w:rPr>
+          <w:rtl/>
+          <w:cs/>
+          <w:lang w:val="ar_AE" w:bidi="ar_AE"/>
+        </w:rPr>
+      </w:r>
+      <w:r>
+        <w:rPr>
+          <w:vertAlign w:val="superscript"/>
+          <w:rtl/>
+          <w:cs/>
           <w:lang w:val="ar_AE" w:bidi="ar_AE"/>
         </w:rPr>
         <w:t>14</w:t>
       </w:r>
       <w:r>
         <w:rPr>
+          <w:rtl/>
+          <w:cs/>
           <w:lang w:val="ar_AE" w:bidi="ar_AE"/>
         </w:rPr>
         <w:t xml:space="preserve"> اِرْعَ بِعَصَاكَ شَعْبَكَ غَنَمَ مِيرَاثِكَ، سَاكِنَةً وَحْدَهَا فِي وَعْرٍ فِي وَسَطِ ٱلْكَرْمَلِ. لِتَرْعَ فِي بَاشَانَ وَجِلْعَادَ كَأَيَّامِ ٱلْقِدَمِ.</w:t>
       </w:r>
-      <w:r>
-        <w:rPr>
-          <w:lang w:val="ar_AE" w:bidi="ar_AE"/>
-        </w:rPr>
-      </w:r>
-      <w:r>
-        <w:rPr>
-          <w:lang w:val="ar_AE" w:bidi="ar_AE"/>
-        </w:rPr>
-      </w:r>
-    </w:p>
-    <w:p>
-      <w:pPr>
-        <w:bidi/>
-      </w:pPr>
-      <w:r>
-        <w:rPr>
-          <w:lang w:val="ar_AE" w:bidi="ar_AE"/>
-        </w:rPr>
-      </w:r>
-    </w:p>
-    <w:p>
-      <w:pPr>
-        <w:bidi/>
-      </w:pPr>
-      <w:r>
-        <w:rPr>
-          <w:lang w:val="ar_AE" w:bidi="ar_AE"/>
-        </w:rPr>
-      </w:r>
-      <w:r>
-        <w:rPr>
-          <w:vertAlign w:val="superscript"/>
+    </w:p>
+    <w:p>
+      <w:pPr>
+        <w:bidi/>
+      </w:pPr>
+      <w:r>
+        <w:rPr>
+          <w:rtl/>
+          <w:cs/>
+          <w:lang w:val="ar_AE" w:bidi="ar_AE"/>
+        </w:rPr>
+      </w:r>
+      <w:r>
+        <w:rPr>
+          <w:vertAlign w:val="superscript"/>
+          <w:rtl/>
+          <w:cs/>
           <w:lang w:val="ar_AE" w:bidi="ar_AE"/>
         </w:rPr>
         <w:t>15</w:t>
       </w:r>
       <w:r>
         <w:rPr>
+          <w:rtl/>
+          <w:cs/>
           <w:lang w:val="ar_AE" w:bidi="ar_AE"/>
         </w:rPr>
         <w:t xml:space="preserve"> «كَأَيَّامِ خُرُوجِكَ مِنْ أَرْضِ مِصْرَ أُرِيهِ عَجَائِبَ».</w:t>
       </w:r>
-      <w:r>
-        <w:rPr>
-          <w:lang w:val="ar_AE" w:bidi="ar_AE"/>
-        </w:rPr>
-      </w:r>
-      <w:r>
-        <w:rPr>
-          <w:lang w:val="ar_AE" w:bidi="ar_AE"/>
-        </w:rPr>
-      </w:r>
-    </w:p>
-    <w:p>
-      <w:pPr>
-        <w:bidi/>
-      </w:pPr>
-      <w:r>
-        <w:rPr>
-          <w:lang w:val="ar_AE" w:bidi="ar_AE"/>
-        </w:rPr>
-      </w:r>
-    </w:p>
-    <w:p>
-      <w:pPr>
-        <w:bidi/>
-      </w:pPr>
-      <w:r>
-        <w:rPr>
-          <w:lang w:val="ar_AE" w:bidi="ar_AE"/>
-        </w:rPr>
-      </w:r>
-      <w:r>
-        <w:rPr>
-          <w:vertAlign w:val="superscript"/>
+    </w:p>
+    <w:p>
+      <w:pPr>
+        <w:bidi/>
+      </w:pPr>
+      <w:r>
+        <w:rPr>
+          <w:rtl/>
+          <w:cs/>
+          <w:lang w:val="ar_AE" w:bidi="ar_AE"/>
+        </w:rPr>
+      </w:r>
+      <w:r>
+        <w:rPr>
+          <w:vertAlign w:val="superscript"/>
+          <w:rtl/>
+          <w:cs/>
           <w:lang w:val="ar_AE" w:bidi="ar_AE"/>
         </w:rPr>
         <w:t>16</w:t>
       </w:r>
       <w:r>
         <w:rPr>
+          <w:rtl/>
+          <w:cs/>
           <w:lang w:val="ar_AE" w:bidi="ar_AE"/>
         </w:rPr>
         <w:t xml:space="preserve"> يَنْظُرُ ٱلْأُمَمُ وَيَخْجَلُونَ مِنْ كُلِّ بَطْشِهِمْ. يَضَعُونَ أَيْدِيَهُمْ عَلَى أَفْوَاهِهِمْ، وَتَصُمُّ آذَانُهُمْ.</w:t>
       </w:r>
-      <w:r>
-        <w:rPr>
-          <w:lang w:val="ar_AE" w:bidi="ar_AE"/>
-        </w:rPr>
-      </w:r>
-      <w:r>
-        <w:rPr>
-          <w:lang w:val="ar_AE" w:bidi="ar_AE"/>
-        </w:rPr>
-      </w:r>
-    </w:p>
-    <w:p>
-      <w:pPr>
-        <w:bidi/>
-      </w:pPr>
-      <w:r>
-        <w:rPr>
-          <w:lang w:val="ar_AE" w:bidi="ar_AE"/>
-        </w:rPr>
-      </w:r>
-    </w:p>
-    <w:p>
-      <w:pPr>
-        <w:bidi/>
-      </w:pPr>
-      <w:r>
-        <w:rPr>
-          <w:lang w:val="ar_AE" w:bidi="ar_AE"/>
-        </w:rPr>
-      </w:r>
-      <w:r>
-        <w:rPr>
-          <w:vertAlign w:val="superscript"/>
+    </w:p>
+    <w:p>
+      <w:pPr>
+        <w:bidi/>
+      </w:pPr>
+      <w:r>
+        <w:rPr>
+          <w:rtl/>
+          <w:cs/>
+          <w:lang w:val="ar_AE" w:bidi="ar_AE"/>
+        </w:rPr>
+      </w:r>
+      <w:r>
+        <w:rPr>
+          <w:vertAlign w:val="superscript"/>
+          <w:rtl/>
+          <w:cs/>
           <w:lang w:val="ar_AE" w:bidi="ar_AE"/>
         </w:rPr>
         <w:t>17</w:t>
       </w:r>
       <w:r>
         <w:rPr>
+          <w:rtl/>
+          <w:cs/>
           <w:lang w:val="ar_AE" w:bidi="ar_AE"/>
         </w:rPr>
         <w:t xml:space="preserve"> يَلْحَسُونَ ٱلتُّرَابَ كَٱلْحَيَّةِ، كَزَوَاحِفِ ٱلْأَرْضِ. يَخْرُجُونَ بِٱلرِّعْدَةِ مِنْ حُصُونِهِمْ، يَأْتُونَ بِٱلرُّعْبِ إِلَى ٱلرَّبِّ إِلَهِنَا وَيَخَافُونَ مِنْكَ.</w:t>
       </w:r>
-      <w:r>
-        <w:rPr>
-          <w:lang w:val="ar_AE" w:bidi="ar_AE"/>
-        </w:rPr>
-      </w:r>
-      <w:r>
-        <w:rPr>
-          <w:lang w:val="ar_AE" w:bidi="ar_AE"/>
-        </w:rPr>
-      </w:r>
-    </w:p>
-    <w:p>
-      <w:pPr>
-        <w:bidi/>
-      </w:pPr>
-      <w:r>
-        <w:rPr>
-          <w:lang w:val="ar_AE" w:bidi="ar_AE"/>
-        </w:rPr>
-      </w:r>
-    </w:p>
-    <w:p>
-      <w:pPr>
-        <w:bidi/>
-      </w:pPr>
-      <w:r>
-        <w:rPr>
-          <w:lang w:val="ar_AE" w:bidi="ar_AE"/>
-        </w:rPr>
-      </w:r>
-      <w:r>
-        <w:rPr>
-          <w:vertAlign w:val="superscript"/>
+    </w:p>
+    <w:p>
+      <w:pPr>
+        <w:bidi/>
+      </w:pPr>
+      <w:r>
+        <w:rPr>
+          <w:rtl/>
+          <w:cs/>
+          <w:lang w:val="ar_AE" w:bidi="ar_AE"/>
+        </w:rPr>
+      </w:r>
+      <w:r>
+        <w:rPr>
+          <w:vertAlign w:val="superscript"/>
+          <w:rtl/>
+          <w:cs/>
           <w:lang w:val="ar_AE" w:bidi="ar_AE"/>
         </w:rPr>
         <w:t>18</w:t>
       </w:r>
       <w:r>
         <w:rPr>
+          <w:rtl/>
+          <w:cs/>
           <w:lang w:val="ar_AE" w:bidi="ar_AE"/>
         </w:rPr>
         <w:t xml:space="preserve"> مَنْ هُوَ إِلَهٌ مِثْلُكَ غَافِرٌ ٱلْإِثْمَ وَصَافِحٌ عَنِ ٱلذَّنْبِ لِبَقِيَّةِ مِيرَاثِهِ! لَا يَحْفَظُ إِلَى ٱلْأَبَدِ غَضَبَهُ، فَإِنَّهُ يُسَرُّ بِٱلرَّأْفَةِ.</w:t>
       </w:r>
-      <w:r>
-        <w:rPr>
-          <w:lang w:val="ar_AE" w:bidi="ar_AE"/>
-        </w:rPr>
-      </w:r>
-      <w:r>
-        <w:rPr>
-          <w:lang w:val="ar_AE" w:bidi="ar_AE"/>
-        </w:rPr>
-      </w:r>
-    </w:p>
-    <w:p>
-      <w:pPr>
-        <w:bidi/>
-      </w:pPr>
-      <w:r>
-        <w:rPr>
-          <w:lang w:val="ar_AE" w:bidi="ar_AE"/>
-        </w:rPr>
-      </w:r>
-    </w:p>
-    <w:p>
-      <w:pPr>
-        <w:bidi/>
-      </w:pPr>
-      <w:r>
-        <w:rPr>
-          <w:lang w:val="ar_AE" w:bidi="ar_AE"/>
-        </w:rPr>
-      </w:r>
-      <w:r>
-        <w:rPr>
-          <w:vertAlign w:val="superscript"/>
+    </w:p>
+    <w:p>
+      <w:pPr>
+        <w:bidi/>
+      </w:pPr>
+      <w:r>
+        <w:rPr>
+          <w:rtl/>
+          <w:cs/>
+          <w:lang w:val="ar_AE" w:bidi="ar_AE"/>
+        </w:rPr>
+      </w:r>
+      <w:r>
+        <w:rPr>
+          <w:vertAlign w:val="superscript"/>
+          <w:rtl/>
+          <w:cs/>
           <w:lang w:val="ar_AE" w:bidi="ar_AE"/>
         </w:rPr>
         <w:t>19</w:t>
       </w:r>
       <w:r>
         <w:rPr>
+          <w:rtl/>
+          <w:cs/>
           <w:lang w:val="ar_AE" w:bidi="ar_AE"/>
         </w:rPr>
         <w:t xml:space="preserve"> يَعُودُ يَرْحَمُنَا، يَدُوسُ آثَامَنَا، وَتُطْرَحُ فِي أَعْمَاقِ ٱلْبَحْرِ جَمِيعُ خَطَايَاهُمْ.</w:t>
       </w:r>
-      <w:r>
-        <w:rPr>
-          <w:lang w:val="ar_AE" w:bidi="ar_AE"/>
-        </w:rPr>
-      </w:r>
-      <w:r>
-        <w:rPr>
-          <w:lang w:val="ar_AE" w:bidi="ar_AE"/>
-        </w:rPr>
-      </w:r>
-    </w:p>
-    <w:p>
-      <w:pPr>
-        <w:bidi/>
-      </w:pPr>
-      <w:r>
-        <w:rPr>
-          <w:lang w:val="ar_AE" w:bidi="ar_AE"/>
-        </w:rPr>
-      </w:r>
-    </w:p>
-    <w:p>
-      <w:pPr>
-        <w:bidi/>
-      </w:pPr>
-      <w:r>
-        <w:rPr>
-          <w:lang w:val="ar_AE" w:bidi="ar_AE"/>
-        </w:rPr>
-      </w:r>
-      <w:r>
-        <w:rPr>
-          <w:vertAlign w:val="superscript"/>
+    </w:p>
+    <w:p>
+      <w:pPr>
+        <w:bidi/>
+      </w:pPr>
+      <w:r>
+        <w:rPr>
+          <w:rtl/>
+          <w:cs/>
+          <w:lang w:val="ar_AE" w:bidi="ar_AE"/>
+        </w:rPr>
+      </w:r>
+      <w:r>
+        <w:rPr>
+          <w:vertAlign w:val="superscript"/>
+          <w:rtl/>
+          <w:cs/>
           <w:lang w:val="ar_AE" w:bidi="ar_AE"/>
         </w:rPr>
         <w:t>20</w:t>
       </w:r>
       <w:r>
         <w:rPr>
+          <w:rtl/>
+          <w:cs/>
           <w:lang w:val="ar_AE" w:bidi="ar_AE"/>
         </w:rPr>
         <w:t xml:space="preserve"> تَصْنَعُ ٱلْأَمَانَةَ لِيَعْقُوبَ وَٱلرَّأْفَةَ لِإِبْرَاهِيمَ، ٱللَّتَيْنِ حَلَفْتَ لِآبَائِنَا مُنْذُ أَيَّامِ ٱلْقِدَمِ.</w:t>
-      </w:r>
-      <w:r>
-        <w:rPr>
-          <w:lang w:val="ar_AE" w:bidi="ar_AE"/>
-        </w:rPr>
-      </w:r>
-      <w:r>
-        <w:rPr>
-          <w:lang w:val="ar_AE" w:bidi="ar_AE"/>
-        </w:rPr>
       </w:r>
     </w:p>
     <w:sectPr>
